--- a/apcs/lessons/Unit 5_Strings_ShortCircuit/APCS_Lesson_ShortEval_FilledOut.docx
+++ b/apcs/lessons/Unit 5_Strings_ShortCircuit/APCS_Lesson_ShortEval_FilledOut.docx
@@ -1,6 +1,6 @@
 
 <file path=word/document.xml><?xml version="1.0" encoding="utf-8"?>
-<w:document xmlns:wpc="http://schemas.microsoft.com/office/word/2010/wordprocessingCanvas" xmlns:mc="http://schemas.openxmlformats.org/markup-compatibility/2006" xmlns:o="urn:schemas-microsoft-com:office:office" xmlns:r="http://schemas.openxmlformats.org/officeDocument/2006/relationships" xmlns:m="http://schemas.openxmlformats.org/officeDocument/2006/math" xmlns:v="urn:schemas-microsoft-com:vml" xmlns:wp14="http://schemas.microsoft.com/office/word/2010/wordprocessingDrawing" xmlns:wp="http://schemas.openxmlformats.org/drawingml/2006/wordprocessingDrawing" xmlns:w10="urn:schemas-microsoft-com:office:word" xmlns:w="http://schemas.openxmlformats.org/wordprocessingml/2006/main" xmlns:w14="http://schemas.microsoft.com/office/word/2010/wordml" xmlns:wpg="http://schemas.microsoft.com/office/word/2010/wordprocessingGroup" xmlns:wpi="http://schemas.microsoft.com/office/word/2010/wordprocessingInk" xmlns:wne="http://schemas.microsoft.com/office/word/2006/wordml" xmlns:wps="http://schemas.microsoft.com/office/word/2010/wordprocessingShape" mc:Ignorable="w14 wp14">
+<w:document xmlns:wpc="http://schemas.microsoft.com/office/word/2010/wordprocessingCanvas" xmlns:cx="http://schemas.microsoft.com/office/drawing/2014/chartex" xmlns:cx1="http://schemas.microsoft.com/office/drawing/2015/9/8/chartex" xmlns:mc="http://schemas.openxmlformats.org/markup-compatibility/2006" xmlns:o="urn:schemas-microsoft-com:office:office" xmlns:r="http://schemas.openxmlformats.org/officeDocument/2006/relationships" xmlns:m="http://schemas.openxmlformats.org/officeDocument/2006/math" xmlns:v="urn:schemas-microsoft-com:vml" xmlns:wp14="http://schemas.microsoft.com/office/word/2010/wordprocessingDrawing" xmlns:wp="http://schemas.openxmlformats.org/drawingml/2006/wordprocessingDrawing" xmlns:w10="urn:schemas-microsoft-com:office:word" xmlns:w="http://schemas.openxmlformats.org/wordprocessingml/2006/main" xmlns:w14="http://schemas.microsoft.com/office/word/2010/wordml" xmlns:w15="http://schemas.microsoft.com/office/word/2012/wordml" xmlns:w16se="http://schemas.microsoft.com/office/word/2015/wordml/symex" xmlns:wpg="http://schemas.microsoft.com/office/word/2010/wordprocessingGroup" xmlns:wpi="http://schemas.microsoft.com/office/word/2010/wordprocessingInk" xmlns:wne="http://schemas.microsoft.com/office/word/2006/wordml" xmlns:wps="http://schemas.microsoft.com/office/word/2010/wordprocessingShape" mc:Ignorable="w14 w15 w16se wp14">
   <w:body>
     <w:p>
       <w:pPr>
@@ -21,18 +21,18 @@
         <mc:AlternateContent>
           <mc:Choice Requires="wps">
             <w:drawing>
-              <wp:anchor distT="0" distB="0" distL="114300" distR="114300" simplePos="0" relativeHeight="251659264" behindDoc="0" locked="0" layoutInCell="1" allowOverlap="1" wp14:anchorId="35E990F0" wp14:editId="5C6A1EA1">
+              <wp:anchor distT="0" distB="0" distL="114300" distR="114300" simplePos="0" relativeHeight="251661312" behindDoc="0" locked="0" layoutInCell="1" allowOverlap="1" wp14:anchorId="39F0850B" wp14:editId="5B2CCDC3">
                 <wp:simplePos x="0" y="0"/>
                 <wp:positionH relativeFrom="column">
-                  <wp:posOffset>1432560</wp:posOffset>
+                  <wp:posOffset>1503166</wp:posOffset>
                 </wp:positionH>
                 <wp:positionV relativeFrom="paragraph">
-                  <wp:posOffset>-94615</wp:posOffset>
+                  <wp:posOffset>-219394</wp:posOffset>
                 </wp:positionV>
-                <wp:extent cx="4028440" cy="1517650"/>
-                <wp:effectExtent l="19050" t="19050" r="86360" b="82550"/>
+                <wp:extent cx="4028440" cy="1475873"/>
+                <wp:effectExtent l="19050" t="19050" r="86360" b="86360"/>
                 <wp:wrapNone/>
-                <wp:docPr id="4" name="Flowchart: Document 4"/>
+                <wp:docPr id="7" name="Flowchart: Document 7"/>
                 <wp:cNvGraphicFramePr>
                   <a:graphicFrameLocks xmlns:a="http://schemas.openxmlformats.org/drawingml/2006/main"/>
                 </wp:cNvGraphicFramePr>
@@ -45,7 +45,7 @@
                       <wps:spPr bwMode="auto">
                         <a:xfrm>
                           <a:off x="0" y="0"/>
-                          <a:ext cx="4028440" cy="1517650"/>
+                          <a:ext cx="4028440" cy="1475873"/>
                         </a:xfrm>
                         <a:prstGeom prst="flowChartDocument">
                           <a:avLst/>
@@ -76,7 +76,7 @@
                               <w:spacing w:after="0"/>
                               <w:jc w:val="center"/>
                               <w:rPr>
-                                <w:rFonts w:ascii="Constantia" w:hAnsi="Constantia"/>
+                                <w:rFonts w:ascii="DejaVu Sans" w:hAnsi="DejaVu Sans" w:cs="DejaVu Sans"/>
                                 <w:b/>
                                 <w:color w:val="FF0000"/>
                                 <w:sz w:val="28"/>
@@ -85,7 +85,7 @@
                             </w:pPr>
                             <w:r>
                               <w:rPr>
-                                <w:rFonts w:ascii="Constantia" w:hAnsi="Constantia"/>
+                                <w:rFonts w:ascii="DejaVu Sans" w:hAnsi="DejaVu Sans" w:cs="DejaVu Sans"/>
                                 <w:b/>
                                 <w:color w:val="FF0000"/>
                                 <w:sz w:val="28"/>
@@ -100,18 +100,18 @@
                               <w:jc w:val="center"/>
                               <w:rPr>
                                 <w:rStyle w:val="Hyperlink"/>
-                                <w:rFonts w:ascii="Constantia" w:hAnsi="Constantia"/>
+                                <w:rFonts w:ascii="DejaVu Sans" w:hAnsi="DejaVu Sans" w:cs="DejaVu Sans"/>
                                 <w:b/>
                                 <w:sz w:val="24"/>
                                 <w:szCs w:val="24"/>
                               </w:rPr>
                             </w:pPr>
-                            <w:hyperlink r:id="rId8" w:history="1">
+                            <w:hyperlink r:id="rId7" w:history="1">
                               <w:proofErr w:type="spellStart"/>
                               <w:r>
                                 <w:rPr>
                                   <w:rStyle w:val="Hyperlink"/>
-                                  <w:rFonts w:ascii="Constantia" w:hAnsi="Constantia"/>
+                                  <w:rFonts w:ascii="DejaVu Sans" w:hAnsi="DejaVu Sans" w:cs="DejaVu Sans"/>
                                   <w:b/>
                                   <w:color w:val="00B050"/>
                                   <w:sz w:val="24"/>
@@ -123,7 +123,7 @@
                               <w:r>
                                 <w:rPr>
                                   <w:rStyle w:val="Hyperlink"/>
-                                  <w:rFonts w:ascii="Constantia" w:hAnsi="Constantia"/>
+                                  <w:rFonts w:ascii="DejaVu Sans" w:hAnsi="DejaVu Sans" w:cs="DejaVu Sans"/>
                                   <w:b/>
                                   <w:color w:val="00B050"/>
                                   <w:sz w:val="24"/>
@@ -134,7 +134,7 @@
                             </w:hyperlink>
                             <w:r>
                               <w:rPr>
-                                <w:rFonts w:ascii="Constantia" w:hAnsi="Constantia"/>
+                                <w:rFonts w:ascii="DejaVu Sans" w:hAnsi="DejaVu Sans" w:cs="DejaVu Sans"/>
                                 <w:b/>
                                 <w:color w:val="FF0000"/>
                                 <w:sz w:val="24"/>
@@ -142,13 +142,13 @@
                               </w:rPr>
                               <w:t xml:space="preserve"> </w:t>
                             </w:r>
-                            <w:hyperlink r:id="rId9" w:history="1">
+                            <w:hyperlink r:id="rId8" w:history="1">
                               <w:proofErr w:type="spellStart"/>
                               <w:proofErr w:type="gramStart"/>
                               <w:r>
                                 <w:rPr>
                                   <w:rStyle w:val="Hyperlink"/>
-                                  <w:rFonts w:ascii="Constantia" w:hAnsi="Constantia"/>
+                                  <w:rFonts w:ascii="DejaVu Sans" w:hAnsi="DejaVu Sans" w:cs="DejaVu Sans"/>
                                   <w:b/>
                                   <w:sz w:val="24"/>
                                   <w:szCs w:val="24"/>
@@ -160,7 +160,7 @@
                               <w:r>
                                 <w:rPr>
                                   <w:rStyle w:val="Hyperlink"/>
-                                  <w:rFonts w:ascii="Constantia" w:hAnsi="Constantia"/>
+                                  <w:rFonts w:ascii="DejaVu Sans" w:hAnsi="DejaVu Sans" w:cs="DejaVu Sans"/>
                                   <w:b/>
                                   <w:sz w:val="24"/>
                                   <w:szCs w:val="24"/>
@@ -174,7 +174,7 @@
                               <w:spacing w:after="0"/>
                               <w:jc w:val="center"/>
                               <w:rPr>
-                                <w:rFonts w:ascii="Constantia" w:hAnsi="Constantia"/>
+                                <w:rFonts w:ascii="DejaVu Sans" w:hAnsi="DejaVu Sans" w:cs="DejaVu Sans"/>
                                 <w:b/>
                                 <w:color w:val="7030A0"/>
                                 <w:sz w:val="24"/>
@@ -183,23 +183,35 @@
                             </w:pPr>
                             <w:r>
                               <w:rPr>
-                                <w:rFonts w:ascii="Constantia" w:hAnsi="Constantia"/>
+                                <w:rFonts w:ascii="DejaVu Sans" w:hAnsi="DejaVu Sans" w:cs="DejaVu Sans"/>
                                 <w:b/>
                                 <w:color w:val="7030A0"/>
                                 <w:sz w:val="24"/>
                                 <w:szCs w:val="24"/>
                               </w:rPr>
-                              <w:t xml:space="preserve">Unit </w:t>
+                              <w:t>Unit 5</w:t>
                             </w:r>
+                            <w:proofErr w:type="gramStart"/>
                             <w:r>
                               <w:rPr>
-                                <w:rFonts w:ascii="Constantia" w:hAnsi="Constantia"/>
+                                <w:rFonts w:ascii="DejaVu Sans" w:hAnsi="DejaVu Sans" w:cs="DejaVu Sans"/>
                                 <w:b/>
                                 <w:color w:val="7030A0"/>
                                 <w:sz w:val="24"/>
                                 <w:szCs w:val="24"/>
                               </w:rPr>
-                              <w:t>5: Strings/Short Circuit Evaluation</w:t>
+                              <w:t>:Strings</w:t>
+                            </w:r>
+                            <w:proofErr w:type="gramEnd"/>
+                            <w:r>
+                              <w:rPr>
+                                <w:rFonts w:ascii="DejaVu Sans" w:hAnsi="DejaVu Sans" w:cs="DejaVu Sans"/>
+                                <w:b/>
+                                <w:color w:val="7030A0"/>
+                                <w:sz w:val="24"/>
+                                <w:szCs w:val="24"/>
+                              </w:rPr>
+                              <w:t>/Short Circuit Evaluation</w:t>
                             </w:r>
                           </w:p>
                           <w:p>
@@ -207,9 +219,8 @@
                               <w:spacing w:after="0"/>
                               <w:jc w:val="center"/>
                               <w:rPr>
-                                <w:rFonts w:ascii="Constantia" w:hAnsi="Constantia"/>
+                                <w:rFonts w:ascii="DejaVu Sans" w:hAnsi="DejaVu Sans" w:cs="DejaVu Sans"/>
                                 <w:b/>
-                                <w:color w:val="00B050"/>
                                 <w:sz w:val="24"/>
                                 <w:szCs w:val="24"/>
                                 <w:u w:val="single"/>
@@ -217,30 +228,19 @@
                             </w:pPr>
                             <w:r>
                               <w:rPr>
-                                <w:rFonts w:ascii="Constantia" w:hAnsi="Constantia"/>
+                                <w:rFonts w:ascii="DejaVu Sans" w:hAnsi="DejaVu Sans" w:cs="DejaVu Sans"/>
                                 <w:b/>
                                 <w:color w:val="00B050"/>
                                 <w:sz w:val="24"/>
                                 <w:szCs w:val="24"/>
                                 <w:u w:val="single"/>
                               </w:rPr>
-                              <w:t xml:space="preserve">Lesson: </w:t>
-                            </w:r>
-                            <w:r>
-                              <w:rPr>
-                                <w:rFonts w:ascii="Constantia" w:hAnsi="Constantia"/>
-                                <w:b/>
-                                <w:color w:val="00B050"/>
-                                <w:sz w:val="24"/>
-                                <w:szCs w:val="24"/>
-                                <w:u w:val="single"/>
-                              </w:rPr>
-                              <w:t xml:space="preserve">Short Circuit </w:t>
+                              <w:t xml:space="preserve">Lesson: Short Circuit </w:t>
                             </w:r>
                             <w:proofErr w:type="spellStart"/>
                             <w:r>
                               <w:rPr>
-                                <w:rFonts w:ascii="Constantia" w:hAnsi="Constantia"/>
+                                <w:rFonts w:ascii="DejaVu Sans" w:hAnsi="DejaVu Sans" w:cs="DejaVu Sans"/>
                                 <w:b/>
                                 <w:color w:val="00B050"/>
                                 <w:sz w:val="24"/>
@@ -251,25 +251,72 @@
                             </w:r>
                             <w:r>
                               <w:rPr>
-                                <w:rFonts w:ascii="Constantia" w:hAnsi="Constantia"/>
+                                <w:rFonts w:ascii="DejaVu Sans" w:hAnsi="DejaVu Sans" w:cs="DejaVu Sans"/>
                                 <w:b/>
                                 <w:sz w:val="24"/>
                                 <w:szCs w:val="24"/>
                                 <w:u w:val="single"/>
                               </w:rPr>
-                              <w:t>FILLED</w:t>
+                              <w:t>FILLEDOUT</w:t>
                             </w:r>
                             <w:proofErr w:type="spellEnd"/>
+                          </w:p>
+                          <w:p>
+                            <w:pPr>
+                              <w:spacing w:after="0"/>
+                              <w:jc w:val="center"/>
+                              <w:rPr>
+                                <w:rFonts w:ascii="DejaVu Sans" w:hAnsi="DejaVu Sans" w:cs="DejaVu Sans"/>
+                                <w:i/>
+                                <w:color w:val="0070C0"/>
+                                <w:sz w:val="28"/>
+                                <w:szCs w:val="28"/>
+                              </w:rPr>
+                            </w:pPr>
                             <w:r>
+                              <w:rPr>
+                                <w:rFonts w:ascii="DejaVu Sans" w:hAnsi="DejaVu Sans" w:cs="DejaVu Sans"/>
+                                <w:b/>
+                                <w:i/>
+                                <w:color w:val="0070C0"/>
+                                <w:sz w:val="24"/>
+                                <w:szCs w:val="24"/>
+                              </w:rPr>
+                              <w:t>Last Updated:</w:t>
+                            </w:r>
+                            <w:r>
+                              <w:rPr>
+                                <w:rFonts w:ascii="DejaVu Sans" w:hAnsi="DejaVu Sans" w:cs="DejaVu Sans"/>
+                                <w:i/>
+                                <w:color w:val="0070C0"/>
+                                <w:sz w:val="24"/>
+                                <w:szCs w:val="24"/>
+                              </w:rPr>
+                              <w:t xml:space="preserve"> </w:t>
+                            </w:r>
+                            <w:r>
+                              <w:rPr>
+                                <w:rFonts w:ascii="DejaVu Sans" w:hAnsi="DejaVu Sans" w:cs="DejaVu Sans"/>
+                                <w:i/>
+                                <w:color w:val="0070C0"/>
+                                <w:sz w:val="24"/>
+                                <w:szCs w:val="24"/>
+                              </w:rPr>
+                              <w:t>2/8/2022</w:t>
+                            </w:r>
+                          </w:p>
+                          <w:p>
+                            <w:pPr>
+                              <w:spacing w:after="0"/>
+                              <w:jc w:val="center"/>
                               <w:rPr>
                                 <w:rFonts w:ascii="Constantia" w:hAnsi="Constantia"/>
                                 <w:b/>
-                                <w:sz w:val="24"/>
-                                <w:szCs w:val="24"/>
-                                <w:u w:val="single"/>
+                                <w:color w:val="FF0000"/>
+                                <w:sz w:val="28"/>
+                                <w:szCs w:val="28"/>
                               </w:rPr>
-                              <w:t xml:space="preserve"> OUT</w:t>
-                            </w:r>
+                            </w:pPr>
                           </w:p>
                           <w:p>
                             <w:pPr>
@@ -283,125 +330,6 @@
                                 <w:szCs w:val="28"/>
                               </w:rPr>
                             </w:pPr>
-                            <w:r>
-                              <w:rPr>
-                                <w:rFonts w:ascii="Constantia" w:hAnsi="Constantia"/>
-                                <w:b/>
-                                <w:i/>
-                                <w:color w:val="0070C0"/>
-                                <w:sz w:val="24"/>
-                                <w:szCs w:val="24"/>
-                              </w:rPr>
-                              <w:t>Last Updated:</w:t>
-                            </w:r>
-                            <w:r>
-                              <w:rPr>
-                                <w:rFonts w:ascii="Constantia" w:hAnsi="Constantia"/>
-                                <w:i/>
-                                <w:color w:val="0070C0"/>
-                                <w:sz w:val="24"/>
-                                <w:szCs w:val="24"/>
-                              </w:rPr>
-                              <w:t xml:space="preserve"> </w:t>
-                            </w:r>
-                            <w:r>
-                              <w:rPr>
-                                <w:rFonts w:ascii="Constantia" w:hAnsi="Constantia"/>
-                                <w:i/>
-                                <w:color w:val="0070C0"/>
-                                <w:sz w:val="24"/>
-                                <w:szCs w:val="24"/>
-                              </w:rPr>
-                              <w:t>4/</w:t>
-                            </w:r>
-                            <w:r>
-                              <w:rPr>
-                                <w:rFonts w:ascii="Constantia" w:hAnsi="Constantia"/>
-                                <w:i/>
-                                <w:color w:val="0070C0"/>
-                                <w:sz w:val="24"/>
-                                <w:szCs w:val="24"/>
-                              </w:rPr>
-                              <w:t>27/2017</w:t>
-                            </w:r>
-                          </w:p>
-                          <w:p>
-                            <w:pPr>
-                              <w:spacing w:after="0"/>
-                              <w:rPr>
-                                <w:rFonts w:ascii="Constantia" w:hAnsi="Constantia"/>
-                                <w:b/>
-                                <w:color w:val="FF0000"/>
-                                <w:sz w:val="24"/>
-                                <w:szCs w:val="24"/>
-                              </w:rPr>
-                            </w:pPr>
-                          </w:p>
-                          <w:p>
-                            <w:pPr>
-                              <w:spacing w:after="0"/>
-                              <w:jc w:val="center"/>
-                              <w:rPr>
-                                <w:rFonts w:ascii="Constantia" w:hAnsi="Constantia"/>
-                                <w:color w:val="00B050"/>
-                                <w:sz w:val="28"/>
-                                <w:szCs w:val="28"/>
-                                <w:u w:val="single"/>
-                              </w:rPr>
-                            </w:pPr>
-                            <w:r>
-                              <w:rPr>
-                                <w:rFonts w:ascii="Constantia" w:hAnsi="Constantia"/>
-                                <w:color w:val="00B050"/>
-                                <w:sz w:val="28"/>
-                                <w:szCs w:val="28"/>
-                                <w:u w:val="single"/>
-                              </w:rPr>
-                              <w:t>Lesson: Parameter Passing Mechanisms</w:t>
-                            </w:r>
-                          </w:p>
-                          <w:p>
-                            <w:pPr>
-                              <w:spacing w:after="0"/>
-                              <w:jc w:val="center"/>
-                              <w:rPr>
-                                <w:rFonts w:ascii="Constantia" w:hAnsi="Constantia"/>
-                                <w:i/>
-                                <w:color w:val="0070C0"/>
-                                <w:sz w:val="28"/>
-                                <w:szCs w:val="28"/>
-                              </w:rPr>
-                            </w:pPr>
-                            <w:r>
-                              <w:rPr>
-                                <w:rFonts w:ascii="Constantia" w:hAnsi="Constantia"/>
-                                <w:i/>
-                                <w:color w:val="0070C0"/>
-                                <w:sz w:val="28"/>
-                                <w:szCs w:val="28"/>
-                              </w:rPr>
-                              <w:t>Last Updated: 100/11001</w:t>
-                            </w:r>
-                            <w:r>
-                              <w:rPr>
-                                <w:rFonts w:ascii="Constantia" w:hAnsi="Constantia"/>
-                                <w:i/>
-                                <w:color w:val="0070C0"/>
-                                <w:sz w:val="28"/>
-                                <w:szCs w:val="28"/>
-                              </w:rPr>
-                              <w:t>/</w:t>
-                            </w:r>
-                            <w:r>
-                              <w:rPr>
-                                <w:rFonts w:ascii="Constantia" w:hAnsi="Constantia"/>
-                                <w:i/>
-                                <w:color w:val="0070C0"/>
-                                <w:sz w:val="28"/>
-                                <w:szCs w:val="28"/>
-                              </w:rPr>
-                              <w:t>1100</w:t>
-                            </w:r>
                           </w:p>
                         </w:txbxContent>
                       </wps:txbx>
@@ -422,11 +350,11 @@
           </mc:Choice>
           <mc:Fallback>
             <w:pict>
-              <v:shapetype id="_x0000_t114" coordsize="21600,21600" o:spt="114" path="m,20172v945,400,1887,628,2795,913c3587,21312,4342,21370,5060,21597v2037,,2567,-227,3095,-285c8722,21197,9325,20970,9855,20800v490,-228,945,-400,1472,-740c11817,19887,12347,19660,12875,19375v567,-228,1095,-513,1700,-740c15177,18462,15782,18122,16537,17950v718,-113,1398,-398,2228,-513c19635,17437,20577,17322,21597,17322l21597,,,xe">
+              <v:shapetype w14:anchorId="39F0850B" id="_x0000_t114" coordsize="21600,21600" o:spt="114" path="m,20172v945,400,1887,628,2795,913c3587,21312,4342,21370,5060,21597v2037,,2567,-227,3095,-285c8722,21197,9325,20970,9855,20800v490,-228,945,-400,1472,-740c11817,19887,12347,19660,12875,19375v567,-228,1095,-513,1700,-740c15177,18462,15782,18122,16537,17950v718,-113,1398,-398,2228,-513c19635,17437,20577,17322,21597,17322l21597,,,xe">
                 <v:stroke joinstyle="miter"/>
                 <v:path o:connecttype="custom" o:connectlocs="10800,0;0,10800;10800,20400;21600,10800" textboxrect="0,0,21600,17322"/>
               </v:shapetype>
-              <v:shape id="Flowchart: Document 4" o:spid="_x0000_s1026" type="#_x0000_t114" style="position:absolute;margin-left:112.8pt;margin-top:-7.45pt;width:317.2pt;height:119.5pt;z-index:251659264;visibility:visible;mso-wrap-style:square;mso-width-percent:0;mso-height-percent:0;mso-wrap-distance-left:9pt;mso-wrap-distance-top:0;mso-wrap-distance-right:9pt;mso-wrap-distance-bottom:0;mso-position-horizontal:absolute;mso-position-horizontal-relative:text;mso-position-vertical:absolute;mso-position-vertical-relative:text;mso-width-percent:0;mso-height-percent:0;mso-width-relative:page;mso-height-relative:page;v-text-anchor:top" o:gfxdata="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" strokeweight="2.25pt">
+              <v:shape id="Flowchart: Document 7" o:spid="_x0000_s1026" type="#_x0000_t114" style="position:absolute;margin-left:118.35pt;margin-top:-17.3pt;width:317.2pt;height:116.2pt;z-index:251661312;visibility:visible;mso-wrap-style:square;mso-width-percent:0;mso-height-percent:0;mso-wrap-distance-left:9pt;mso-wrap-distance-top:0;mso-wrap-distance-right:9pt;mso-wrap-distance-bottom:0;mso-position-horizontal:absolute;mso-position-horizontal-relative:text;mso-position-vertical:absolute;mso-position-vertical-relative:text;mso-width-percent:0;mso-height-percent:0;mso-width-relative:page;mso-height-relative:page;v-text-anchor:top" o:gfxdata="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" strokeweight="2.25pt">
                 <v:shadow on="t" opacity=".5" offset="6pt,6pt"/>
                 <v:textbox>
                   <w:txbxContent>
@@ -435,7 +363,7 @@
                         <w:spacing w:after="0"/>
                         <w:jc w:val="center"/>
                         <w:rPr>
-                          <w:rFonts w:ascii="Constantia" w:hAnsi="Constantia"/>
+                          <w:rFonts w:ascii="DejaVu Sans" w:hAnsi="DejaVu Sans" w:cs="DejaVu Sans"/>
                           <w:b/>
                           <w:color w:val="FF0000"/>
                           <w:sz w:val="28"/>
@@ -444,7 +372,7 @@
                       </w:pPr>
                       <w:r>
                         <w:rPr>
-                          <w:rFonts w:ascii="Constantia" w:hAnsi="Constantia"/>
+                          <w:rFonts w:ascii="DejaVu Sans" w:hAnsi="DejaVu Sans" w:cs="DejaVu Sans"/>
                           <w:b/>
                           <w:color w:val="FF0000"/>
                           <w:sz w:val="28"/>
@@ -459,18 +387,18 @@
                         <w:jc w:val="center"/>
                         <w:rPr>
                           <w:rStyle w:val="Hyperlink"/>
-                          <w:rFonts w:ascii="Constantia" w:hAnsi="Constantia"/>
+                          <w:rFonts w:ascii="DejaVu Sans" w:hAnsi="DejaVu Sans" w:cs="DejaVu Sans"/>
                           <w:b/>
                           <w:sz w:val="24"/>
                           <w:szCs w:val="24"/>
                         </w:rPr>
                       </w:pPr>
-                      <w:hyperlink r:id="rId10" w:history="1">
+                      <w:hyperlink r:id="rId9" w:history="1">
                         <w:proofErr w:type="spellStart"/>
                         <w:r>
                           <w:rPr>
                             <w:rStyle w:val="Hyperlink"/>
-                            <w:rFonts w:ascii="Constantia" w:hAnsi="Constantia"/>
+                            <w:rFonts w:ascii="DejaVu Sans" w:hAnsi="DejaVu Sans" w:cs="DejaVu Sans"/>
                             <w:b/>
                             <w:color w:val="00B050"/>
                             <w:sz w:val="24"/>
@@ -482,7 +410,7 @@
                         <w:r>
                           <w:rPr>
                             <w:rStyle w:val="Hyperlink"/>
-                            <w:rFonts w:ascii="Constantia" w:hAnsi="Constantia"/>
+                            <w:rFonts w:ascii="DejaVu Sans" w:hAnsi="DejaVu Sans" w:cs="DejaVu Sans"/>
                             <w:b/>
                             <w:color w:val="00B050"/>
                             <w:sz w:val="24"/>
@@ -493,7 +421,7 @@
                       </w:hyperlink>
                       <w:r>
                         <w:rPr>
-                          <w:rFonts w:ascii="Constantia" w:hAnsi="Constantia"/>
+                          <w:rFonts w:ascii="DejaVu Sans" w:hAnsi="DejaVu Sans" w:cs="DejaVu Sans"/>
                           <w:b/>
                           <w:color w:val="FF0000"/>
                           <w:sz w:val="24"/>
@@ -501,13 +429,13 @@
                         </w:rPr>
                         <w:t xml:space="preserve"> </w:t>
                       </w:r>
-                      <w:hyperlink r:id="rId11" w:history="1">
+                      <w:hyperlink r:id="rId10" w:history="1">
                         <w:proofErr w:type="spellStart"/>
                         <w:proofErr w:type="gramStart"/>
                         <w:r>
                           <w:rPr>
                             <w:rStyle w:val="Hyperlink"/>
-                            <w:rFonts w:ascii="Constantia" w:hAnsi="Constantia"/>
+                            <w:rFonts w:ascii="DejaVu Sans" w:hAnsi="DejaVu Sans" w:cs="DejaVu Sans"/>
                             <w:b/>
                             <w:sz w:val="24"/>
                             <w:szCs w:val="24"/>
@@ -519,7 +447,7 @@
                         <w:r>
                           <w:rPr>
                             <w:rStyle w:val="Hyperlink"/>
-                            <w:rFonts w:ascii="Constantia" w:hAnsi="Constantia"/>
+                            <w:rFonts w:ascii="DejaVu Sans" w:hAnsi="DejaVu Sans" w:cs="DejaVu Sans"/>
                             <w:b/>
                             <w:sz w:val="24"/>
                             <w:szCs w:val="24"/>
@@ -533,7 +461,7 @@
                         <w:spacing w:after="0"/>
                         <w:jc w:val="center"/>
                         <w:rPr>
-                          <w:rFonts w:ascii="Constantia" w:hAnsi="Constantia"/>
+                          <w:rFonts w:ascii="DejaVu Sans" w:hAnsi="DejaVu Sans" w:cs="DejaVu Sans"/>
                           <w:b/>
                           <w:color w:val="7030A0"/>
                           <w:sz w:val="24"/>
@@ -542,23 +470,35 @@
                       </w:pPr>
                       <w:r>
                         <w:rPr>
-                          <w:rFonts w:ascii="Constantia" w:hAnsi="Constantia"/>
+                          <w:rFonts w:ascii="DejaVu Sans" w:hAnsi="DejaVu Sans" w:cs="DejaVu Sans"/>
                           <w:b/>
                           <w:color w:val="7030A0"/>
                           <w:sz w:val="24"/>
                           <w:szCs w:val="24"/>
                         </w:rPr>
-                        <w:t xml:space="preserve">Unit </w:t>
+                        <w:t>Unit 5</w:t>
                       </w:r>
+                      <w:proofErr w:type="gramStart"/>
                       <w:r>
                         <w:rPr>
-                          <w:rFonts w:ascii="Constantia" w:hAnsi="Constantia"/>
+                          <w:rFonts w:ascii="DejaVu Sans" w:hAnsi="DejaVu Sans" w:cs="DejaVu Sans"/>
                           <w:b/>
                           <w:color w:val="7030A0"/>
                           <w:sz w:val="24"/>
                           <w:szCs w:val="24"/>
                         </w:rPr>
-                        <w:t>5: Strings/Short Circuit Evaluation</w:t>
+                        <w:t>:Strings</w:t>
+                      </w:r>
+                      <w:proofErr w:type="gramEnd"/>
+                      <w:r>
+                        <w:rPr>
+                          <w:rFonts w:ascii="DejaVu Sans" w:hAnsi="DejaVu Sans" w:cs="DejaVu Sans"/>
+                          <w:b/>
+                          <w:color w:val="7030A0"/>
+                          <w:sz w:val="24"/>
+                          <w:szCs w:val="24"/>
+                        </w:rPr>
+                        <w:t>/Short Circuit Evaluation</w:t>
                       </w:r>
                     </w:p>
                     <w:p>
@@ -566,9 +506,8 @@
                         <w:spacing w:after="0"/>
                         <w:jc w:val="center"/>
                         <w:rPr>
-                          <w:rFonts w:ascii="Constantia" w:hAnsi="Constantia"/>
+                          <w:rFonts w:ascii="DejaVu Sans" w:hAnsi="DejaVu Sans" w:cs="DejaVu Sans"/>
                           <w:b/>
-                          <w:color w:val="00B050"/>
                           <w:sz w:val="24"/>
                           <w:szCs w:val="24"/>
                           <w:u w:val="single"/>
@@ -576,30 +515,19 @@
                       </w:pPr>
                       <w:r>
                         <w:rPr>
-                          <w:rFonts w:ascii="Constantia" w:hAnsi="Constantia"/>
+                          <w:rFonts w:ascii="DejaVu Sans" w:hAnsi="DejaVu Sans" w:cs="DejaVu Sans"/>
                           <w:b/>
                           <w:color w:val="00B050"/>
                           <w:sz w:val="24"/>
                           <w:szCs w:val="24"/>
                           <w:u w:val="single"/>
                         </w:rPr>
-                        <w:t xml:space="preserve">Lesson: </w:t>
-                      </w:r>
-                      <w:r>
-                        <w:rPr>
-                          <w:rFonts w:ascii="Constantia" w:hAnsi="Constantia"/>
-                          <w:b/>
-                          <w:color w:val="00B050"/>
-                          <w:sz w:val="24"/>
-                          <w:szCs w:val="24"/>
-                          <w:u w:val="single"/>
-                        </w:rPr>
-                        <w:t xml:space="preserve">Short Circuit </w:t>
+                        <w:t xml:space="preserve">Lesson: Short Circuit </w:t>
                       </w:r>
                       <w:proofErr w:type="spellStart"/>
                       <w:r>
                         <w:rPr>
-                          <w:rFonts w:ascii="Constantia" w:hAnsi="Constantia"/>
+                          <w:rFonts w:ascii="DejaVu Sans" w:hAnsi="DejaVu Sans" w:cs="DejaVu Sans"/>
                           <w:b/>
                           <w:color w:val="00B050"/>
                           <w:sz w:val="24"/>
@@ -610,25 +538,72 @@
                       </w:r>
                       <w:r>
                         <w:rPr>
-                          <w:rFonts w:ascii="Constantia" w:hAnsi="Constantia"/>
+                          <w:rFonts w:ascii="DejaVu Sans" w:hAnsi="DejaVu Sans" w:cs="DejaVu Sans"/>
                           <w:b/>
                           <w:sz w:val="24"/>
                           <w:szCs w:val="24"/>
                           <w:u w:val="single"/>
                         </w:rPr>
-                        <w:t>FILLED</w:t>
+                        <w:t>FILLEDOUT</w:t>
                       </w:r>
                       <w:proofErr w:type="spellEnd"/>
+                    </w:p>
+                    <w:p>
+                      <w:pPr>
+                        <w:spacing w:after="0"/>
+                        <w:jc w:val="center"/>
+                        <w:rPr>
+                          <w:rFonts w:ascii="DejaVu Sans" w:hAnsi="DejaVu Sans" w:cs="DejaVu Sans"/>
+                          <w:i/>
+                          <w:color w:val="0070C0"/>
+                          <w:sz w:val="28"/>
+                          <w:szCs w:val="28"/>
+                        </w:rPr>
+                      </w:pPr>
                       <w:r>
+                        <w:rPr>
+                          <w:rFonts w:ascii="DejaVu Sans" w:hAnsi="DejaVu Sans" w:cs="DejaVu Sans"/>
+                          <w:b/>
+                          <w:i/>
+                          <w:color w:val="0070C0"/>
+                          <w:sz w:val="24"/>
+                          <w:szCs w:val="24"/>
+                        </w:rPr>
+                        <w:t>Last Updated:</w:t>
+                      </w:r>
+                      <w:r>
+                        <w:rPr>
+                          <w:rFonts w:ascii="DejaVu Sans" w:hAnsi="DejaVu Sans" w:cs="DejaVu Sans"/>
+                          <w:i/>
+                          <w:color w:val="0070C0"/>
+                          <w:sz w:val="24"/>
+                          <w:szCs w:val="24"/>
+                        </w:rPr>
+                        <w:t xml:space="preserve"> </w:t>
+                      </w:r>
+                      <w:r>
+                        <w:rPr>
+                          <w:rFonts w:ascii="DejaVu Sans" w:hAnsi="DejaVu Sans" w:cs="DejaVu Sans"/>
+                          <w:i/>
+                          <w:color w:val="0070C0"/>
+                          <w:sz w:val="24"/>
+                          <w:szCs w:val="24"/>
+                        </w:rPr>
+                        <w:t>2/8/2022</w:t>
+                      </w:r>
+                    </w:p>
+                    <w:p>
+                      <w:pPr>
+                        <w:spacing w:after="0"/>
+                        <w:jc w:val="center"/>
                         <w:rPr>
                           <w:rFonts w:ascii="Constantia" w:hAnsi="Constantia"/>
                           <w:b/>
-                          <w:sz w:val="24"/>
-                          <w:szCs w:val="24"/>
-                          <w:u w:val="single"/>
+                          <w:color w:val="FF0000"/>
+                          <w:sz w:val="28"/>
+                          <w:szCs w:val="28"/>
                         </w:rPr>
-                        <w:t xml:space="preserve"> OUT</w:t>
-                      </w:r>
+                      </w:pPr>
                     </w:p>
                     <w:p>
                       <w:pPr>
@@ -642,125 +617,6 @@
                           <w:szCs w:val="28"/>
                         </w:rPr>
                       </w:pPr>
-                      <w:r>
-                        <w:rPr>
-                          <w:rFonts w:ascii="Constantia" w:hAnsi="Constantia"/>
-                          <w:b/>
-                          <w:i/>
-                          <w:color w:val="0070C0"/>
-                          <w:sz w:val="24"/>
-                          <w:szCs w:val="24"/>
-                        </w:rPr>
-                        <w:t>Last Updated:</w:t>
-                      </w:r>
-                      <w:r>
-                        <w:rPr>
-                          <w:rFonts w:ascii="Constantia" w:hAnsi="Constantia"/>
-                          <w:i/>
-                          <w:color w:val="0070C0"/>
-                          <w:sz w:val="24"/>
-                          <w:szCs w:val="24"/>
-                        </w:rPr>
-                        <w:t xml:space="preserve"> </w:t>
-                      </w:r>
-                      <w:r>
-                        <w:rPr>
-                          <w:rFonts w:ascii="Constantia" w:hAnsi="Constantia"/>
-                          <w:i/>
-                          <w:color w:val="0070C0"/>
-                          <w:sz w:val="24"/>
-                          <w:szCs w:val="24"/>
-                        </w:rPr>
-                        <w:t>4/</w:t>
-                      </w:r>
-                      <w:r>
-                        <w:rPr>
-                          <w:rFonts w:ascii="Constantia" w:hAnsi="Constantia"/>
-                          <w:i/>
-                          <w:color w:val="0070C0"/>
-                          <w:sz w:val="24"/>
-                          <w:szCs w:val="24"/>
-                        </w:rPr>
-                        <w:t>27/2017</w:t>
-                      </w:r>
-                    </w:p>
-                    <w:p>
-                      <w:pPr>
-                        <w:spacing w:after="0"/>
-                        <w:rPr>
-                          <w:rFonts w:ascii="Constantia" w:hAnsi="Constantia"/>
-                          <w:b/>
-                          <w:color w:val="FF0000"/>
-                          <w:sz w:val="24"/>
-                          <w:szCs w:val="24"/>
-                        </w:rPr>
-                      </w:pPr>
-                    </w:p>
-                    <w:p>
-                      <w:pPr>
-                        <w:spacing w:after="0"/>
-                        <w:jc w:val="center"/>
-                        <w:rPr>
-                          <w:rFonts w:ascii="Constantia" w:hAnsi="Constantia"/>
-                          <w:color w:val="00B050"/>
-                          <w:sz w:val="28"/>
-                          <w:szCs w:val="28"/>
-                          <w:u w:val="single"/>
-                        </w:rPr>
-                      </w:pPr>
-                      <w:r>
-                        <w:rPr>
-                          <w:rFonts w:ascii="Constantia" w:hAnsi="Constantia"/>
-                          <w:color w:val="00B050"/>
-                          <w:sz w:val="28"/>
-                          <w:szCs w:val="28"/>
-                          <w:u w:val="single"/>
-                        </w:rPr>
-                        <w:t>Lesson: Parameter Passing Mechanisms</w:t>
-                      </w:r>
-                    </w:p>
-                    <w:p>
-                      <w:pPr>
-                        <w:spacing w:after="0"/>
-                        <w:jc w:val="center"/>
-                        <w:rPr>
-                          <w:rFonts w:ascii="Constantia" w:hAnsi="Constantia"/>
-                          <w:i/>
-                          <w:color w:val="0070C0"/>
-                          <w:sz w:val="28"/>
-                          <w:szCs w:val="28"/>
-                        </w:rPr>
-                      </w:pPr>
-                      <w:r>
-                        <w:rPr>
-                          <w:rFonts w:ascii="Constantia" w:hAnsi="Constantia"/>
-                          <w:i/>
-                          <w:color w:val="0070C0"/>
-                          <w:sz w:val="28"/>
-                          <w:szCs w:val="28"/>
-                        </w:rPr>
-                        <w:t>Last Updated: 100/11001</w:t>
-                      </w:r>
-                      <w:r>
-                        <w:rPr>
-                          <w:rFonts w:ascii="Constantia" w:hAnsi="Constantia"/>
-                          <w:i/>
-                          <w:color w:val="0070C0"/>
-                          <w:sz w:val="28"/>
-                          <w:szCs w:val="28"/>
-                        </w:rPr>
-                        <w:t>/</w:t>
-                      </w:r>
-                      <w:r>
-                        <w:rPr>
-                          <w:rFonts w:ascii="Constantia" w:hAnsi="Constantia"/>
-                          <w:i/>
-                          <w:color w:val="0070C0"/>
-                          <w:sz w:val="28"/>
-                          <w:szCs w:val="28"/>
-                        </w:rPr>
-                        <w:t>1100</w:t>
-                      </w:r>
                     </w:p>
                   </w:txbxContent>
                 </v:textbox>
@@ -775,6 +631,14 @@
           <w:sz w:val="36"/>
           <w:szCs w:val="36"/>
         </w:rPr>
+        <w:t xml:space="preserve">  </w:t>
+      </w:r>
+      <w:r>
+        <w:rPr>
+          <w:rFonts w:ascii="Eras Bold ITC" w:hAnsi="Eras Bold ITC"/>
+          <w:sz w:val="36"/>
+          <w:szCs w:val="36"/>
+        </w:rPr>
         <w:t xml:space="preserve">     </w:t>
       </w:r>
       <w:r>
@@ -785,10 +649,10 @@
           <w:szCs w:val="20"/>
         </w:rPr>
         <w:drawing>
-          <wp:inline distT="0" distB="0" distL="0" distR="0" wp14:anchorId="6730A7A7" wp14:editId="509CAE0C">
+          <wp:inline distT="0" distB="0" distL="0" distR="0" wp14:anchorId="60DE98B7" wp14:editId="56958D61">
             <wp:extent cx="944169" cy="712519"/>
             <wp:effectExtent l="0" t="0" r="8890" b="0"/>
-            <wp:docPr id="3" name="Picture 3" descr="http://www.fi.edu/learn/case-files/eckertmauchly/ENIAC_Image_1.jpg"/>
+            <wp:docPr id="1" name="Picture 1" descr="http://www.fi.edu/learn/case-files/eckertmauchly/ENIAC_Image_1.jpg"/>
             <wp:cNvGraphicFramePr>
               <a:graphicFrameLocks xmlns:a="http://schemas.openxmlformats.org/drawingml/2006/main" noChangeAspect="1"/>
             </wp:cNvGraphicFramePr>
@@ -802,7 +666,7 @@
                     </pic:cNvPicPr>
                   </pic:nvPicPr>
                   <pic:blipFill>
-                    <a:blip r:embed="rId12" cstate="print">
+                    <a:blip r:embed="rId11" cstate="print">
                       <a:extLst>
                         <a:ext uri="{28A0092B-C50C-407E-A947-70E740481C1C}">
                           <a14:useLocalDpi xmlns:a14="http://schemas.microsoft.com/office/drawing/2010/main" val="0"/>
@@ -847,7 +711,7 @@
           <w:sz w:val="36"/>
           <w:szCs w:val="36"/>
         </w:rPr>
-        <w:t xml:space="preserve">                            </w:t>
+        <w:t xml:space="preserve">                           </w:t>
       </w:r>
       <w:r>
         <w:rPr>
@@ -857,10 +721,10 @@
           <w:szCs w:val="36"/>
         </w:rPr>
         <w:drawing>
-          <wp:inline distT="0" distB="0" distL="0" distR="0" wp14:anchorId="3FB75839" wp14:editId="77C064EF">
+          <wp:inline distT="0" distB="0" distL="0" distR="0" wp14:anchorId="425DA777" wp14:editId="1DEE6948">
             <wp:extent cx="859377" cy="694706"/>
             <wp:effectExtent l="19050" t="0" r="0" b="0"/>
-            <wp:docPr id="2" name="Picture 0" descr="ShenLogo.bmp"/>
+            <wp:docPr id="5" name="Picture 0" descr="ShenLogo.bmp"/>
             <wp:cNvGraphicFramePr>
               <a:graphicFrameLocks xmlns:a="http://schemas.openxmlformats.org/drawingml/2006/main" noChangeAspect="1"/>
             </wp:cNvGraphicFramePr>
@@ -872,7 +736,7 @@
                     <pic:cNvPicPr/>
                   </pic:nvPicPr>
                   <pic:blipFill>
-                    <a:blip r:embed="rId13" cstate="print"/>
+                    <a:blip r:embed="rId12" cstate="print"/>
                     <a:stretch>
                       <a:fillRect/>
                     </a:stretch>
@@ -1012,6 +876,32 @@
           <w:szCs w:val="24"/>
         </w:rPr>
       </w:pPr>
+      <w:r>
+        <w:rPr>
+          <w:rFonts w:ascii="DejaVu Sans" w:hAnsi="DejaVu Sans" w:cs="DejaVu Sans"/>
+          <w:sz w:val="24"/>
+          <w:szCs w:val="24"/>
+        </w:rPr>
+        <w:t>What is the problem with this loop?</w:t>
+      </w:r>
+      <w:r>
+        <w:rPr>
+          <w:rFonts w:ascii="Lucida Console" w:hAnsi="Lucida Console"/>
+          <w:color w:val="FF0000"/>
+          <w:sz w:val="36"/>
+          <w:szCs w:val="36"/>
+        </w:rPr>
+        <w:t xml:space="preserve"> </w:t>
+      </w:r>
+      <w:r>
+        <w:rPr>
+          <w:rFonts w:ascii="Lucida Console" w:hAnsi="Lucida Console"/>
+          <w:color w:val="FF0000"/>
+          <w:sz w:val="36"/>
+          <w:szCs w:val="36"/>
+        </w:rPr>
+        <w:t>When x is 0, this code will throw an exception because you can’t divide by 0.</w:t>
+      </w:r>
     </w:p>
     <w:p>
       <w:pPr>
@@ -1019,18 +909,39 @@
         <w:spacing w:after="0"/>
         <w:ind w:left="0"/>
         <w:rPr>
-          <w:rFonts w:ascii="Constantia" w:hAnsi="Constantia"/>
-          <w:sz w:val="24"/>
-          <w:szCs w:val="24"/>
-        </w:rPr>
-      </w:pPr>
-      <w:r>
-        <w:rPr>
-          <w:rFonts w:ascii="Constantia" w:hAnsi="Constantia"/>
-          <w:sz w:val="24"/>
-          <w:szCs w:val="24"/>
-        </w:rPr>
-        <w:t>What is the problem with this loop?</w:t>
+          <w:rFonts w:ascii="DejaVu Sans" w:hAnsi="DejaVu Sans" w:cs="DejaVu Sans"/>
+          <w:sz w:val="24"/>
+          <w:szCs w:val="24"/>
+        </w:rPr>
+      </w:pPr>
+      <w:proofErr w:type="spellStart"/>
+      <w:proofErr w:type="gramStart"/>
+      <w:r>
+        <w:rPr>
+          <w:rFonts w:ascii="DejaVu Sans" w:hAnsi="DejaVu Sans" w:cs="DejaVu Sans"/>
+          <w:sz w:val="24"/>
+          <w:szCs w:val="24"/>
+        </w:rPr>
+        <w:t>int</w:t>
+      </w:r>
+      <w:proofErr w:type="spellEnd"/>
+      <w:proofErr w:type="gramEnd"/>
+      <w:r>
+        <w:rPr>
+          <w:rFonts w:ascii="DejaVu Sans" w:hAnsi="DejaVu Sans" w:cs="DejaVu Sans"/>
+          <w:sz w:val="24"/>
+          <w:szCs w:val="24"/>
+        </w:rPr>
+        <w:t xml:space="preserve"> x=50;</w:t>
+      </w:r>
+      <w:r>
+        <w:rPr>
+          <w:rFonts w:ascii="Arial" w:hAnsi="Arial" w:cs="Arial"/>
+          <w:noProof/>
+          <w:sz w:val="20"/>
+          <w:szCs w:val="20"/>
+        </w:rPr>
+        <w:t xml:space="preserve"> </w:t>
       </w:r>
     </w:p>
     <w:p>
@@ -1039,28 +950,37 @@
         <w:spacing w:after="0"/>
         <w:ind w:left="0"/>
         <w:rPr>
-          <w:rFonts w:ascii="Constantia" w:hAnsi="Constantia"/>
-          <w:sz w:val="24"/>
-          <w:szCs w:val="24"/>
-        </w:rPr>
-      </w:pPr>
-      <w:proofErr w:type="spellStart"/>
-      <w:r>
-        <w:rPr>
-          <w:rFonts w:ascii="Constantia" w:hAnsi="Constantia"/>
-          <w:sz w:val="24"/>
-          <w:szCs w:val="24"/>
-        </w:rPr>
-        <w:t>int</w:t>
-      </w:r>
-      <w:proofErr w:type="spellEnd"/>
-      <w:r>
-        <w:rPr>
-          <w:rFonts w:ascii="Constantia" w:hAnsi="Constantia"/>
-          <w:sz w:val="24"/>
-          <w:szCs w:val="24"/>
-        </w:rPr>
-        <w:t xml:space="preserve"> x=50;</w:t>
+          <w:rFonts w:ascii="DejaVu Sans" w:hAnsi="DejaVu Sans" w:cs="DejaVu Sans"/>
+          <w:sz w:val="24"/>
+          <w:szCs w:val="24"/>
+        </w:rPr>
+      </w:pPr>
+      <w:proofErr w:type="gramStart"/>
+      <w:r>
+        <w:rPr>
+          <w:rFonts w:ascii="DejaVu Sans" w:hAnsi="DejaVu Sans" w:cs="DejaVu Sans"/>
+          <w:sz w:val="24"/>
+          <w:szCs w:val="24"/>
+        </w:rPr>
+        <w:t>while(</w:t>
+      </w:r>
+      <w:proofErr w:type="gramEnd"/>
+      <w:r>
+        <w:rPr>
+          <w:rFonts w:ascii="DejaVu Sans" w:hAnsi="DejaVu Sans" w:cs="DejaVu Sans"/>
+          <w:sz w:val="24"/>
+          <w:szCs w:val="24"/>
+        </w:rPr>
+        <w:t>100/x != (some target value) &amp;&amp; x!=0)</w:t>
+      </w:r>
+      <w:r>
+        <w:rPr>
+          <w:rFonts w:ascii="DejaVu Sans" w:hAnsi="DejaVu Sans" w:cs="DejaVu Sans"/>
+          <w:sz w:val="24"/>
+          <w:szCs w:val="24"/>
+        </w:rPr>
+        <w:br/>
+        <w:t>{</w:t>
       </w:r>
     </w:p>
     <w:p>
@@ -1069,87 +989,40 @@
         <w:spacing w:after="0"/>
         <w:ind w:left="0"/>
         <w:rPr>
-          <w:rFonts w:ascii="Constantia" w:hAnsi="Constantia"/>
-          <w:sz w:val="24"/>
-          <w:szCs w:val="24"/>
-        </w:rPr>
-      </w:pPr>
-      <w:proofErr w:type="gramStart"/>
-      <w:r>
-        <w:rPr>
-          <w:rFonts w:ascii="Constantia" w:hAnsi="Constantia"/>
-          <w:sz w:val="24"/>
-          <w:szCs w:val="24"/>
-        </w:rPr>
-        <w:t>while(</w:t>
-      </w:r>
-      <w:proofErr w:type="gramEnd"/>
-      <w:r>
-        <w:rPr>
-          <w:rFonts w:ascii="Constantia" w:hAnsi="Constantia"/>
-          <w:sz w:val="24"/>
-          <w:szCs w:val="24"/>
-        </w:rPr>
-        <w:t>100/x != (some target value)</w:t>
-      </w:r>
-      <w:r>
-        <w:rPr>
-          <w:rFonts w:ascii="Constantia" w:hAnsi="Constantia"/>
-          <w:sz w:val="24"/>
-          <w:szCs w:val="24"/>
-        </w:rPr>
-        <w:t xml:space="preserve"> &amp;&amp; x!=0)</w:t>
-      </w:r>
-      <w:r>
-        <w:rPr>
-          <w:rFonts w:ascii="Constantia" w:hAnsi="Constantia"/>
+          <w:rFonts w:ascii="DejaVu Sans" w:hAnsi="DejaVu Sans" w:cs="DejaVu Sans"/>
+          <w:sz w:val="24"/>
+          <w:szCs w:val="24"/>
+        </w:rPr>
+      </w:pPr>
+      <w:proofErr w:type="spellStart"/>
+      <w:r>
+        <w:rPr>
+          <w:rFonts w:ascii="DejaVu Sans" w:hAnsi="DejaVu Sans" w:cs="DejaVu Sans"/>
+          <w:sz w:val="24"/>
+          <w:szCs w:val="24"/>
+        </w:rPr>
+        <w:t>System.out.println</w:t>
+      </w:r>
+      <w:proofErr w:type="spellEnd"/>
+      <w:r>
+        <w:rPr>
+          <w:rFonts w:ascii="DejaVu Sans" w:hAnsi="DejaVu Sans" w:cs="DejaVu Sans"/>
+          <w:sz w:val="24"/>
+          <w:szCs w:val="24"/>
+        </w:rPr>
+        <w:t>(x);</w:t>
+      </w:r>
+      <w:r>
+        <w:rPr>
+          <w:rFonts w:ascii="DejaVu Sans" w:hAnsi="DejaVu Sans" w:cs="DejaVu Sans"/>
           <w:sz w:val="24"/>
           <w:szCs w:val="24"/>
         </w:rPr>
         <w:br/>
-        <w:t>{</w:t>
-      </w:r>
-    </w:p>
-    <w:p>
-      <w:pPr>
-        <w:pStyle w:val="ListParagraph"/>
-        <w:spacing w:after="0"/>
-        <w:ind w:left="0" w:firstLine="720"/>
-        <w:rPr>
-          <w:rFonts w:ascii="Constantia" w:hAnsi="Constantia"/>
-          <w:sz w:val="24"/>
-          <w:szCs w:val="24"/>
-        </w:rPr>
-      </w:pPr>
-      <w:proofErr w:type="spellStart"/>
-      <w:r>
-        <w:rPr>
-          <w:rFonts w:ascii="Constantia" w:hAnsi="Constantia"/>
-          <w:sz w:val="24"/>
-          <w:szCs w:val="24"/>
-        </w:rPr>
-        <w:t>System.out.println</w:t>
-      </w:r>
-      <w:proofErr w:type="spellEnd"/>
-      <w:r>
-        <w:rPr>
-          <w:rFonts w:ascii="Constantia" w:hAnsi="Constantia"/>
-          <w:sz w:val="24"/>
-          <w:szCs w:val="24"/>
-        </w:rPr>
-        <w:t>(x);</w:t>
-      </w:r>
-      <w:r>
-        <w:rPr>
-          <w:rFonts w:ascii="Constantia" w:hAnsi="Constantia"/>
-          <w:sz w:val="24"/>
-          <w:szCs w:val="24"/>
-        </w:rPr>
-        <w:br/>
-      </w:r>
-      <w:r>
-        <w:rPr>
-          <w:rFonts w:ascii="Constantia" w:hAnsi="Constantia"/>
+      </w:r>
+      <w:r>
+        <w:rPr>
+          <w:rFonts w:ascii="DejaVu Sans" w:hAnsi="DejaVu Sans" w:cs="DejaVu Sans"/>
           <w:sz w:val="24"/>
           <w:szCs w:val="24"/>
         </w:rPr>
@@ -1158,56 +1031,12 @@
       </w:r>
       <w:r>
         <w:rPr>
-          <w:rFonts w:ascii="Constantia" w:hAnsi="Constantia"/>
+          <w:rFonts w:ascii="DejaVu Sans" w:hAnsi="DejaVu Sans" w:cs="DejaVu Sans"/>
           <w:sz w:val="24"/>
           <w:szCs w:val="24"/>
         </w:rPr>
         <w:br/>
         <w:t>}</w:t>
-      </w:r>
-    </w:p>
-    <w:p>
-      <w:pPr>
-        <w:spacing w:after="0"/>
-        <w:rPr>
-          <w:rFonts w:ascii="Constantia" w:hAnsi="Constantia"/>
-          <w:b/>
-          <w:color w:val="FF0000"/>
-          <w:sz w:val="36"/>
-          <w:szCs w:val="36"/>
-        </w:rPr>
-      </w:pPr>
-      <w:r>
-        <w:rPr>
-          <w:rFonts w:ascii="Constantia" w:hAnsi="Constantia"/>
-          <w:b/>
-          <w:color w:val="FF0000"/>
-          <w:sz w:val="36"/>
-          <w:szCs w:val="36"/>
-        </w:rPr>
-        <w:t xml:space="preserve">The problem is that eventually x will become 0, and then 100/0 will be evaluated, which will throw an </w:t>
-      </w:r>
-      <w:proofErr w:type="spellStart"/>
-      <w:r>
-        <w:rPr>
-          <w:rFonts w:ascii="Constantia" w:hAnsi="Constantia"/>
-          <w:b/>
-          <w:color w:val="FF0000"/>
-          <w:sz w:val="36"/>
-          <w:szCs w:val="36"/>
-        </w:rPr>
-        <w:t>ArithmeticException</w:t>
-      </w:r>
-      <w:proofErr w:type="spellEnd"/>
-      <w:r>
-        <w:rPr>
-          <w:rFonts w:ascii="Constantia" w:hAnsi="Constantia"/>
-          <w:b/>
-          <w:color w:val="FF0000"/>
-          <w:sz w:val="36"/>
-          <w:szCs w:val="36"/>
-        </w:rPr>
-        <w:t xml:space="preserve"> since you cannot divide by 0.</w:t>
       </w:r>
     </w:p>
     <w:p>
@@ -1216,19 +1045,11 @@
         <w:spacing w:after="0"/>
         <w:ind w:left="0"/>
         <w:rPr>
-          <w:rFonts w:ascii="Constantia" w:hAnsi="Constantia"/>
-          <w:sz w:val="24"/>
-          <w:szCs w:val="24"/>
-        </w:rPr>
-      </w:pPr>
-      <w:r>
-        <w:rPr>
-          <w:rFonts w:ascii="Constantia" w:hAnsi="Constantia"/>
-          <w:sz w:val="24"/>
-          <w:szCs w:val="24"/>
-        </w:rPr>
-        <w:t>How is it fixed?</w:t>
-      </w:r>
+          <w:rFonts w:ascii="DejaVu Sans" w:hAnsi="DejaVu Sans" w:cs="DejaVu Sans"/>
+          <w:sz w:val="24"/>
+          <w:szCs w:val="24"/>
+        </w:rPr>
+      </w:pPr>
     </w:p>
     <w:p>
       <w:pPr>
@@ -1236,54 +1057,18 @@
         <w:spacing w:after="0"/>
         <w:ind w:left="0"/>
         <w:rPr>
-          <w:rFonts w:ascii="Constantia" w:hAnsi="Constantia"/>
-          <w:b/>
-          <w:color w:val="FF0000"/>
-          <w:sz w:val="36"/>
-          <w:szCs w:val="36"/>
-        </w:rPr>
-      </w:pPr>
-      <w:r>
-        <w:rPr>
-          <w:rFonts w:ascii="Constantia" w:hAnsi="Constantia"/>
-          <w:b/>
-          <w:color w:val="FF0000"/>
-          <w:sz w:val="36"/>
-          <w:szCs w:val="36"/>
-        </w:rPr>
-        <w:t>By reversing the order of the tests in the logical &amp;&amp;</w:t>
-      </w:r>
-      <w:r>
-        <w:rPr>
-          <w:rFonts w:ascii="Constantia" w:hAnsi="Constantia"/>
-          <w:b/>
-          <w:color w:val="FF0000"/>
-          <w:sz w:val="36"/>
-          <w:szCs w:val="36"/>
-        </w:rPr>
-        <w:br/>
-      </w:r>
-      <w:proofErr w:type="spellStart"/>
-      <w:r>
-        <w:rPr>
-          <w:rFonts w:ascii="Constantia" w:hAnsi="Constantia"/>
-          <w:b/>
-          <w:color w:val="FF0000"/>
-          <w:sz w:val="36"/>
-          <w:szCs w:val="36"/>
-        </w:rPr>
-        <w:t>int</w:t>
-      </w:r>
-      <w:proofErr w:type="spellEnd"/>
-      <w:r>
-        <w:rPr>
-          <w:rFonts w:ascii="Constantia" w:hAnsi="Constantia"/>
-          <w:b/>
-          <w:color w:val="FF0000"/>
-          <w:sz w:val="36"/>
-          <w:szCs w:val="36"/>
-        </w:rPr>
-        <w:t xml:space="preserve"> x=50;</w:t>
+          <w:rFonts w:ascii="DejaVu Sans" w:hAnsi="DejaVu Sans" w:cs="DejaVu Sans"/>
+          <w:sz w:val="24"/>
+          <w:szCs w:val="24"/>
+        </w:rPr>
+      </w:pPr>
+      <w:r>
+        <w:rPr>
+          <w:rFonts w:ascii="DejaVu Sans" w:hAnsi="DejaVu Sans" w:cs="DejaVu Sans"/>
+          <w:sz w:val="24"/>
+          <w:szCs w:val="24"/>
+        </w:rPr>
+        <w:t>How is it fixed?</w:t>
       </w:r>
     </w:p>
     <w:p>
@@ -1292,8 +1077,7 @@
         <w:spacing w:after="0"/>
         <w:ind w:left="0"/>
         <w:rPr>
-          <w:rFonts w:ascii="Constantia" w:hAnsi="Constantia"/>
-          <w:b/>
+          <w:rFonts w:ascii="Lucida Console" w:hAnsi="Lucida Console"/>
           <w:color w:val="FF0000"/>
           <w:sz w:val="36"/>
           <w:szCs w:val="36"/>
@@ -1302,8 +1086,7 @@
       <w:proofErr w:type="gramStart"/>
       <w:r>
         <w:rPr>
-          <w:rFonts w:ascii="Constantia" w:hAnsi="Constantia"/>
-          <w:b/>
+          <w:rFonts w:ascii="Lucida Console" w:hAnsi="Lucida Console"/>
           <w:color w:val="FF0000"/>
           <w:sz w:val="36"/>
           <w:szCs w:val="36"/>
@@ -1313,132 +1096,21 @@
       <w:proofErr w:type="gramEnd"/>
       <w:r>
         <w:rPr>
-          <w:rFonts w:ascii="Constantia" w:hAnsi="Constantia"/>
-          <w:b/>
-          <w:color w:val="FF0000"/>
-          <w:sz w:val="36"/>
-          <w:szCs w:val="36"/>
-        </w:rPr>
-        <w:t>x!=0</w:t>
-      </w:r>
-      <w:r>
-        <w:rPr>
-          <w:rFonts w:ascii="Constantia" w:hAnsi="Constantia"/>
-          <w:b/>
-          <w:color w:val="FF0000"/>
-          <w:sz w:val="36"/>
-          <w:szCs w:val="36"/>
-        </w:rPr>
-        <w:t xml:space="preserve"> </w:t>
-      </w:r>
-      <w:r>
-        <w:rPr>
-          <w:rFonts w:ascii="Constantia" w:hAnsi="Constantia"/>
-          <w:b/>
-          <w:color w:val="FF0000"/>
-          <w:sz w:val="36"/>
-          <w:szCs w:val="36"/>
-        </w:rPr>
-        <w:t>&amp;&amp;</w:t>
-      </w:r>
-      <w:r>
-        <w:rPr>
-          <w:rFonts w:ascii="Constantia" w:hAnsi="Constantia"/>
-          <w:b/>
-          <w:color w:val="FF0000"/>
-          <w:sz w:val="36"/>
-          <w:szCs w:val="36"/>
-        </w:rPr>
-        <w:t xml:space="preserve"> </w:t>
-      </w:r>
-      <w:r>
-        <w:rPr>
-          <w:rFonts w:ascii="Constantia" w:hAnsi="Constantia"/>
-          <w:b/>
-          <w:color w:val="FF0000"/>
-          <w:sz w:val="36"/>
-          <w:szCs w:val="36"/>
-        </w:rPr>
-        <w:t>100/x != (some target value))</w:t>
-      </w:r>
-      <w:r>
-        <w:rPr>
-          <w:rFonts w:ascii="Constantia" w:hAnsi="Constantia"/>
-          <w:b/>
-          <w:color w:val="FF0000"/>
-          <w:sz w:val="36"/>
-          <w:szCs w:val="36"/>
-        </w:rPr>
-        <w:br/>
-        <w:t>{</w:t>
-      </w:r>
-    </w:p>
-    <w:p>
-      <w:pPr>
-        <w:pStyle w:val="ListParagraph"/>
-        <w:spacing w:after="0"/>
-        <w:ind w:left="0" w:firstLine="720"/>
-        <w:rPr>
-          <w:rFonts w:ascii="Constantia" w:hAnsi="Constantia"/>
-          <w:b/>
-          <w:color w:val="FF0000"/>
-          <w:sz w:val="36"/>
-          <w:szCs w:val="36"/>
-        </w:rPr>
-      </w:pPr>
-      <w:proofErr w:type="spellStart"/>
-      <w:r>
-        <w:rPr>
-          <w:rFonts w:ascii="Constantia" w:hAnsi="Constantia"/>
-          <w:b/>
-          <w:color w:val="FF0000"/>
-          <w:sz w:val="36"/>
-          <w:szCs w:val="36"/>
-        </w:rPr>
-        <w:t>System.out.println</w:t>
-      </w:r>
-      <w:proofErr w:type="spellEnd"/>
-      <w:r>
-        <w:rPr>
-          <w:rFonts w:ascii="Constantia" w:hAnsi="Constantia"/>
-          <w:b/>
-          <w:color w:val="FF0000"/>
-          <w:sz w:val="36"/>
-          <w:szCs w:val="36"/>
-        </w:rPr>
-        <w:t>(x);</w:t>
-      </w:r>
-      <w:r>
-        <w:rPr>
-          <w:rFonts w:ascii="Constantia" w:hAnsi="Constantia"/>
-          <w:b/>
-          <w:color w:val="FF0000"/>
-          <w:sz w:val="36"/>
-          <w:szCs w:val="36"/>
-        </w:rPr>
-        <w:br/>
-      </w:r>
-      <w:r>
-        <w:rPr>
-          <w:rFonts w:ascii="Constantia" w:hAnsi="Constantia"/>
-          <w:b/>
-          <w:color w:val="FF0000"/>
-          <w:sz w:val="36"/>
-          <w:szCs w:val="36"/>
-        </w:rPr>
-        <w:tab/>
-        <w:t>x--;</w:t>
-      </w:r>
-      <w:r>
-        <w:rPr>
-          <w:rFonts w:ascii="Constantia" w:hAnsi="Constantia"/>
-          <w:b/>
-          <w:color w:val="FF0000"/>
-          <w:sz w:val="36"/>
-          <w:szCs w:val="36"/>
-        </w:rPr>
-        <w:br/>
-        <w:t>}</w:t>
+          <w:rFonts w:ascii="Lucida Console" w:hAnsi="Lucida Console"/>
+          <w:color w:val="FF0000"/>
+          <w:sz w:val="36"/>
+          <w:szCs w:val="36"/>
+        </w:rPr>
+        <w:t xml:space="preserve">x!=0 </w:t>
+      </w:r>
+      <w:r>
+        <w:rPr>
+          <w:rFonts w:ascii="Lucida Console" w:hAnsi="Lucida Console"/>
+          <w:color w:val="FF0000"/>
+          <w:sz w:val="36"/>
+          <w:szCs w:val="36"/>
+        </w:rPr>
+        <w:t>&amp;&amp; 100/x != some target value){</w:t>
       </w:r>
     </w:p>
     <w:p>
@@ -1447,19 +1119,11 @@
         <w:spacing w:after="0"/>
         <w:ind w:left="0"/>
         <w:rPr>
-          <w:rFonts w:ascii="Constantia" w:hAnsi="Constantia"/>
-          <w:sz w:val="24"/>
-          <w:szCs w:val="24"/>
-        </w:rPr>
-      </w:pPr>
-      <w:r>
-        <w:rPr>
-          <w:rFonts w:ascii="Constantia" w:hAnsi="Constantia"/>
-          <w:sz w:val="24"/>
-          <w:szCs w:val="24"/>
-        </w:rPr>
-        <w:t>Summarize short circuit evaluation</w:t>
-      </w:r>
+          <w:rFonts w:ascii="DejaVu Sans" w:hAnsi="DejaVu Sans" w:cs="DejaVu Sans"/>
+          <w:sz w:val="24"/>
+          <w:szCs w:val="24"/>
+        </w:rPr>
+      </w:pPr>
     </w:p>
     <w:p>
       <w:pPr>
@@ -1467,23 +1131,11 @@
         <w:spacing w:after="0"/>
         <w:ind w:left="0"/>
         <w:rPr>
-          <w:rFonts w:ascii="Constantia" w:hAnsi="Constantia"/>
-          <w:b/>
-          <w:color w:val="FF0000"/>
-          <w:sz w:val="36"/>
-          <w:szCs w:val="36"/>
-        </w:rPr>
-      </w:pPr>
-      <w:r>
-        <w:rPr>
-          <w:rFonts w:ascii="Constantia" w:hAnsi="Constantia"/>
-          <w:b/>
-          <w:color w:val="FF0000"/>
-          <w:sz w:val="36"/>
-          <w:szCs w:val="36"/>
-        </w:rPr>
-        <w:t>Short circuit evaluation guarantees that if a logical and encounters a false statement NONE of the expressions to the right will be evaluated</w:t>
-      </w:r>
+          <w:rFonts w:ascii="DejaVu Sans" w:hAnsi="DejaVu Sans" w:cs="DejaVu Sans"/>
+          <w:sz w:val="24"/>
+          <w:szCs w:val="24"/>
+        </w:rPr>
+      </w:pPr>
     </w:p>
     <w:p>
       <w:pPr>
@@ -1491,20 +1143,18 @@
         <w:spacing w:after="0"/>
         <w:ind w:left="0"/>
         <w:rPr>
-          <w:rFonts w:ascii="Constantia" w:hAnsi="Constantia"/>
-          <w:sz w:val="24"/>
-          <w:szCs w:val="24"/>
-        </w:rPr>
-      </w:pPr>
-      <w:r>
-        <w:rPr>
-          <w:rFonts w:ascii="Constantia" w:hAnsi="Constantia"/>
-          <w:b/>
-          <w:color w:val="FF0000"/>
-          <w:sz w:val="36"/>
-          <w:szCs w:val="36"/>
-        </w:rPr>
-        <w:t>Likewise if a logical or encounters a true statement then NONE of the expressions to the right of the statement will be evaluated</w:t>
+          <w:rFonts w:ascii="DejaVu Sans" w:hAnsi="DejaVu Sans" w:cs="DejaVu Sans"/>
+          <w:sz w:val="24"/>
+          <w:szCs w:val="24"/>
+        </w:rPr>
+      </w:pPr>
+      <w:r>
+        <w:rPr>
+          <w:rFonts w:ascii="DejaVu Sans" w:hAnsi="DejaVu Sans" w:cs="DejaVu Sans"/>
+          <w:sz w:val="24"/>
+          <w:szCs w:val="24"/>
+        </w:rPr>
+        <w:t>Summarize short circuit evaluation</w:t>
       </w:r>
     </w:p>
     <w:p>
@@ -1513,107 +1163,29 @@
         <w:spacing w:after="0"/>
         <w:ind w:left="0"/>
         <w:rPr>
-          <w:rFonts w:ascii="Constantia" w:hAnsi="Constantia"/>
-          <w:sz w:val="24"/>
-          <w:szCs w:val="24"/>
-        </w:rPr>
-      </w:pPr>
-      <w:proofErr w:type="gramStart"/>
-      <w:r>
-        <w:rPr>
-          <w:rFonts w:ascii="Constantia" w:hAnsi="Constantia"/>
-          <w:sz w:val="24"/>
-          <w:szCs w:val="24"/>
-        </w:rPr>
-        <w:lastRenderedPageBreak/>
-        <w:t>public</w:t>
-      </w:r>
-      <w:proofErr w:type="gramEnd"/>
-      <w:r>
-        <w:rPr>
-          <w:rFonts w:ascii="Constantia" w:hAnsi="Constantia"/>
-          <w:sz w:val="24"/>
-          <w:szCs w:val="24"/>
-        </w:rPr>
-        <w:t xml:space="preserve"> class City {</w:t>
-      </w:r>
-    </w:p>
-    <w:p>
-      <w:pPr>
-        <w:pStyle w:val="ListParagraph"/>
-        <w:spacing w:after="0"/>
-        <w:ind w:left="0" w:firstLine="720"/>
-        <w:rPr>
-          <w:rFonts w:ascii="Constantia" w:hAnsi="Constantia"/>
-          <w:sz w:val="24"/>
-          <w:szCs w:val="24"/>
-        </w:rPr>
-      </w:pPr>
-      <w:proofErr w:type="gramStart"/>
-      <w:r>
-        <w:rPr>
-          <w:rFonts w:ascii="Constantia" w:hAnsi="Constantia"/>
-          <w:sz w:val="24"/>
-          <w:szCs w:val="24"/>
-        </w:rPr>
-        <w:t>public</w:t>
-      </w:r>
-      <w:proofErr w:type="gramEnd"/>
-      <w:r>
-        <w:rPr>
-          <w:rFonts w:ascii="Constantia" w:hAnsi="Constantia"/>
-          <w:sz w:val="24"/>
-          <w:szCs w:val="24"/>
-        </w:rPr>
-        <w:t xml:space="preserve"> String name;</w:t>
-      </w:r>
-    </w:p>
-    <w:p>
-      <w:pPr>
-        <w:pStyle w:val="ListParagraph"/>
-        <w:spacing w:after="0"/>
-        <w:ind w:left="0" w:firstLine="720"/>
-        <w:rPr>
-          <w:rFonts w:ascii="Constantia" w:hAnsi="Constantia"/>
-          <w:sz w:val="24"/>
-          <w:szCs w:val="24"/>
-        </w:rPr>
-      </w:pPr>
-      <w:proofErr w:type="gramStart"/>
-      <w:r>
-        <w:rPr>
-          <w:rFonts w:ascii="Constantia" w:hAnsi="Constantia"/>
-          <w:sz w:val="24"/>
-          <w:szCs w:val="24"/>
-        </w:rPr>
-        <w:t>public</w:t>
-      </w:r>
-      <w:proofErr w:type="gramEnd"/>
-      <w:r>
-        <w:rPr>
-          <w:rFonts w:ascii="Constantia" w:hAnsi="Constantia"/>
-          <w:sz w:val="24"/>
-          <w:szCs w:val="24"/>
-        </w:rPr>
-        <w:t xml:space="preserve"> </w:t>
-      </w:r>
-      <w:proofErr w:type="spellStart"/>
-      <w:r>
-        <w:rPr>
-          <w:rFonts w:ascii="Constantia" w:hAnsi="Constantia"/>
-          <w:sz w:val="24"/>
-          <w:szCs w:val="24"/>
-        </w:rPr>
-        <w:t>int</w:t>
-      </w:r>
-      <w:proofErr w:type="spellEnd"/>
-      <w:r>
-        <w:rPr>
-          <w:rFonts w:ascii="Constantia" w:hAnsi="Constantia"/>
-          <w:sz w:val="24"/>
-          <w:szCs w:val="24"/>
-        </w:rPr>
-        <w:t xml:space="preserve"> population;</w:t>
+          <w:rFonts w:ascii="Lucida Console" w:hAnsi="Lucida Console"/>
+          <w:color w:val="FF0000"/>
+          <w:sz w:val="36"/>
+          <w:szCs w:val="36"/>
+        </w:rPr>
+      </w:pPr>
+      <w:r>
+        <w:rPr>
+          <w:rFonts w:ascii="Lucida Console" w:hAnsi="Lucida Console"/>
+          <w:color w:val="FF0000"/>
+          <w:sz w:val="36"/>
+          <w:szCs w:val="36"/>
+        </w:rPr>
+        <w:t>Short circuit evaluation: Going from left to right, if java encounters a false condition in an AND, it will stop executing</w:t>
+      </w:r>
+      <w:r>
+        <w:rPr>
+          <w:rFonts w:ascii="Lucida Console" w:hAnsi="Lucida Console"/>
+          <w:color w:val="FF0000"/>
+          <w:sz w:val="36"/>
+          <w:szCs w:val="36"/>
+        </w:rPr>
+        <w:br/>
       </w:r>
     </w:p>
     <w:p>
@@ -1629,11 +1201,32 @@
       </w:pPr>
       <w:r>
         <w:rPr>
-          <w:rFonts w:ascii="Constantia" w:hAnsi="Constantia"/>
-          <w:sz w:val="24"/>
-          <w:szCs w:val="24"/>
-        </w:rPr>
-        <w:t>}</w:t>
+          <w:rFonts w:ascii="Lucida Console" w:hAnsi="Lucida Console"/>
+          <w:color w:val="FF0000"/>
+          <w:sz w:val="36"/>
+          <w:szCs w:val="36"/>
+        </w:rPr>
+        <w:t>If java encounters an or statement |</w:t>
+      </w:r>
+      <w:proofErr w:type="gramStart"/>
+      <w:r>
+        <w:rPr>
+          <w:rFonts w:ascii="Lucida Console" w:hAnsi="Lucida Console"/>
+          <w:color w:val="FF0000"/>
+          <w:sz w:val="36"/>
+          <w:szCs w:val="36"/>
+        </w:rPr>
+        <w:t>| ,</w:t>
+      </w:r>
+      <w:proofErr w:type="gramEnd"/>
+      <w:r>
+        <w:rPr>
+          <w:rFonts w:ascii="Lucida Console" w:hAnsi="Lucida Console"/>
+          <w:color w:val="FF0000"/>
+          <w:sz w:val="36"/>
+          <w:szCs w:val="36"/>
+        </w:rPr>
+        <w:t xml:space="preserve"> if the first statement is true, skips all the rest because the overall condition is true.</w:t>
       </w:r>
     </w:p>
     <w:p>
@@ -1647,10 +1240,274 @@
           <w:szCs w:val="24"/>
         </w:rPr>
       </w:pPr>
+    </w:p>
+    <w:p>
+      <w:pPr>
+        <w:pStyle w:val="ListParagraph"/>
+        <w:spacing w:after="0"/>
+        <w:ind w:left="0"/>
+        <w:rPr>
+          <w:rFonts w:ascii="Constantia" w:hAnsi="Constantia"/>
+          <w:sz w:val="24"/>
+          <w:szCs w:val="24"/>
+        </w:rPr>
+      </w:pPr>
+      <w:r>
+        <w:rPr>
+          <w:rFonts w:ascii="Lucida Console" w:hAnsi="Lucida Console"/>
+          <w:color w:val="FF0000"/>
+          <w:sz w:val="36"/>
+          <w:szCs w:val="36"/>
+        </w:rPr>
+        <w:t>C++ and Java guarantee short circuit evaluation however Pascal always checks all conditions.</w:t>
+      </w:r>
+      <w:r>
+        <w:rPr>
+          <w:rFonts w:ascii="Lucida Console" w:hAnsi="Lucida Console"/>
+          <w:color w:val="FF0000"/>
+          <w:sz w:val="36"/>
+          <w:szCs w:val="36"/>
+        </w:rPr>
+        <w:br/>
+        <w:t>(</w:t>
+      </w:r>
       <w:proofErr w:type="gramStart"/>
       <w:r>
         <w:rPr>
-          <w:rFonts w:ascii="Constantia" w:hAnsi="Constantia"/>
+          <w:rFonts w:ascii="Lucida Console" w:hAnsi="Lucida Console"/>
+          <w:color w:val="FF0000"/>
+          <w:sz w:val="36"/>
+          <w:szCs w:val="36"/>
+        </w:rPr>
+        <w:t>need</w:t>
+      </w:r>
+      <w:proofErr w:type="gramEnd"/>
+      <w:r>
+        <w:rPr>
+          <w:rFonts w:ascii="Lucida Console" w:hAnsi="Lucida Console"/>
+          <w:color w:val="FF0000"/>
+          <w:sz w:val="36"/>
+          <w:szCs w:val="36"/>
+        </w:rPr>
+        <w:t xml:space="preserve"> to use nesting)</w:t>
+      </w:r>
+    </w:p>
+    <w:p>
+      <w:pPr>
+        <w:pStyle w:val="ListParagraph"/>
+        <w:spacing w:after="0"/>
+        <w:ind w:left="0"/>
+        <w:rPr>
+          <w:rFonts w:ascii="DejaVu Sans" w:hAnsi="DejaVu Sans" w:cs="DejaVu Sans"/>
+          <w:sz w:val="24"/>
+          <w:szCs w:val="24"/>
+        </w:rPr>
+      </w:pPr>
+    </w:p>
+    <w:p>
+      <w:pPr>
+        <w:pStyle w:val="ListParagraph"/>
+        <w:spacing w:after="0"/>
+        <w:ind w:left="0"/>
+        <w:rPr>
+          <w:rFonts w:ascii="DejaVu Sans" w:hAnsi="DejaVu Sans" w:cs="DejaVu Sans"/>
+          <w:sz w:val="24"/>
+          <w:szCs w:val="24"/>
+        </w:rPr>
+      </w:pPr>
+    </w:p>
+    <w:p>
+      <w:pPr>
+        <w:pStyle w:val="ListParagraph"/>
+        <w:spacing w:after="0"/>
+        <w:ind w:left="0"/>
+        <w:rPr>
+          <w:rFonts w:ascii="DejaVu Sans" w:hAnsi="DejaVu Sans" w:cs="DejaVu Sans"/>
+          <w:sz w:val="24"/>
+          <w:szCs w:val="24"/>
+        </w:rPr>
+      </w:pPr>
+    </w:p>
+    <w:p>
+      <w:pPr>
+        <w:pStyle w:val="ListParagraph"/>
+        <w:spacing w:after="0"/>
+        <w:ind w:left="0"/>
+        <w:rPr>
+          <w:rFonts w:ascii="DejaVu Sans" w:hAnsi="DejaVu Sans" w:cs="DejaVu Sans"/>
+          <w:sz w:val="24"/>
+          <w:szCs w:val="24"/>
+        </w:rPr>
+      </w:pPr>
+    </w:p>
+    <w:p>
+      <w:pPr>
+        <w:pStyle w:val="ListParagraph"/>
+        <w:spacing w:after="0"/>
+        <w:ind w:left="0"/>
+        <w:rPr>
+          <w:rFonts w:ascii="DejaVu Sans" w:hAnsi="DejaVu Sans" w:cs="DejaVu Sans"/>
+          <w:sz w:val="24"/>
+          <w:szCs w:val="24"/>
+        </w:rPr>
+      </w:pPr>
+    </w:p>
+    <w:p>
+      <w:pPr>
+        <w:pStyle w:val="ListParagraph"/>
+        <w:spacing w:after="0"/>
+        <w:ind w:left="0"/>
+        <w:rPr>
+          <w:rFonts w:ascii="DejaVu Sans" w:hAnsi="DejaVu Sans" w:cs="DejaVu Sans"/>
+          <w:sz w:val="24"/>
+          <w:szCs w:val="24"/>
+        </w:rPr>
+      </w:pPr>
+    </w:p>
+    <w:p>
+      <w:pPr>
+        <w:pStyle w:val="ListParagraph"/>
+        <w:spacing w:after="0"/>
+        <w:ind w:left="0"/>
+        <w:rPr>
+          <w:rFonts w:ascii="DejaVu Sans" w:hAnsi="DejaVu Sans" w:cs="DejaVu Sans"/>
+          <w:sz w:val="24"/>
+          <w:szCs w:val="24"/>
+        </w:rPr>
+      </w:pPr>
+      <w:proofErr w:type="gramStart"/>
+      <w:r>
+        <w:rPr>
+          <w:rFonts w:ascii="DejaVu Sans" w:hAnsi="DejaVu Sans" w:cs="DejaVu Sans"/>
+          <w:sz w:val="24"/>
+          <w:szCs w:val="24"/>
+        </w:rPr>
+        <w:lastRenderedPageBreak/>
+        <w:t>public</w:t>
+      </w:r>
+      <w:proofErr w:type="gramEnd"/>
+      <w:r>
+        <w:rPr>
+          <w:rFonts w:ascii="DejaVu Sans" w:hAnsi="DejaVu Sans" w:cs="DejaVu Sans"/>
+          <w:sz w:val="24"/>
+          <w:szCs w:val="24"/>
+        </w:rPr>
+        <w:t xml:space="preserve"> class City {</w:t>
+      </w:r>
+    </w:p>
+    <w:p>
+      <w:pPr>
+        <w:pStyle w:val="ListParagraph"/>
+        <w:spacing w:after="0"/>
+        <w:ind w:left="0"/>
+        <w:rPr>
+          <w:rFonts w:ascii="DejaVu Sans" w:hAnsi="DejaVu Sans" w:cs="DejaVu Sans"/>
+          <w:sz w:val="24"/>
+          <w:szCs w:val="24"/>
+        </w:rPr>
+      </w:pPr>
+      <w:proofErr w:type="gramStart"/>
+      <w:r>
+        <w:rPr>
+          <w:rFonts w:ascii="DejaVu Sans" w:hAnsi="DejaVu Sans" w:cs="DejaVu Sans"/>
+          <w:sz w:val="24"/>
+          <w:szCs w:val="24"/>
+        </w:rPr>
+        <w:t>public</w:t>
+      </w:r>
+      <w:proofErr w:type="gramEnd"/>
+      <w:r>
+        <w:rPr>
+          <w:rFonts w:ascii="DejaVu Sans" w:hAnsi="DejaVu Sans" w:cs="DejaVu Sans"/>
+          <w:sz w:val="24"/>
+          <w:szCs w:val="24"/>
+        </w:rPr>
+        <w:t xml:space="preserve"> String name;</w:t>
+      </w:r>
+    </w:p>
+    <w:p>
+      <w:pPr>
+        <w:pStyle w:val="ListParagraph"/>
+        <w:spacing w:after="0"/>
+        <w:ind w:left="0"/>
+        <w:rPr>
+          <w:rFonts w:ascii="DejaVu Sans" w:hAnsi="DejaVu Sans" w:cs="DejaVu Sans"/>
+          <w:sz w:val="24"/>
+          <w:szCs w:val="24"/>
+        </w:rPr>
+      </w:pPr>
+      <w:proofErr w:type="gramStart"/>
+      <w:r>
+        <w:rPr>
+          <w:rFonts w:ascii="DejaVu Sans" w:hAnsi="DejaVu Sans" w:cs="DejaVu Sans"/>
+          <w:sz w:val="24"/>
+          <w:szCs w:val="24"/>
+        </w:rPr>
+        <w:t>public</w:t>
+      </w:r>
+      <w:proofErr w:type="gramEnd"/>
+      <w:r>
+        <w:rPr>
+          <w:rFonts w:ascii="DejaVu Sans" w:hAnsi="DejaVu Sans" w:cs="DejaVu Sans"/>
+          <w:sz w:val="24"/>
+          <w:szCs w:val="24"/>
+        </w:rPr>
+        <w:t xml:space="preserve"> </w:t>
+      </w:r>
+      <w:proofErr w:type="spellStart"/>
+      <w:r>
+        <w:rPr>
+          <w:rFonts w:ascii="DejaVu Sans" w:hAnsi="DejaVu Sans" w:cs="DejaVu Sans"/>
+          <w:sz w:val="24"/>
+          <w:szCs w:val="24"/>
+        </w:rPr>
+        <w:t>int</w:t>
+      </w:r>
+      <w:proofErr w:type="spellEnd"/>
+      <w:r>
+        <w:rPr>
+          <w:rFonts w:ascii="DejaVu Sans" w:hAnsi="DejaVu Sans" w:cs="DejaVu Sans"/>
+          <w:sz w:val="24"/>
+          <w:szCs w:val="24"/>
+        </w:rPr>
+        <w:t xml:space="preserve"> population;</w:t>
+      </w:r>
+    </w:p>
+    <w:p>
+      <w:pPr>
+        <w:pStyle w:val="ListParagraph"/>
+        <w:spacing w:after="0"/>
+        <w:ind w:left="0"/>
+        <w:rPr>
+          <w:rFonts w:ascii="DejaVu Sans" w:hAnsi="DejaVu Sans" w:cs="DejaVu Sans"/>
+          <w:sz w:val="24"/>
+          <w:szCs w:val="24"/>
+        </w:rPr>
+      </w:pPr>
+      <w:r>
+        <w:rPr>
+          <w:rFonts w:ascii="DejaVu Sans" w:hAnsi="DejaVu Sans" w:cs="DejaVu Sans"/>
+          <w:sz w:val="24"/>
+          <w:szCs w:val="24"/>
+        </w:rPr>
+        <w:t>}</w:t>
+      </w:r>
+    </w:p>
+    <w:p>
+      <w:pPr>
+        <w:pStyle w:val="ListParagraph"/>
+        <w:spacing w:after="0"/>
+        <w:ind w:left="0"/>
+        <w:rPr>
+          <w:rFonts w:ascii="DejaVu Sans" w:hAnsi="DejaVu Sans" w:cs="DejaVu Sans"/>
+          <w:sz w:val="24"/>
+          <w:szCs w:val="24"/>
+        </w:rPr>
+      </w:pPr>
+      <w:proofErr w:type="gramStart"/>
+      <w:r>
+        <w:rPr>
+          <w:rFonts w:ascii="DejaVu Sans" w:hAnsi="DejaVu Sans" w:cs="DejaVu Sans"/>
           <w:sz w:val="24"/>
           <w:szCs w:val="24"/>
         </w:rPr>
@@ -1659,7 +1516,15 @@
       <w:proofErr w:type="gramEnd"/>
       <w:r>
         <w:rPr>
-          <w:rFonts w:ascii="Constantia" w:hAnsi="Constantia"/>
+          <w:rFonts w:ascii="DejaVu Sans" w:hAnsi="DejaVu Sans" w:cs="DejaVu Sans"/>
+          <w:sz w:val="24"/>
+          <w:szCs w:val="24"/>
+        </w:rPr>
+        <w:t xml:space="preserve"> </w:t>
+      </w:r>
+      <w:r>
+        <w:rPr>
+          <w:rFonts w:ascii="DejaVu Sans" w:hAnsi="DejaVu Sans" w:cs="DejaVu Sans"/>
           <w:sz w:val="24"/>
           <w:szCs w:val="24"/>
         </w:rPr>
@@ -1668,7 +1533,7 @@
       <w:proofErr w:type="spellStart"/>
       <w:r>
         <w:rPr>
-          <w:rFonts w:ascii="Constantia" w:hAnsi="Constantia"/>
+          <w:rFonts w:ascii="DejaVu Sans" w:hAnsi="DejaVu Sans" w:cs="DejaVu Sans"/>
           <w:sz w:val="24"/>
           <w:szCs w:val="24"/>
         </w:rPr>
@@ -1677,40 +1542,22 @@
       <w:proofErr w:type="spellEnd"/>
       <w:r>
         <w:rPr>
-          <w:rFonts w:ascii="Constantia" w:hAnsi="Constantia"/>
-          <w:sz w:val="24"/>
-          <w:szCs w:val="24"/>
-        </w:rPr>
-        <w:t xml:space="preserve"> = new Array[6];  //assuming the array is populated with the values below but that the 4</w:t>
-      </w:r>
-      <w:r>
-        <w:rPr>
-          <w:rFonts w:ascii="Constantia" w:hAnsi="Constantia"/>
-          <w:sz w:val="24"/>
-          <w:szCs w:val="24"/>
-          <w:vertAlign w:val="superscript"/>
-        </w:rPr>
-        <w:t>th</w:t>
-      </w:r>
-      <w:r>
-        <w:rPr>
-          <w:rFonts w:ascii="Constantia" w:hAnsi="Constantia"/>
-          <w:sz w:val="24"/>
-          <w:szCs w:val="24"/>
-        </w:rPr>
-        <w:t xml:space="preserve"> element’s name is null</w:t>
+          <w:rFonts w:ascii="DejaVu Sans" w:hAnsi="DejaVu Sans" w:cs="DejaVu Sans"/>
+          <w:sz w:val="24"/>
+          <w:szCs w:val="24"/>
+        </w:rPr>
+        <w:t xml:space="preserve"> = new City[6];  //assuming the array is populated with the values below but that the 4th element’s name is null</w:t>
       </w:r>
     </w:p>
     <w:tbl>
       <w:tblPr>
         <w:tblStyle w:val="TableGrid"/>
-        <w:tblW w:w="4053" w:type="dxa"/>
+        <w:tblW w:w="1978" w:type="dxa"/>
         <w:tblLook w:val="04A0" w:firstRow="1" w:lastRow="0" w:firstColumn="1" w:lastColumn="0" w:noHBand="0" w:noVBand="1"/>
       </w:tblPr>
       <w:tblGrid>
         <w:gridCol w:w="989"/>
-        <w:gridCol w:w="1575"/>
-        <w:gridCol w:w="1489"/>
+        <w:gridCol w:w="989"/>
       </w:tblGrid>
       <w:tr>
         <w:tc>
@@ -1719,28 +1566,19 @@
           </w:tcPr>
           <w:p>
             <w:pPr>
-              <w:spacing w:before="134"/>
-              <w:jc w:val="center"/>
-              <w:textAlignment w:val="baseline"/>
-              <w:rPr>
-                <w:rFonts w:ascii="Constantia" w:eastAsia="Times New Roman" w:hAnsi="Constantia" w:cs="Times New Roman"/>
-                <w:b/>
-                <w:color w:val="000000" w:themeColor="text1"/>
-                <w:kern w:val="24"/>
-                <w:position w:val="1"/>
-                <w:sz w:val="24"/>
-                <w:szCs w:val="24"/>
+              <w:pStyle w:val="ListParagraph"/>
+              <w:ind w:left="0"/>
+              <w:rPr>
+                <w:rFonts w:ascii="DejaVu Sans" w:hAnsi="DejaVu Sans" w:cs="DejaVu Sans"/>
+                <w:sz w:val="20"/>
+                <w:szCs w:val="20"/>
               </w:rPr>
             </w:pPr>
             <w:r>
               <w:rPr>
-                <w:rFonts w:ascii="Constantia" w:eastAsia="Times New Roman" w:hAnsi="Constantia" w:cs="Times New Roman"/>
-                <w:b/>
-                <w:color w:val="000000" w:themeColor="text1"/>
-                <w:kern w:val="24"/>
-                <w:position w:val="1"/>
-                <w:sz w:val="24"/>
-                <w:szCs w:val="24"/>
+                <w:rFonts w:ascii="DejaVu Sans" w:hAnsi="DejaVu Sans" w:cs="DejaVu Sans"/>
+                <w:sz w:val="20"/>
+                <w:szCs w:val="20"/>
               </w:rPr>
               <w:t>index</w:t>
             </w:r>
@@ -1748,67 +1586,25 @@
         </w:tc>
         <w:tc>
           <w:tcPr>
-            <w:tcW w:w="1575" w:type="dxa"/>
+            <w:tcW w:w="989" w:type="dxa"/>
           </w:tcPr>
           <w:p>
             <w:pPr>
-              <w:spacing w:before="134"/>
-              <w:jc w:val="center"/>
-              <w:textAlignment w:val="baseline"/>
-              <w:rPr>
-                <w:rFonts w:ascii="Constantia" w:eastAsia="Times New Roman" w:hAnsi="Constantia" w:cs="Times New Roman"/>
-                <w:b/>
-                <w:color w:val="000000" w:themeColor="text1"/>
-                <w:kern w:val="24"/>
-                <w:position w:val="1"/>
-                <w:sz w:val="24"/>
-                <w:szCs w:val="24"/>
+              <w:pStyle w:val="ListParagraph"/>
+              <w:ind w:left="0"/>
+              <w:rPr>
+                <w:rFonts w:ascii="DejaVu Sans" w:hAnsi="DejaVu Sans" w:cs="DejaVu Sans"/>
+                <w:sz w:val="20"/>
+                <w:szCs w:val="20"/>
               </w:rPr>
             </w:pPr>
             <w:r>
               <w:rPr>
-                <w:rFonts w:ascii="Constantia" w:eastAsia="Times New Roman" w:hAnsi="Constantia" w:cs="Times New Roman"/>
-                <w:b/>
-                <w:color w:val="000000" w:themeColor="text1"/>
-                <w:kern w:val="24"/>
-                <w:position w:val="1"/>
-                <w:sz w:val="24"/>
-                <w:szCs w:val="24"/>
-              </w:rPr>
-              <w:t>name</w:t>
-            </w:r>
-          </w:p>
-        </w:tc>
-        <w:tc>
-          <w:tcPr>
-            <w:tcW w:w="1489" w:type="dxa"/>
-          </w:tcPr>
-          <w:p>
-            <w:pPr>
-              <w:spacing w:before="134"/>
-              <w:jc w:val="center"/>
-              <w:textAlignment w:val="baseline"/>
-              <w:rPr>
-                <w:rFonts w:ascii="Constantia" w:eastAsia="Times New Roman" w:hAnsi="Constantia" w:cs="Times New Roman"/>
-                <w:b/>
-                <w:color w:val="000000" w:themeColor="text1"/>
-                <w:kern w:val="24"/>
-                <w:position w:val="1"/>
-                <w:sz w:val="24"/>
-                <w:szCs w:val="24"/>
-              </w:rPr>
-            </w:pPr>
-            <w:r>
-              <w:rPr>
-                <w:rFonts w:ascii="Constantia" w:eastAsia="Times New Roman" w:hAnsi="Constantia" w:cs="Times New Roman"/>
-                <w:b/>
-                <w:color w:val="000000" w:themeColor="text1"/>
-                <w:kern w:val="24"/>
-                <w:position w:val="1"/>
-                <w:sz w:val="24"/>
-                <w:szCs w:val="24"/>
-              </w:rPr>
-              <w:t>population</w:t>
+                <w:rFonts w:ascii="DejaVu Sans" w:hAnsi="DejaVu Sans" w:cs="DejaVu Sans"/>
+                <w:sz w:val="20"/>
+                <w:szCs w:val="20"/>
+              </w:rPr>
+              <w:t>value</w:t>
             </w:r>
           </w:p>
         </w:tc>
@@ -1820,22 +1616,19 @@
           </w:tcPr>
           <w:p>
             <w:pPr>
-              <w:spacing w:before="134"/>
-              <w:textAlignment w:val="baseline"/>
-              <w:rPr>
-                <w:rFonts w:ascii="Constantia" w:eastAsia="Times New Roman" w:hAnsi="Constantia" w:cs="Arial"/>
-                <w:sz w:val="24"/>
-                <w:szCs w:val="24"/>
+              <w:pStyle w:val="ListParagraph"/>
+              <w:ind w:left="0"/>
+              <w:rPr>
+                <w:rFonts w:ascii="DejaVu Sans" w:hAnsi="DejaVu Sans" w:cs="DejaVu Sans"/>
+                <w:sz w:val="20"/>
+                <w:szCs w:val="20"/>
               </w:rPr>
             </w:pPr>
             <w:r>
               <w:rPr>
-                <w:rFonts w:ascii="Constantia" w:eastAsia="Times New Roman" w:hAnsi="Constantia" w:cs="Times New Roman"/>
-                <w:color w:val="000000" w:themeColor="text1"/>
-                <w:kern w:val="24"/>
-                <w:position w:val="1"/>
-                <w:sz w:val="24"/>
-                <w:szCs w:val="24"/>
+                <w:rFonts w:ascii="DejaVu Sans" w:hAnsi="DejaVu Sans" w:cs="DejaVu Sans"/>
+                <w:sz w:val="20"/>
+                <w:szCs w:val="20"/>
               </w:rPr>
               <w:t>0</w:t>
             </w:r>
@@ -1843,55 +1636,25 @@
         </w:tc>
         <w:tc>
           <w:tcPr>
-            <w:tcW w:w="1575" w:type="dxa"/>
+            <w:tcW w:w="989" w:type="dxa"/>
           </w:tcPr>
           <w:p>
             <w:pPr>
-              <w:spacing w:before="134"/>
-              <w:textAlignment w:val="baseline"/>
-              <w:rPr>
-                <w:rFonts w:ascii="Constantia" w:eastAsia="Times New Roman" w:hAnsi="Constantia" w:cs="Arial"/>
-                <w:sz w:val="24"/>
-                <w:szCs w:val="24"/>
+              <w:pStyle w:val="ListParagraph"/>
+              <w:ind w:left="0"/>
+              <w:rPr>
+                <w:rFonts w:ascii="DejaVu Sans" w:hAnsi="DejaVu Sans" w:cs="DejaVu Sans"/>
+                <w:sz w:val="20"/>
+                <w:szCs w:val="20"/>
               </w:rPr>
             </w:pPr>
             <w:r>
               <w:rPr>
-                <w:rFonts w:ascii="Constantia" w:eastAsia="Times New Roman" w:hAnsi="Constantia" w:cs="Times New Roman"/>
-                <w:color w:val="000000" w:themeColor="text1"/>
-                <w:kern w:val="24"/>
-                <w:position w:val="1"/>
-                <w:sz w:val="24"/>
-                <w:szCs w:val="24"/>
-              </w:rPr>
-              <w:t>“Cairo”</w:t>
-            </w:r>
-          </w:p>
-        </w:tc>
-        <w:tc>
-          <w:tcPr>
-            <w:tcW w:w="1489" w:type="dxa"/>
-          </w:tcPr>
-          <w:p>
-            <w:pPr>
-              <w:spacing w:before="134"/>
-              <w:textAlignment w:val="baseline"/>
-              <w:rPr>
-                <w:rFonts w:ascii="Constantia" w:eastAsia="Times New Roman" w:hAnsi="Constantia" w:cs="Arial"/>
-                <w:sz w:val="24"/>
-                <w:szCs w:val="24"/>
-              </w:rPr>
-            </w:pPr>
-            <w:r>
-              <w:rPr>
-                <w:rFonts w:ascii="Constantia" w:eastAsia="Times New Roman" w:hAnsi="Constantia" w:cs="Times New Roman"/>
-                <w:color w:val="000000" w:themeColor="text1"/>
-                <w:kern w:val="24"/>
-                <w:position w:val="1"/>
-                <w:sz w:val="24"/>
-                <w:szCs w:val="24"/>
-              </w:rPr>
-              <w:t>7,933,236</w:t>
+                <w:rFonts w:ascii="DejaVu Sans" w:hAnsi="DejaVu Sans" w:cs="DejaVu Sans"/>
+                <w:sz w:val="20"/>
+                <w:szCs w:val="20"/>
+              </w:rPr>
+              <w:t>812</w:t>
             </w:r>
           </w:p>
         </w:tc>
@@ -1903,22 +1666,19 @@
           </w:tcPr>
           <w:p>
             <w:pPr>
-              <w:spacing w:before="134"/>
-              <w:textAlignment w:val="baseline"/>
-              <w:rPr>
-                <w:rFonts w:ascii="Constantia" w:eastAsia="Times New Roman" w:hAnsi="Constantia" w:cs="Arial"/>
-                <w:sz w:val="24"/>
-                <w:szCs w:val="24"/>
+              <w:pStyle w:val="ListParagraph"/>
+              <w:ind w:left="0"/>
+              <w:rPr>
+                <w:rFonts w:ascii="DejaVu Sans" w:hAnsi="DejaVu Sans" w:cs="DejaVu Sans"/>
+                <w:sz w:val="20"/>
+                <w:szCs w:val="20"/>
               </w:rPr>
             </w:pPr>
             <w:r>
               <w:rPr>
-                <w:rFonts w:ascii="Constantia" w:eastAsia="Times New Roman" w:hAnsi="Constantia" w:cs="Times New Roman"/>
-                <w:color w:val="000000" w:themeColor="text1"/>
-                <w:kern w:val="24"/>
-                <w:position w:val="1"/>
-                <w:sz w:val="24"/>
-                <w:szCs w:val="24"/>
+                <w:rFonts w:ascii="DejaVu Sans" w:hAnsi="DejaVu Sans" w:cs="DejaVu Sans"/>
+                <w:sz w:val="20"/>
+                <w:szCs w:val="20"/>
               </w:rPr>
               <w:t>1</w:t>
             </w:r>
@@ -1926,55 +1686,25 @@
         </w:tc>
         <w:tc>
           <w:tcPr>
-            <w:tcW w:w="1575" w:type="dxa"/>
+            <w:tcW w:w="989" w:type="dxa"/>
           </w:tcPr>
           <w:p>
             <w:pPr>
-              <w:spacing w:before="134"/>
-              <w:textAlignment w:val="baseline"/>
-              <w:rPr>
-                <w:rFonts w:ascii="Constantia" w:eastAsia="Times New Roman" w:hAnsi="Constantia" w:cs="Arial"/>
-                <w:sz w:val="24"/>
-                <w:szCs w:val="24"/>
+              <w:pStyle w:val="ListParagraph"/>
+              <w:ind w:left="0"/>
+              <w:rPr>
+                <w:rFonts w:ascii="DejaVu Sans" w:hAnsi="DejaVu Sans" w:cs="DejaVu Sans"/>
+                <w:sz w:val="20"/>
+                <w:szCs w:val="20"/>
               </w:rPr>
             </w:pPr>
             <w:r>
               <w:rPr>
-                <w:rFonts w:ascii="Constantia" w:eastAsia="Times New Roman" w:hAnsi="Constantia" w:cs="Times New Roman"/>
-                <w:color w:val="000000" w:themeColor="text1"/>
-                <w:kern w:val="24"/>
-                <w:position w:val="1"/>
-                <w:sz w:val="24"/>
-                <w:szCs w:val="24"/>
-              </w:rPr>
-              <w:t>“Durban”</w:t>
-            </w:r>
-          </w:p>
-        </w:tc>
-        <w:tc>
-          <w:tcPr>
-            <w:tcW w:w="1489" w:type="dxa"/>
-          </w:tcPr>
-          <w:p>
-            <w:pPr>
-              <w:spacing w:before="134"/>
-              <w:textAlignment w:val="baseline"/>
-              <w:rPr>
-                <w:rFonts w:ascii="Constantia" w:eastAsia="Times New Roman" w:hAnsi="Constantia" w:cs="Arial"/>
-                <w:sz w:val="24"/>
-                <w:szCs w:val="24"/>
-              </w:rPr>
-            </w:pPr>
-            <w:r>
-              <w:rPr>
-                <w:rFonts w:ascii="Constantia" w:eastAsia="Times New Roman" w:hAnsi="Constantia" w:cs="Times New Roman"/>
-                <w:color w:val="000000" w:themeColor="text1"/>
-                <w:kern w:val="24"/>
-                <w:position w:val="1"/>
-                <w:sz w:val="24"/>
-                <w:szCs w:val="24"/>
-              </w:rPr>
-              <w:t>3,368,631</w:t>
+                <w:rFonts w:ascii="DejaVu Sans" w:hAnsi="DejaVu Sans" w:cs="DejaVu Sans"/>
+                <w:sz w:val="20"/>
+                <w:szCs w:val="20"/>
+              </w:rPr>
+              <w:t>1300</w:t>
             </w:r>
           </w:p>
         </w:tc>
@@ -1986,22 +1716,19 @@
           </w:tcPr>
           <w:p>
             <w:pPr>
-              <w:spacing w:before="134"/>
-              <w:textAlignment w:val="baseline"/>
-              <w:rPr>
-                <w:rFonts w:ascii="Constantia" w:eastAsia="Times New Roman" w:hAnsi="Constantia" w:cs="Arial"/>
-                <w:sz w:val="24"/>
-                <w:szCs w:val="24"/>
+              <w:pStyle w:val="ListParagraph"/>
+              <w:ind w:left="0"/>
+              <w:rPr>
+                <w:rFonts w:ascii="DejaVu Sans" w:hAnsi="DejaVu Sans" w:cs="DejaVu Sans"/>
+                <w:sz w:val="20"/>
+                <w:szCs w:val="20"/>
               </w:rPr>
             </w:pPr>
             <w:r>
               <w:rPr>
-                <w:rFonts w:ascii="Constantia" w:eastAsia="Times New Roman" w:hAnsi="Constantia" w:cs="Times New Roman"/>
-                <w:color w:val="000000" w:themeColor="text1"/>
-                <w:kern w:val="24"/>
-                <w:position w:val="1"/>
-                <w:sz w:val="24"/>
-                <w:szCs w:val="24"/>
+                <w:rFonts w:ascii="DejaVu Sans" w:hAnsi="DejaVu Sans" w:cs="DejaVu Sans"/>
+                <w:sz w:val="20"/>
+                <w:szCs w:val="20"/>
               </w:rPr>
               <w:t>2</w:t>
             </w:r>
@@ -2009,55 +1736,25 @@
         </w:tc>
         <w:tc>
           <w:tcPr>
-            <w:tcW w:w="1575" w:type="dxa"/>
+            <w:tcW w:w="989" w:type="dxa"/>
           </w:tcPr>
           <w:p>
             <w:pPr>
-              <w:spacing w:before="134"/>
-              <w:textAlignment w:val="baseline"/>
-              <w:rPr>
-                <w:rFonts w:ascii="Constantia" w:eastAsia="Times New Roman" w:hAnsi="Constantia" w:cs="Arial"/>
-                <w:sz w:val="24"/>
-                <w:szCs w:val="24"/>
+              <w:pStyle w:val="ListParagraph"/>
+              <w:ind w:left="0"/>
+              <w:rPr>
+                <w:rFonts w:ascii="DejaVu Sans" w:hAnsi="DejaVu Sans" w:cs="DejaVu Sans"/>
+                <w:sz w:val="20"/>
+                <w:szCs w:val="20"/>
               </w:rPr>
             </w:pPr>
             <w:r>
               <w:rPr>
-                <w:rFonts w:ascii="Constantia" w:eastAsia="Times New Roman" w:hAnsi="Constantia" w:cs="Times New Roman"/>
-                <w:color w:val="000000" w:themeColor="text1"/>
-                <w:kern w:val="24"/>
-                <w:position w:val="1"/>
-                <w:sz w:val="24"/>
-                <w:szCs w:val="24"/>
-              </w:rPr>
-              <w:t>“Harare”</w:t>
-            </w:r>
-          </w:p>
-        </w:tc>
-        <w:tc>
-          <w:tcPr>
-            <w:tcW w:w="1489" w:type="dxa"/>
-          </w:tcPr>
-          <w:p>
-            <w:pPr>
-              <w:spacing w:before="134"/>
-              <w:textAlignment w:val="baseline"/>
-              <w:rPr>
-                <w:rFonts w:ascii="Constantia" w:eastAsia="Times New Roman" w:hAnsi="Constantia" w:cs="Arial"/>
-                <w:sz w:val="24"/>
-                <w:szCs w:val="24"/>
-              </w:rPr>
-            </w:pPr>
-            <w:r>
-              <w:rPr>
-                <w:rFonts w:ascii="Constantia" w:eastAsia="Times New Roman" w:hAnsi="Constantia" w:cs="Times New Roman"/>
-                <w:color w:val="000000" w:themeColor="text1"/>
-                <w:kern w:val="24"/>
-                <w:position w:val="1"/>
-                <w:sz w:val="24"/>
-                <w:szCs w:val="24"/>
-              </w:rPr>
-              <w:t>1,607,022</w:t>
+                <w:rFonts w:ascii="DejaVu Sans" w:hAnsi="DejaVu Sans" w:cs="DejaVu Sans"/>
+                <w:sz w:val="20"/>
+                <w:szCs w:val="20"/>
+              </w:rPr>
+              <w:t>2112</w:t>
             </w:r>
           </w:p>
         </w:tc>
@@ -2069,22 +1766,19 @@
           </w:tcPr>
           <w:p>
             <w:pPr>
-              <w:spacing w:before="134"/>
-              <w:textAlignment w:val="baseline"/>
-              <w:rPr>
-                <w:rFonts w:ascii="Constantia" w:eastAsia="Times New Roman" w:hAnsi="Constantia" w:cs="Arial"/>
-                <w:sz w:val="24"/>
-                <w:szCs w:val="24"/>
+              <w:pStyle w:val="ListParagraph"/>
+              <w:ind w:left="0"/>
+              <w:rPr>
+                <w:rFonts w:ascii="DejaVu Sans" w:hAnsi="DejaVu Sans" w:cs="DejaVu Sans"/>
+                <w:sz w:val="20"/>
+                <w:szCs w:val="20"/>
               </w:rPr>
             </w:pPr>
             <w:r>
               <w:rPr>
-                <w:rFonts w:ascii="Constantia" w:eastAsia="Times New Roman" w:hAnsi="Constantia" w:cs="Times New Roman"/>
-                <w:color w:val="000000" w:themeColor="text1"/>
-                <w:kern w:val="24"/>
-                <w:position w:val="1"/>
-                <w:sz w:val="24"/>
-                <w:szCs w:val="24"/>
+                <w:rFonts w:ascii="DejaVu Sans" w:hAnsi="DejaVu Sans" w:cs="DejaVu Sans"/>
+                <w:sz w:val="20"/>
+                <w:szCs w:val="20"/>
               </w:rPr>
               <w:t>3</w:t>
             </w:r>
@@ -2092,55 +1786,25 @@
         </w:tc>
         <w:tc>
           <w:tcPr>
-            <w:tcW w:w="1575" w:type="dxa"/>
+            <w:tcW w:w="989" w:type="dxa"/>
           </w:tcPr>
           <w:p>
             <w:pPr>
-              <w:spacing w:before="134"/>
-              <w:textAlignment w:val="baseline"/>
-              <w:rPr>
-                <w:rFonts w:ascii="Constantia" w:eastAsia="Times New Roman" w:hAnsi="Constantia" w:cs="Arial"/>
-                <w:sz w:val="24"/>
-                <w:szCs w:val="24"/>
+              <w:pStyle w:val="ListParagraph"/>
+              <w:ind w:left="0"/>
+              <w:rPr>
+                <w:rFonts w:ascii="DejaVu Sans" w:hAnsi="DejaVu Sans" w:cs="DejaVu Sans"/>
+                <w:sz w:val="20"/>
+                <w:szCs w:val="20"/>
               </w:rPr>
             </w:pPr>
             <w:r>
               <w:rPr>
-                <w:rFonts w:ascii="Constantia" w:eastAsia="Times New Roman" w:hAnsi="Constantia" w:cs="Times New Roman"/>
-                <w:color w:val="000000" w:themeColor="text1"/>
-                <w:kern w:val="24"/>
-                <w:position w:val="1"/>
-                <w:sz w:val="24"/>
-                <w:szCs w:val="24"/>
+                <w:rFonts w:ascii="DejaVu Sans" w:hAnsi="DejaVu Sans" w:cs="DejaVu Sans"/>
+                <w:sz w:val="20"/>
+                <w:szCs w:val="20"/>
               </w:rPr>
               <w:t>null</w:t>
-            </w:r>
-          </w:p>
-        </w:tc>
-        <w:tc>
-          <w:tcPr>
-            <w:tcW w:w="1489" w:type="dxa"/>
-          </w:tcPr>
-          <w:p>
-            <w:pPr>
-              <w:spacing w:before="134"/>
-              <w:textAlignment w:val="baseline"/>
-              <w:rPr>
-                <w:rFonts w:ascii="Constantia" w:eastAsia="Times New Roman" w:hAnsi="Constantia" w:cs="Arial"/>
-                <w:sz w:val="24"/>
-                <w:szCs w:val="24"/>
-              </w:rPr>
-            </w:pPr>
-            <w:r>
-              <w:rPr>
-                <w:rFonts w:ascii="Constantia" w:eastAsia="Times New Roman" w:hAnsi="Constantia" w:cs="Times New Roman"/>
-                <w:color w:val="000000" w:themeColor="text1"/>
-                <w:kern w:val="24"/>
-                <w:position w:val="1"/>
-                <w:sz w:val="24"/>
-                <w:szCs w:val="24"/>
-              </w:rPr>
-              <w:t>0</w:t>
             </w:r>
           </w:p>
         </w:tc>
@@ -2152,22 +1816,19 @@
           </w:tcPr>
           <w:p>
             <w:pPr>
-              <w:spacing w:before="134"/>
-              <w:textAlignment w:val="baseline"/>
-              <w:rPr>
-                <w:rFonts w:ascii="Constantia" w:eastAsia="Times New Roman" w:hAnsi="Constantia" w:cs="Arial"/>
-                <w:sz w:val="24"/>
-                <w:szCs w:val="24"/>
+              <w:pStyle w:val="ListParagraph"/>
+              <w:ind w:left="0"/>
+              <w:rPr>
+                <w:rFonts w:ascii="DejaVu Sans" w:hAnsi="DejaVu Sans" w:cs="DejaVu Sans"/>
+                <w:sz w:val="20"/>
+                <w:szCs w:val="20"/>
               </w:rPr>
             </w:pPr>
             <w:r>
               <w:rPr>
-                <w:rFonts w:ascii="Constantia" w:eastAsia="Times New Roman" w:hAnsi="Constantia" w:cs="Times New Roman"/>
-                <w:color w:val="000000" w:themeColor="text1"/>
-                <w:kern w:val="24"/>
-                <w:position w:val="1"/>
-                <w:sz w:val="24"/>
-                <w:szCs w:val="24"/>
+                <w:rFonts w:ascii="DejaVu Sans" w:hAnsi="DejaVu Sans" w:cs="DejaVu Sans"/>
+                <w:sz w:val="20"/>
+                <w:szCs w:val="20"/>
               </w:rPr>
               <w:t>4</w:t>
             </w:r>
@@ -2175,55 +1836,25 @@
         </w:tc>
         <w:tc>
           <w:tcPr>
-            <w:tcW w:w="1575" w:type="dxa"/>
+            <w:tcW w:w="989" w:type="dxa"/>
           </w:tcPr>
           <w:p>
             <w:pPr>
-              <w:spacing w:before="134"/>
-              <w:textAlignment w:val="baseline"/>
-              <w:rPr>
-                <w:rFonts w:ascii="Constantia" w:eastAsia="Times New Roman" w:hAnsi="Constantia" w:cs="Arial"/>
-                <w:sz w:val="24"/>
-                <w:szCs w:val="24"/>
+              <w:pStyle w:val="ListParagraph"/>
+              <w:ind w:left="0"/>
+              <w:rPr>
+                <w:rFonts w:ascii="DejaVu Sans" w:hAnsi="DejaVu Sans" w:cs="DejaVu Sans"/>
+                <w:sz w:val="20"/>
+                <w:szCs w:val="20"/>
               </w:rPr>
             </w:pPr>
             <w:r>
               <w:rPr>
-                <w:rFonts w:ascii="Constantia" w:eastAsia="Times New Roman" w:hAnsi="Constantia" w:cs="Times New Roman"/>
-                <w:color w:val="000000" w:themeColor="text1"/>
-                <w:kern w:val="24"/>
-                <w:position w:val="1"/>
-                <w:sz w:val="24"/>
-                <w:szCs w:val="24"/>
-              </w:rPr>
-              <w:t>“Lagos”</w:t>
-            </w:r>
-          </w:p>
-        </w:tc>
-        <w:tc>
-          <w:tcPr>
-            <w:tcW w:w="1489" w:type="dxa"/>
-          </w:tcPr>
-          <w:p>
-            <w:pPr>
-              <w:spacing w:before="134"/>
-              <w:textAlignment w:val="baseline"/>
-              <w:rPr>
-                <w:rFonts w:ascii="Constantia" w:eastAsia="Times New Roman" w:hAnsi="Constantia" w:cs="Arial"/>
-                <w:sz w:val="24"/>
-                <w:szCs w:val="24"/>
-              </w:rPr>
-            </w:pPr>
-            <w:r>
-              <w:rPr>
-                <w:rFonts w:ascii="Constantia" w:eastAsia="Times New Roman" w:hAnsi="Constantia" w:cs="Times New Roman"/>
-                <w:color w:val="000000" w:themeColor="text1"/>
-                <w:kern w:val="24"/>
-                <w:position w:val="1"/>
-                <w:sz w:val="24"/>
-                <w:szCs w:val="24"/>
-              </w:rPr>
-              <w:t>9,229,944</w:t>
+                <w:rFonts w:ascii="DejaVu Sans" w:hAnsi="DejaVu Sans" w:cs="DejaVu Sans"/>
+                <w:sz w:val="20"/>
+                <w:szCs w:val="20"/>
+              </w:rPr>
+              <w:t>98</w:t>
             </w:r>
           </w:p>
         </w:tc>
@@ -2235,22 +1866,19 @@
           </w:tcPr>
           <w:p>
             <w:pPr>
-              <w:spacing w:before="134"/>
-              <w:textAlignment w:val="baseline"/>
-              <w:rPr>
-                <w:rFonts w:ascii="Constantia" w:eastAsia="Times New Roman" w:hAnsi="Constantia" w:cs="Arial"/>
-                <w:sz w:val="24"/>
-                <w:szCs w:val="24"/>
+              <w:pStyle w:val="ListParagraph"/>
+              <w:ind w:left="0"/>
+              <w:rPr>
+                <w:rFonts w:ascii="DejaVu Sans" w:hAnsi="DejaVu Sans" w:cs="DejaVu Sans"/>
+                <w:sz w:val="20"/>
+                <w:szCs w:val="20"/>
               </w:rPr>
             </w:pPr>
             <w:r>
               <w:rPr>
-                <w:rFonts w:ascii="Constantia" w:eastAsia="Times New Roman" w:hAnsi="Constantia" w:cs="Times New Roman"/>
-                <w:color w:val="000000" w:themeColor="text1"/>
-                <w:kern w:val="24"/>
-                <w:position w:val="1"/>
-                <w:sz w:val="24"/>
-                <w:szCs w:val="24"/>
+                <w:rFonts w:ascii="DejaVu Sans" w:hAnsi="DejaVu Sans" w:cs="DejaVu Sans"/>
+                <w:sz w:val="20"/>
+                <w:szCs w:val="20"/>
               </w:rPr>
               <w:t>5</w:t>
             </w:r>
@@ -2258,26 +1886,467 @@
         </w:tc>
         <w:tc>
           <w:tcPr>
-            <w:tcW w:w="1575" w:type="dxa"/>
+            <w:tcW w:w="989" w:type="dxa"/>
           </w:tcPr>
           <w:p>
             <w:pPr>
-              <w:spacing w:before="134"/>
-              <w:textAlignment w:val="baseline"/>
-              <w:rPr>
-                <w:rFonts w:ascii="Constantia" w:eastAsia="Times New Roman" w:hAnsi="Constantia" w:cs="Arial"/>
-                <w:sz w:val="24"/>
-                <w:szCs w:val="24"/>
+              <w:pStyle w:val="ListParagraph"/>
+              <w:ind w:left="0"/>
+              <w:rPr>
+                <w:rFonts w:ascii="DejaVu Sans" w:hAnsi="DejaVu Sans" w:cs="DejaVu Sans"/>
+                <w:sz w:val="20"/>
+                <w:szCs w:val="20"/>
               </w:rPr>
             </w:pPr>
             <w:r>
               <w:rPr>
-                <w:rFonts w:ascii="Constantia" w:eastAsia="Times New Roman" w:hAnsi="Constantia" w:cs="Times New Roman"/>
-                <w:color w:val="000000" w:themeColor="text1"/>
-                <w:kern w:val="24"/>
-                <w:position w:val="1"/>
-                <w:sz w:val="24"/>
-                <w:szCs w:val="24"/>
+                <w:rFonts w:ascii="DejaVu Sans" w:hAnsi="DejaVu Sans" w:cs="DejaVu Sans"/>
+                <w:sz w:val="20"/>
+                <w:szCs w:val="20"/>
+              </w:rPr>
+              <w:t>3145</w:t>
+            </w:r>
+          </w:p>
+        </w:tc>
+      </w:tr>
+    </w:tbl>
+    <w:p>
+      <w:pPr>
+        <w:pStyle w:val="ListParagraph"/>
+        <w:spacing w:after="0"/>
+        <w:ind w:left="0"/>
+        <w:rPr>
+          <w:rFonts w:ascii="DejaVu Sans" w:hAnsi="DejaVu Sans" w:cs="DejaVu Sans"/>
+          <w:sz w:val="20"/>
+          <w:szCs w:val="20"/>
+        </w:rPr>
+      </w:pPr>
+    </w:p>
+    <w:tbl>
+      <w:tblPr>
+        <w:tblStyle w:val="TableGrid"/>
+        <w:tblW w:w="6136" w:type="dxa"/>
+        <w:tblLook w:val="04A0" w:firstRow="1" w:lastRow="0" w:firstColumn="1" w:lastColumn="0" w:noHBand="0" w:noVBand="1"/>
+      </w:tblPr>
+      <w:tblGrid>
+        <w:gridCol w:w="2083"/>
+        <w:gridCol w:w="2083"/>
+        <w:gridCol w:w="1970"/>
+      </w:tblGrid>
+      <w:tr>
+        <w:tc>
+          <w:tcPr>
+            <w:tcW w:w="2083" w:type="dxa"/>
+          </w:tcPr>
+          <w:p>
+            <w:pPr>
+              <w:pStyle w:val="ListParagraph"/>
+              <w:ind w:left="0"/>
+              <w:rPr>
+                <w:rFonts w:ascii="DejaVu Sans" w:hAnsi="DejaVu Sans" w:cs="DejaVu Sans"/>
+                <w:sz w:val="20"/>
+                <w:szCs w:val="20"/>
+              </w:rPr>
+            </w:pPr>
+            <w:r>
+              <w:rPr>
+                <w:rFonts w:ascii="DejaVu Sans" w:hAnsi="DejaVu Sans" w:cs="DejaVu Sans"/>
+                <w:sz w:val="20"/>
+                <w:szCs w:val="20"/>
+              </w:rPr>
+              <w:t>Memory address</w:t>
+            </w:r>
+          </w:p>
+        </w:tc>
+        <w:tc>
+          <w:tcPr>
+            <w:tcW w:w="2083" w:type="dxa"/>
+          </w:tcPr>
+          <w:p>
+            <w:pPr>
+              <w:pStyle w:val="ListParagraph"/>
+              <w:ind w:left="0"/>
+              <w:rPr>
+                <w:rFonts w:ascii="DejaVu Sans" w:hAnsi="DejaVu Sans" w:cs="DejaVu Sans"/>
+                <w:sz w:val="20"/>
+                <w:szCs w:val="20"/>
+              </w:rPr>
+            </w:pPr>
+            <w:r>
+              <w:rPr>
+                <w:rFonts w:ascii="DejaVu Sans" w:hAnsi="DejaVu Sans" w:cs="DejaVu Sans"/>
+                <w:sz w:val="20"/>
+                <w:szCs w:val="20"/>
+              </w:rPr>
+              <w:t>name</w:t>
+            </w:r>
+          </w:p>
+        </w:tc>
+        <w:tc>
+          <w:tcPr>
+            <w:tcW w:w="1970" w:type="dxa"/>
+          </w:tcPr>
+          <w:p>
+            <w:pPr>
+              <w:pStyle w:val="ListParagraph"/>
+              <w:ind w:left="0"/>
+              <w:rPr>
+                <w:rFonts w:ascii="DejaVu Sans" w:hAnsi="DejaVu Sans" w:cs="DejaVu Sans"/>
+                <w:sz w:val="20"/>
+                <w:szCs w:val="20"/>
+              </w:rPr>
+            </w:pPr>
+            <w:r>
+              <w:rPr>
+                <w:rFonts w:ascii="DejaVu Sans" w:hAnsi="DejaVu Sans" w:cs="DejaVu Sans"/>
+                <w:sz w:val="20"/>
+                <w:szCs w:val="20"/>
+              </w:rPr>
+              <w:t>population</w:t>
+            </w:r>
+          </w:p>
+        </w:tc>
+      </w:tr>
+      <w:tr>
+        <w:tc>
+          <w:tcPr>
+            <w:tcW w:w="2083" w:type="dxa"/>
+          </w:tcPr>
+          <w:p>
+            <w:pPr>
+              <w:pStyle w:val="ListParagraph"/>
+              <w:ind w:left="0"/>
+              <w:rPr>
+                <w:rFonts w:ascii="DejaVu Sans" w:hAnsi="DejaVu Sans" w:cs="DejaVu Sans"/>
+                <w:sz w:val="20"/>
+                <w:szCs w:val="20"/>
+              </w:rPr>
+            </w:pPr>
+            <w:r>
+              <w:rPr>
+                <w:rFonts w:ascii="DejaVu Sans" w:hAnsi="DejaVu Sans" w:cs="DejaVu Sans"/>
+                <w:sz w:val="20"/>
+                <w:szCs w:val="20"/>
+              </w:rPr>
+              <w:t>812</w:t>
+            </w:r>
+          </w:p>
+        </w:tc>
+        <w:tc>
+          <w:tcPr>
+            <w:tcW w:w="2083" w:type="dxa"/>
+          </w:tcPr>
+          <w:p>
+            <w:pPr>
+              <w:pStyle w:val="ListParagraph"/>
+              <w:ind w:left="0"/>
+              <w:rPr>
+                <w:rFonts w:ascii="DejaVu Sans" w:hAnsi="DejaVu Sans" w:cs="DejaVu Sans"/>
+                <w:sz w:val="20"/>
+                <w:szCs w:val="20"/>
+              </w:rPr>
+            </w:pPr>
+            <w:r>
+              <w:rPr>
+                <w:rFonts w:ascii="DejaVu Sans" w:hAnsi="DejaVu Sans" w:cs="DejaVu Sans"/>
+                <w:sz w:val="20"/>
+                <w:szCs w:val="20"/>
+              </w:rPr>
+              <w:t>“Cairo”</w:t>
+            </w:r>
+          </w:p>
+        </w:tc>
+        <w:tc>
+          <w:tcPr>
+            <w:tcW w:w="1970" w:type="dxa"/>
+          </w:tcPr>
+          <w:p>
+            <w:pPr>
+              <w:pStyle w:val="ListParagraph"/>
+              <w:ind w:left="0"/>
+              <w:rPr>
+                <w:rFonts w:ascii="DejaVu Sans" w:hAnsi="DejaVu Sans" w:cs="DejaVu Sans"/>
+                <w:sz w:val="20"/>
+                <w:szCs w:val="20"/>
+              </w:rPr>
+            </w:pPr>
+            <w:r>
+              <w:rPr>
+                <w:rFonts w:ascii="DejaVu Sans" w:hAnsi="DejaVu Sans" w:cs="DejaVu Sans"/>
+                <w:sz w:val="20"/>
+                <w:szCs w:val="20"/>
+              </w:rPr>
+              <w:t>21,323,000</w:t>
+            </w:r>
+          </w:p>
+        </w:tc>
+      </w:tr>
+      <w:tr>
+        <w:tc>
+          <w:tcPr>
+            <w:tcW w:w="2083" w:type="dxa"/>
+          </w:tcPr>
+          <w:p>
+            <w:pPr>
+              <w:pStyle w:val="ListParagraph"/>
+              <w:ind w:left="0"/>
+              <w:rPr>
+                <w:rFonts w:ascii="DejaVu Sans" w:hAnsi="DejaVu Sans" w:cs="DejaVu Sans"/>
+                <w:sz w:val="20"/>
+                <w:szCs w:val="20"/>
+              </w:rPr>
+            </w:pPr>
+            <w:r>
+              <w:rPr>
+                <w:rFonts w:ascii="DejaVu Sans" w:hAnsi="DejaVu Sans" w:cs="DejaVu Sans"/>
+                <w:sz w:val="20"/>
+                <w:szCs w:val="20"/>
+              </w:rPr>
+              <w:t>1300</w:t>
+            </w:r>
+          </w:p>
+        </w:tc>
+        <w:tc>
+          <w:tcPr>
+            <w:tcW w:w="2083" w:type="dxa"/>
+          </w:tcPr>
+          <w:p>
+            <w:pPr>
+              <w:pStyle w:val="ListParagraph"/>
+              <w:ind w:left="0"/>
+              <w:rPr>
+                <w:rFonts w:ascii="DejaVu Sans" w:hAnsi="DejaVu Sans" w:cs="DejaVu Sans"/>
+                <w:sz w:val="20"/>
+                <w:szCs w:val="20"/>
+              </w:rPr>
+            </w:pPr>
+            <w:r>
+              <w:rPr>
+                <w:rFonts w:ascii="DejaVu Sans" w:hAnsi="DejaVu Sans" w:cs="DejaVu Sans"/>
+                <w:sz w:val="20"/>
+                <w:szCs w:val="20"/>
+              </w:rPr>
+              <w:t>“Durban”</w:t>
+            </w:r>
+          </w:p>
+        </w:tc>
+        <w:tc>
+          <w:tcPr>
+            <w:tcW w:w="1970" w:type="dxa"/>
+          </w:tcPr>
+          <w:p>
+            <w:pPr>
+              <w:pStyle w:val="ListParagraph"/>
+              <w:ind w:left="0"/>
+              <w:rPr>
+                <w:rFonts w:ascii="DejaVu Sans" w:hAnsi="DejaVu Sans" w:cs="DejaVu Sans"/>
+                <w:sz w:val="20"/>
+                <w:szCs w:val="20"/>
+              </w:rPr>
+            </w:pPr>
+            <w:r>
+              <w:rPr>
+                <w:rFonts w:ascii="DejaVu Sans" w:hAnsi="DejaVu Sans" w:cs="DejaVu Sans"/>
+                <w:sz w:val="20"/>
+                <w:szCs w:val="20"/>
+              </w:rPr>
+              <w:t>3,176,254</w:t>
+            </w:r>
+          </w:p>
+        </w:tc>
+      </w:tr>
+      <w:tr>
+        <w:tc>
+          <w:tcPr>
+            <w:tcW w:w="2083" w:type="dxa"/>
+          </w:tcPr>
+          <w:p>
+            <w:pPr>
+              <w:pStyle w:val="ListParagraph"/>
+              <w:ind w:left="0"/>
+              <w:rPr>
+                <w:rFonts w:ascii="DejaVu Sans" w:hAnsi="DejaVu Sans" w:cs="DejaVu Sans"/>
+                <w:sz w:val="20"/>
+                <w:szCs w:val="20"/>
+              </w:rPr>
+            </w:pPr>
+            <w:r>
+              <w:rPr>
+                <w:rFonts w:ascii="DejaVu Sans" w:hAnsi="DejaVu Sans" w:cs="DejaVu Sans"/>
+                <w:sz w:val="20"/>
+                <w:szCs w:val="20"/>
+              </w:rPr>
+              <w:t>2112</w:t>
+            </w:r>
+          </w:p>
+        </w:tc>
+        <w:tc>
+          <w:tcPr>
+            <w:tcW w:w="2083" w:type="dxa"/>
+          </w:tcPr>
+          <w:p>
+            <w:pPr>
+              <w:pStyle w:val="ListParagraph"/>
+              <w:ind w:left="0"/>
+              <w:rPr>
+                <w:rFonts w:ascii="DejaVu Sans" w:hAnsi="DejaVu Sans" w:cs="DejaVu Sans"/>
+                <w:sz w:val="20"/>
+                <w:szCs w:val="20"/>
+              </w:rPr>
+            </w:pPr>
+            <w:r>
+              <w:rPr>
+                <w:rFonts w:ascii="DejaVu Sans" w:hAnsi="DejaVu Sans" w:cs="DejaVu Sans"/>
+                <w:sz w:val="20"/>
+                <w:szCs w:val="20"/>
+              </w:rPr>
+              <w:t>“Harare”</w:t>
+            </w:r>
+          </w:p>
+        </w:tc>
+        <w:tc>
+          <w:tcPr>
+            <w:tcW w:w="1970" w:type="dxa"/>
+          </w:tcPr>
+          <w:p>
+            <w:pPr>
+              <w:pStyle w:val="ListParagraph"/>
+              <w:ind w:left="0"/>
+              <w:rPr>
+                <w:rFonts w:ascii="DejaVu Sans" w:hAnsi="DejaVu Sans" w:cs="DejaVu Sans"/>
+                <w:sz w:val="20"/>
+                <w:szCs w:val="20"/>
+              </w:rPr>
+            </w:pPr>
+            <w:r>
+              <w:rPr>
+                <w:rFonts w:ascii="DejaVu Sans" w:hAnsi="DejaVu Sans" w:cs="DejaVu Sans"/>
+                <w:sz w:val="20"/>
+                <w:szCs w:val="20"/>
+              </w:rPr>
+              <w:t>1,542,000</w:t>
+            </w:r>
+          </w:p>
+        </w:tc>
+      </w:tr>
+      <w:tr>
+        <w:tc>
+          <w:tcPr>
+            <w:tcW w:w="2083" w:type="dxa"/>
+          </w:tcPr>
+          <w:p>
+            <w:pPr>
+              <w:pStyle w:val="ListParagraph"/>
+              <w:ind w:left="0"/>
+              <w:rPr>
+                <w:rFonts w:ascii="DejaVu Sans" w:hAnsi="DejaVu Sans" w:cs="DejaVu Sans"/>
+                <w:sz w:val="20"/>
+                <w:szCs w:val="20"/>
+              </w:rPr>
+            </w:pPr>
+            <w:r>
+              <w:rPr>
+                <w:rFonts w:ascii="DejaVu Sans" w:hAnsi="DejaVu Sans" w:cs="DejaVu Sans"/>
+                <w:sz w:val="20"/>
+                <w:szCs w:val="20"/>
+              </w:rPr>
+              <w:t>98</w:t>
+            </w:r>
+          </w:p>
+        </w:tc>
+        <w:tc>
+          <w:tcPr>
+            <w:tcW w:w="2083" w:type="dxa"/>
+          </w:tcPr>
+          <w:p>
+            <w:pPr>
+              <w:pStyle w:val="ListParagraph"/>
+              <w:ind w:left="0"/>
+              <w:rPr>
+                <w:rFonts w:ascii="DejaVu Sans" w:hAnsi="DejaVu Sans" w:cs="DejaVu Sans"/>
+                <w:sz w:val="20"/>
+                <w:szCs w:val="20"/>
+              </w:rPr>
+            </w:pPr>
+            <w:r>
+              <w:rPr>
+                <w:rFonts w:ascii="DejaVu Sans" w:hAnsi="DejaVu Sans" w:cs="DejaVu Sans"/>
+                <w:sz w:val="20"/>
+                <w:szCs w:val="20"/>
+              </w:rPr>
+              <w:t>“Lagos”</w:t>
+            </w:r>
+          </w:p>
+        </w:tc>
+        <w:tc>
+          <w:tcPr>
+            <w:tcW w:w="1970" w:type="dxa"/>
+          </w:tcPr>
+          <w:p>
+            <w:pPr>
+              <w:pStyle w:val="ListParagraph"/>
+              <w:ind w:left="0"/>
+              <w:rPr>
+                <w:rFonts w:ascii="DejaVu Sans" w:hAnsi="DejaVu Sans" w:cs="DejaVu Sans"/>
+                <w:sz w:val="20"/>
+                <w:szCs w:val="20"/>
+              </w:rPr>
+            </w:pPr>
+            <w:r>
+              <w:rPr>
+                <w:rFonts w:ascii="DejaVu Sans" w:hAnsi="DejaVu Sans" w:cs="DejaVu Sans"/>
+                <w:sz w:val="20"/>
+                <w:szCs w:val="20"/>
+              </w:rPr>
+              <w:t xml:space="preserve">21,300,000 </w:t>
+            </w:r>
+          </w:p>
+        </w:tc>
+      </w:tr>
+      <w:tr>
+        <w:tc>
+          <w:tcPr>
+            <w:tcW w:w="2083" w:type="dxa"/>
+          </w:tcPr>
+          <w:p>
+            <w:pPr>
+              <w:pStyle w:val="ListParagraph"/>
+              <w:ind w:left="0"/>
+              <w:rPr>
+                <w:rFonts w:ascii="DejaVu Sans" w:hAnsi="DejaVu Sans" w:cs="DejaVu Sans"/>
+                <w:sz w:val="20"/>
+                <w:szCs w:val="20"/>
+              </w:rPr>
+            </w:pPr>
+            <w:r>
+              <w:rPr>
+                <w:rFonts w:ascii="DejaVu Sans" w:hAnsi="DejaVu Sans" w:cs="DejaVu Sans"/>
+                <w:sz w:val="20"/>
+                <w:szCs w:val="20"/>
+              </w:rPr>
+              <w:t>3145</w:t>
+            </w:r>
+          </w:p>
+        </w:tc>
+        <w:tc>
+          <w:tcPr>
+            <w:tcW w:w="2083" w:type="dxa"/>
+          </w:tcPr>
+          <w:p>
+            <w:pPr>
+              <w:pStyle w:val="ListParagraph"/>
+              <w:ind w:left="0"/>
+              <w:rPr>
+                <w:rFonts w:ascii="DejaVu Sans" w:hAnsi="DejaVu Sans" w:cs="DejaVu Sans"/>
+                <w:sz w:val="20"/>
+                <w:szCs w:val="20"/>
+              </w:rPr>
+            </w:pPr>
+            <w:r>
+              <w:rPr>
+                <w:rFonts w:ascii="DejaVu Sans" w:hAnsi="DejaVu Sans" w:cs="DejaVu Sans"/>
+                <w:sz w:val="20"/>
+                <w:szCs w:val="20"/>
               </w:rPr>
               <w:t>“Khartoum”</w:t>
             </w:r>
@@ -2285,28 +2354,25 @@
         </w:tc>
         <w:tc>
           <w:tcPr>
-            <w:tcW w:w="1489" w:type="dxa"/>
+            <w:tcW w:w="1970" w:type="dxa"/>
           </w:tcPr>
           <w:p>
             <w:pPr>
-              <w:spacing w:before="134"/>
-              <w:textAlignment w:val="baseline"/>
-              <w:rPr>
-                <w:rFonts w:ascii="Constantia" w:eastAsia="Times New Roman" w:hAnsi="Constantia" w:cs="Arial"/>
-                <w:sz w:val="24"/>
-                <w:szCs w:val="24"/>
+              <w:pStyle w:val="ListParagraph"/>
+              <w:ind w:left="0"/>
+              <w:rPr>
+                <w:rFonts w:ascii="DejaVu Sans" w:hAnsi="DejaVu Sans" w:cs="DejaVu Sans"/>
+                <w:sz w:val="20"/>
+                <w:szCs w:val="20"/>
               </w:rPr>
             </w:pPr>
             <w:r>
               <w:rPr>
-                <w:rFonts w:ascii="Constantia" w:eastAsia="Times New Roman" w:hAnsi="Constantia" w:cs="Times New Roman"/>
-                <w:color w:val="000000" w:themeColor="text1"/>
-                <w:kern w:val="24"/>
-                <w:position w:val="1"/>
-                <w:sz w:val="24"/>
-                <w:szCs w:val="24"/>
-              </w:rPr>
-              <w:t>2,207,794</w:t>
+                <w:rFonts w:ascii="DejaVu Sans" w:hAnsi="DejaVu Sans" w:cs="DejaVu Sans"/>
+                <w:sz w:val="20"/>
+                <w:szCs w:val="20"/>
+              </w:rPr>
+              <w:t>5,989,000</w:t>
             </w:r>
           </w:p>
         </w:tc>
@@ -2318,7 +2384,7 @@
         <w:spacing w:after="0"/>
         <w:ind w:left="0"/>
         <w:rPr>
-          <w:rFonts w:ascii="Constantia" w:hAnsi="Constantia"/>
+          <w:rFonts w:ascii="DejaVu Sans" w:hAnsi="DejaVu Sans" w:cs="DejaVu Sans"/>
           <w:sz w:val="24"/>
           <w:szCs w:val="24"/>
         </w:rPr>
@@ -2330,26 +2396,26 @@
         <w:spacing w:after="0"/>
         <w:ind w:left="0"/>
         <w:rPr>
-          <w:rFonts w:ascii="Constantia" w:hAnsi="Constantia"/>
-          <w:sz w:val="24"/>
-          <w:szCs w:val="24"/>
-        </w:rPr>
-      </w:pPr>
-      <w:r>
-        <w:rPr>
-          <w:rFonts w:ascii="Constantia" w:hAnsi="Constantia"/>
-          <w:sz w:val="24"/>
-          <w:szCs w:val="24"/>
-        </w:rPr>
-        <w:t>Write a for loop that searches the array for the string “Khartoum”</w:t>
-      </w:r>
-      <w:r>
-        <w:rPr>
-          <w:rFonts w:ascii="Constantia" w:hAnsi="Constantia"/>
-          <w:sz w:val="24"/>
-          <w:szCs w:val="24"/>
-        </w:rPr>
-        <w:t xml:space="preserve">  Make sure the name is not null before doing a comparison on that name.</w:t>
+          <w:rFonts w:ascii="DejaVu Sans" w:hAnsi="DejaVu Sans" w:cs="DejaVu Sans"/>
+          <w:sz w:val="24"/>
+          <w:szCs w:val="24"/>
+        </w:rPr>
+      </w:pPr>
+      <w:r>
+        <w:rPr>
+          <w:rFonts w:ascii="DejaVu Sans" w:hAnsi="DejaVu Sans" w:cs="DejaVu Sans"/>
+          <w:sz w:val="24"/>
+          <w:szCs w:val="24"/>
+        </w:rPr>
+        <w:t>Write a for loop that searches the array for the string “Khartoum”  Make sure the name is not null before doing a comparison on that name.</w:t>
+      </w:r>
+      <w:r>
+        <w:rPr>
+          <w:rFonts w:ascii="DejaVu Sans" w:hAnsi="DejaVu Sans" w:cs="DejaVu Sans"/>
+          <w:sz w:val="24"/>
+          <w:szCs w:val="24"/>
+        </w:rPr>
+        <w:t xml:space="preserve">  Print out the population if you find the String “Khartoum”</w:t>
       </w:r>
     </w:p>
     <w:p>
@@ -2358,18 +2424,235 @@
         <w:spacing w:after="0"/>
         <w:ind w:left="0"/>
         <w:rPr>
-          <w:rFonts w:ascii="Constantia" w:hAnsi="Constantia"/>
-          <w:b/>
-          <w:color w:val="FF0000"/>
-          <w:sz w:val="36"/>
-          <w:szCs w:val="36"/>
-        </w:rPr>
-      </w:pPr>
+          <w:rFonts w:ascii="Lucida Console" w:hAnsi="Lucida Console"/>
+          <w:color w:val="FF0000"/>
+          <w:sz w:val="36"/>
+          <w:szCs w:val="36"/>
+        </w:rPr>
+      </w:pPr>
+      <w:r>
+        <w:rPr>
+          <w:rFonts w:ascii="Lucida Console" w:hAnsi="Lucida Console"/>
+          <w:color w:val="FF0000"/>
+          <w:sz w:val="36"/>
+          <w:szCs w:val="36"/>
+        </w:rPr>
+        <w:t>for(</w:t>
+      </w:r>
       <w:proofErr w:type="spellStart"/>
       <w:r>
         <w:rPr>
-          <w:rFonts w:ascii="Constantia" w:hAnsi="Constantia"/>
-          <w:b/>
+          <w:rFonts w:ascii="Lucida Console" w:hAnsi="Lucida Console"/>
+          <w:color w:val="FF0000"/>
+          <w:sz w:val="36"/>
+          <w:szCs w:val="36"/>
+        </w:rPr>
+        <w:t>int</w:t>
+      </w:r>
+      <w:proofErr w:type="spellEnd"/>
+      <w:r>
+        <w:rPr>
+          <w:rFonts w:ascii="Lucida Console" w:hAnsi="Lucida Console"/>
+          <w:color w:val="FF0000"/>
+          <w:sz w:val="36"/>
+          <w:szCs w:val="36"/>
+        </w:rPr>
+        <w:t xml:space="preserve"> </w:t>
+      </w:r>
+      <w:proofErr w:type="spellStart"/>
+      <w:r>
+        <w:rPr>
+          <w:rFonts w:ascii="Lucida Console" w:hAnsi="Lucida Console"/>
+          <w:color w:val="FF0000"/>
+          <w:sz w:val="36"/>
+          <w:szCs w:val="36"/>
+        </w:rPr>
+        <w:t>i</w:t>
+      </w:r>
+      <w:proofErr w:type="spellEnd"/>
+      <w:r>
+        <w:rPr>
+          <w:rFonts w:ascii="Lucida Console" w:hAnsi="Lucida Console"/>
+          <w:color w:val="FF0000"/>
+          <w:sz w:val="36"/>
+          <w:szCs w:val="36"/>
+        </w:rPr>
+        <w:t xml:space="preserve"> =0;i&lt; </w:t>
+      </w:r>
+      <w:proofErr w:type="spellStart"/>
+      <w:r>
+        <w:rPr>
+          <w:rFonts w:ascii="Lucida Console" w:hAnsi="Lucida Console"/>
+          <w:color w:val="FF0000"/>
+          <w:sz w:val="36"/>
+          <w:szCs w:val="36"/>
+        </w:rPr>
+        <w:t>cityList.length</w:t>
+      </w:r>
+      <w:proofErr w:type="spellEnd"/>
+      <w:r>
+        <w:rPr>
+          <w:rFonts w:ascii="Lucida Console" w:hAnsi="Lucida Console"/>
+          <w:color w:val="FF0000"/>
+          <w:sz w:val="36"/>
+          <w:szCs w:val="36"/>
+        </w:rPr>
+        <w:t xml:space="preserve">; </w:t>
+      </w:r>
+      <w:proofErr w:type="spellStart"/>
+      <w:r>
+        <w:rPr>
+          <w:rFonts w:ascii="Lucida Console" w:hAnsi="Lucida Console"/>
+          <w:color w:val="FF0000"/>
+          <w:sz w:val="36"/>
+          <w:szCs w:val="36"/>
+        </w:rPr>
+        <w:t>i</w:t>
+      </w:r>
+      <w:proofErr w:type="spellEnd"/>
+      <w:r>
+        <w:rPr>
+          <w:rFonts w:ascii="Lucida Console" w:hAnsi="Lucida Console"/>
+          <w:color w:val="FF0000"/>
+          <w:sz w:val="36"/>
+          <w:szCs w:val="36"/>
+        </w:rPr>
+        <w:t>++){</w:t>
+      </w:r>
+      <w:r>
+        <w:rPr>
+          <w:rFonts w:ascii="Lucida Console" w:hAnsi="Lucida Console"/>
+          <w:color w:val="FF0000"/>
+          <w:sz w:val="36"/>
+          <w:szCs w:val="36"/>
+        </w:rPr>
+        <w:br/>
+        <w:t xml:space="preserve">  if(</w:t>
+      </w:r>
+      <w:proofErr w:type="spellStart"/>
+      <w:r>
+        <w:rPr>
+          <w:rFonts w:ascii="Lucida Console" w:hAnsi="Lucida Console"/>
+          <w:color w:val="FF0000"/>
+          <w:sz w:val="36"/>
+          <w:szCs w:val="36"/>
+        </w:rPr>
+        <w:t>cityList</w:t>
+      </w:r>
+      <w:proofErr w:type="spellEnd"/>
+      <w:r>
+        <w:rPr>
+          <w:rFonts w:ascii="Lucida Console" w:hAnsi="Lucida Console"/>
+          <w:color w:val="FF0000"/>
+          <w:sz w:val="36"/>
+          <w:szCs w:val="36"/>
+        </w:rPr>
+        <w:t>[</w:t>
+      </w:r>
+      <w:proofErr w:type="spellStart"/>
+      <w:r>
+        <w:rPr>
+          <w:rFonts w:ascii="Lucida Console" w:hAnsi="Lucida Console"/>
+          <w:color w:val="FF0000"/>
+          <w:sz w:val="36"/>
+          <w:szCs w:val="36"/>
+        </w:rPr>
+        <w:t>i</w:t>
+      </w:r>
+      <w:proofErr w:type="spellEnd"/>
+      <w:r>
+        <w:rPr>
+          <w:rFonts w:ascii="Lucida Console" w:hAnsi="Lucida Console"/>
+          <w:color w:val="FF0000"/>
+          <w:sz w:val="36"/>
+          <w:szCs w:val="36"/>
+        </w:rPr>
+        <w:t>] != null &amp;&amp;</w:t>
+      </w:r>
+      <w:r>
+        <w:rPr>
+          <w:rFonts w:ascii="Lucida Console" w:hAnsi="Lucida Console"/>
+          <w:color w:val="FF0000"/>
+          <w:sz w:val="36"/>
+          <w:szCs w:val="36"/>
+        </w:rPr>
+        <w:br/>
+        <w:t xml:space="preserve">     </w:t>
+      </w:r>
+      <w:proofErr w:type="spellStart"/>
+      <w:r>
+        <w:rPr>
+          <w:rFonts w:ascii="Lucida Console" w:hAnsi="Lucida Console"/>
+          <w:color w:val="FF0000"/>
+          <w:sz w:val="36"/>
+          <w:szCs w:val="36"/>
+        </w:rPr>
+        <w:t>cityList</w:t>
+      </w:r>
+      <w:proofErr w:type="spellEnd"/>
+      <w:r>
+        <w:rPr>
+          <w:rFonts w:ascii="Lucida Console" w:hAnsi="Lucida Console"/>
+          <w:color w:val="FF0000"/>
+          <w:sz w:val="36"/>
+          <w:szCs w:val="36"/>
+        </w:rPr>
+        <w:t>[</w:t>
+      </w:r>
+      <w:proofErr w:type="spellStart"/>
+      <w:r>
+        <w:rPr>
+          <w:rFonts w:ascii="Lucida Console" w:hAnsi="Lucida Console"/>
+          <w:color w:val="FF0000"/>
+          <w:sz w:val="36"/>
+          <w:szCs w:val="36"/>
+        </w:rPr>
+        <w:t>i</w:t>
+      </w:r>
+      <w:proofErr w:type="spellEnd"/>
+      <w:r>
+        <w:rPr>
+          <w:rFonts w:ascii="Lucida Console" w:hAnsi="Lucida Console"/>
+          <w:color w:val="FF0000"/>
+          <w:sz w:val="36"/>
+          <w:szCs w:val="36"/>
+        </w:rPr>
+        <w:t>].</w:t>
+      </w:r>
+      <w:proofErr w:type="spellStart"/>
+      <w:r>
+        <w:rPr>
+          <w:rFonts w:ascii="Lucida Console" w:hAnsi="Lucida Console"/>
+          <w:color w:val="FF0000"/>
+          <w:sz w:val="36"/>
+          <w:szCs w:val="36"/>
+        </w:rPr>
+        <w:t>name.equals</w:t>
+      </w:r>
+      <w:proofErr w:type="spellEnd"/>
+      <w:r>
+        <w:rPr>
+          <w:rFonts w:ascii="Lucida Console" w:hAnsi="Lucida Console"/>
+          <w:color w:val="FF0000"/>
+          <w:sz w:val="36"/>
+          <w:szCs w:val="36"/>
+        </w:rPr>
+        <w:t>(“Khartoum”)){</w:t>
+      </w:r>
+      <w:r>
+        <w:rPr>
+          <w:rFonts w:ascii="Lucida Console" w:hAnsi="Lucida Console"/>
+          <w:color w:val="FF0000"/>
+          <w:sz w:val="36"/>
+          <w:szCs w:val="36"/>
+        </w:rPr>
+        <w:br/>
+        <w:t xml:space="preserve">    </w:t>
+      </w:r>
+      <w:proofErr w:type="spellStart"/>
+      <w:r>
+        <w:rPr>
+          <w:rFonts w:ascii="Lucida Console" w:hAnsi="Lucida Console"/>
           <w:color w:val="FF0000"/>
           <w:sz w:val="36"/>
           <w:szCs w:val="36"/>
@@ -2379,13 +2662,62 @@
       <w:proofErr w:type="spellEnd"/>
       <w:r>
         <w:rPr>
-          <w:rFonts w:ascii="Constantia" w:hAnsi="Constantia"/>
-          <w:b/>
-          <w:color w:val="FF0000"/>
-          <w:sz w:val="36"/>
-          <w:szCs w:val="36"/>
-        </w:rPr>
-        <w:t xml:space="preserve"> (“Searching for \”Khartoum\”…”);</w:t>
+          <w:rFonts w:ascii="Lucida Console" w:hAnsi="Lucida Console"/>
+          <w:color w:val="FF0000"/>
+          <w:sz w:val="36"/>
+          <w:szCs w:val="36"/>
+        </w:rPr>
+        <w:t>(</w:t>
+      </w:r>
+      <w:proofErr w:type="spellStart"/>
+      <w:r>
+        <w:rPr>
+          <w:rFonts w:ascii="Lucida Console" w:hAnsi="Lucida Console"/>
+          <w:color w:val="FF0000"/>
+          <w:sz w:val="36"/>
+          <w:szCs w:val="36"/>
+        </w:rPr>
+        <w:t>cityList</w:t>
+      </w:r>
+      <w:proofErr w:type="spellEnd"/>
+      <w:r>
+        <w:rPr>
+          <w:rFonts w:ascii="Lucida Console" w:hAnsi="Lucida Console"/>
+          <w:color w:val="FF0000"/>
+          <w:sz w:val="36"/>
+          <w:szCs w:val="36"/>
+        </w:rPr>
+        <w:t>[</w:t>
+      </w:r>
+      <w:proofErr w:type="spellStart"/>
+      <w:r>
+        <w:rPr>
+          <w:rFonts w:ascii="Lucida Console" w:hAnsi="Lucida Console"/>
+          <w:color w:val="FF0000"/>
+          <w:sz w:val="36"/>
+          <w:szCs w:val="36"/>
+        </w:rPr>
+        <w:t>i</w:t>
+      </w:r>
+      <w:proofErr w:type="spellEnd"/>
+      <w:r>
+        <w:rPr>
+          <w:rFonts w:ascii="Lucida Console" w:hAnsi="Lucida Console"/>
+          <w:color w:val="FF0000"/>
+          <w:sz w:val="36"/>
+          <w:szCs w:val="36"/>
+        </w:rPr>
+        <w:t>].population);</w:t>
+      </w:r>
+      <w:r>
+        <w:rPr>
+          <w:rFonts w:ascii="Lucida Console" w:hAnsi="Lucida Console"/>
+          <w:color w:val="FF0000"/>
+          <w:sz w:val="36"/>
+          <w:szCs w:val="36"/>
+        </w:rPr>
+        <w:br/>
+        <w:t xml:space="preserve">  }</w:t>
       </w:r>
     </w:p>
     <w:p>
@@ -2394,111 +2726,19 @@
         <w:spacing w:after="0"/>
         <w:ind w:left="0"/>
         <w:rPr>
-          <w:rFonts w:ascii="Constantia" w:hAnsi="Constantia"/>
-          <w:b/>
-          <w:color w:val="FF0000"/>
-          <w:sz w:val="36"/>
-          <w:szCs w:val="36"/>
-        </w:rPr>
-      </w:pPr>
-      <w:proofErr w:type="gramStart"/>
-      <w:r>
-        <w:rPr>
-          <w:rFonts w:ascii="Constantia" w:hAnsi="Constantia"/>
-          <w:b/>
-          <w:color w:val="FF0000"/>
-          <w:sz w:val="36"/>
-          <w:szCs w:val="36"/>
-        </w:rPr>
-        <w:t>for(</w:t>
-      </w:r>
-      <w:proofErr w:type="gramEnd"/>
-      <w:r>
-        <w:rPr>
-          <w:rFonts w:ascii="Constantia" w:hAnsi="Constantia"/>
-          <w:b/>
-          <w:color w:val="FF0000"/>
-          <w:sz w:val="36"/>
-          <w:szCs w:val="36"/>
-        </w:rPr>
-        <w:t xml:space="preserve">inti =0; </w:t>
-      </w:r>
-      <w:proofErr w:type="spellStart"/>
-      <w:r>
-        <w:rPr>
-          <w:rFonts w:ascii="Constantia" w:hAnsi="Constantia"/>
-          <w:b/>
-          <w:color w:val="FF0000"/>
-          <w:sz w:val="36"/>
-          <w:szCs w:val="36"/>
-        </w:rPr>
-        <w:t>i</w:t>
-      </w:r>
-      <w:proofErr w:type="spellEnd"/>
-      <w:r>
-        <w:rPr>
-          <w:rFonts w:ascii="Constantia" w:hAnsi="Constantia"/>
-          <w:b/>
-          <w:color w:val="FF0000"/>
-          <w:sz w:val="36"/>
-          <w:szCs w:val="36"/>
-        </w:rPr>
-        <w:t xml:space="preserve"> &lt; </w:t>
-      </w:r>
-      <w:proofErr w:type="spellStart"/>
-      <w:r>
-        <w:rPr>
-          <w:rFonts w:ascii="Constantia" w:hAnsi="Constantia"/>
-          <w:b/>
-          <w:color w:val="FF0000"/>
-          <w:sz w:val="36"/>
-          <w:szCs w:val="36"/>
-        </w:rPr>
-        <w:t>cityList.length</w:t>
-      </w:r>
-      <w:proofErr w:type="spellEnd"/>
-      <w:r>
-        <w:rPr>
-          <w:rFonts w:ascii="Constantia" w:hAnsi="Constantia"/>
-          <w:b/>
-          <w:color w:val="FF0000"/>
-          <w:sz w:val="36"/>
-          <w:szCs w:val="36"/>
-        </w:rPr>
-        <w:t xml:space="preserve">; </w:t>
-      </w:r>
-      <w:proofErr w:type="spellStart"/>
-      <w:r>
-        <w:rPr>
-          <w:rFonts w:ascii="Constantia" w:hAnsi="Constantia"/>
-          <w:b/>
-          <w:color w:val="FF0000"/>
-          <w:sz w:val="36"/>
-          <w:szCs w:val="36"/>
-        </w:rPr>
-        <w:t>i</w:t>
-      </w:r>
-      <w:proofErr w:type="spellEnd"/>
-      <w:r>
-        <w:rPr>
-          <w:rFonts w:ascii="Constantia" w:hAnsi="Constantia"/>
-          <w:b/>
-          <w:color w:val="FF0000"/>
-          <w:sz w:val="36"/>
-          <w:szCs w:val="36"/>
-        </w:rPr>
-        <w:t>++)</w:t>
-      </w:r>
-      <w:r>
-        <w:rPr>
-          <w:rFonts w:ascii="Constantia" w:hAnsi="Constantia"/>
-          <w:b/>
-          <w:color w:val="FF0000"/>
-          <w:sz w:val="36"/>
-          <w:szCs w:val="36"/>
-        </w:rPr>
-        <w:br/>
-        <w:t>{</w:t>
+          <w:rFonts w:ascii="DejaVu Sans" w:hAnsi="DejaVu Sans" w:cs="DejaVu Sans"/>
+          <w:sz w:val="24"/>
+          <w:szCs w:val="24"/>
+        </w:rPr>
+      </w:pPr>
+      <w:r>
+        <w:rPr>
+          <w:rFonts w:ascii="Lucida Console" w:hAnsi="Lucida Console"/>
+          <w:color w:val="FF0000"/>
+          <w:sz w:val="36"/>
+          <w:szCs w:val="36"/>
+        </w:rPr>
+        <w:t>}</w:t>
       </w:r>
     </w:p>
     <w:p>
@@ -2507,44 +2747,36 @@
         <w:spacing w:after="0"/>
         <w:ind w:left="0"/>
         <w:rPr>
-          <w:rFonts w:ascii="Constantia" w:hAnsi="Constantia"/>
-          <w:b/>
-          <w:color w:val="FF0000"/>
-          <w:sz w:val="36"/>
-          <w:szCs w:val="36"/>
-        </w:rPr>
-      </w:pPr>
-      <w:r>
-        <w:rPr>
-          <w:rFonts w:ascii="Constantia" w:hAnsi="Constantia"/>
-          <w:b/>
-          <w:color w:val="FF0000"/>
-          <w:sz w:val="36"/>
-          <w:szCs w:val="36"/>
-        </w:rPr>
-        <w:t xml:space="preserve">    </w:t>
-      </w:r>
-      <w:proofErr w:type="gramStart"/>
-      <w:r>
-        <w:rPr>
-          <w:rFonts w:ascii="Constantia" w:hAnsi="Constantia"/>
-          <w:b/>
-          <w:color w:val="FF0000"/>
-          <w:sz w:val="36"/>
-          <w:szCs w:val="36"/>
-        </w:rPr>
-        <w:t>if(</w:t>
-      </w:r>
-      <w:proofErr w:type="gramEnd"/>
-      <w:r>
-        <w:rPr>
-          <w:rFonts w:ascii="Constantia" w:hAnsi="Constantia"/>
-          <w:b/>
-          <w:color w:val="FF0000"/>
-          <w:sz w:val="36"/>
-          <w:szCs w:val="36"/>
-        </w:rPr>
-        <w:t>cityList.name != null &amp;&amp;</w:t>
+          <w:rFonts w:ascii="DejaVu Sans" w:hAnsi="DejaVu Sans" w:cs="DejaVu Sans"/>
+          <w:sz w:val="24"/>
+          <w:szCs w:val="24"/>
+        </w:rPr>
+      </w:pPr>
+      <w:r>
+        <w:rPr>
+          <w:rFonts w:ascii="DejaVu Sans" w:hAnsi="DejaVu Sans" w:cs="DejaVu Sans"/>
+          <w:sz w:val="24"/>
+          <w:szCs w:val="24"/>
+        </w:rPr>
+        <w:t xml:space="preserve">Does anyone remember this code from </w:t>
+      </w:r>
+      <w:proofErr w:type="spellStart"/>
+      <w:r>
+        <w:rPr>
+          <w:rFonts w:ascii="DejaVu Sans" w:hAnsi="DejaVu Sans" w:cs="DejaVu Sans"/>
+          <w:sz w:val="24"/>
+          <w:szCs w:val="24"/>
+        </w:rPr>
+        <w:t>ArrayCopying</w:t>
+      </w:r>
+      <w:proofErr w:type="spellEnd"/>
+      <w:r>
+        <w:rPr>
+          <w:rFonts w:ascii="DejaVu Sans" w:hAnsi="DejaVu Sans" w:cs="DejaVu Sans"/>
+          <w:sz w:val="24"/>
+          <w:szCs w:val="24"/>
+        </w:rPr>
+        <w:t>?</w:t>
       </w:r>
     </w:p>
     <w:p>
@@ -2553,56 +2785,213 @@
         <w:spacing w:after="0"/>
         <w:ind w:left="0"/>
         <w:rPr>
-          <w:rFonts w:ascii="Constantia" w:hAnsi="Constantia"/>
-          <w:b/>
-          <w:color w:val="FF0000"/>
-          <w:sz w:val="36"/>
-          <w:szCs w:val="36"/>
-        </w:rPr>
-      </w:pPr>
-      <w:r>
-        <w:rPr>
-          <w:rFonts w:ascii="Constantia" w:hAnsi="Constantia"/>
-          <w:b/>
-          <w:color w:val="FF0000"/>
-          <w:sz w:val="36"/>
-          <w:szCs w:val="36"/>
-        </w:rPr>
-        <w:t xml:space="preserve">               </w:t>
+          <w:rFonts w:ascii="DejaVu Sans" w:hAnsi="DejaVu Sans" w:cs="DejaVu Sans"/>
+          <w:sz w:val="24"/>
+          <w:szCs w:val="24"/>
+        </w:rPr>
+      </w:pPr>
+      <w:proofErr w:type="gramStart"/>
+      <w:r>
+        <w:rPr>
+          <w:rFonts w:ascii="DejaVu Sans" w:hAnsi="DejaVu Sans" w:cs="DejaVu Sans"/>
+          <w:sz w:val="24"/>
+          <w:szCs w:val="24"/>
+        </w:rPr>
+        <w:t>if(</w:t>
       </w:r>
       <w:proofErr w:type="spellStart"/>
+      <w:proofErr w:type="gramEnd"/>
+      <w:r>
+        <w:rPr>
+          <w:rFonts w:ascii="DejaVu Sans" w:hAnsi="DejaVu Sans" w:cs="DejaVu Sans"/>
+          <w:sz w:val="24"/>
+          <w:szCs w:val="24"/>
+        </w:rPr>
+        <w:t>tryList</w:t>
+      </w:r>
+      <w:proofErr w:type="spellEnd"/>
+      <w:r>
+        <w:rPr>
+          <w:rFonts w:ascii="DejaVu Sans" w:hAnsi="DejaVu Sans" w:cs="DejaVu Sans"/>
+          <w:sz w:val="24"/>
+          <w:szCs w:val="24"/>
+        </w:rPr>
+        <w:t>[</w:t>
+      </w:r>
+      <w:proofErr w:type="spellStart"/>
+      <w:r>
+        <w:rPr>
+          <w:rFonts w:ascii="DejaVu Sans" w:hAnsi="DejaVu Sans" w:cs="DejaVu Sans"/>
+          <w:sz w:val="24"/>
+          <w:szCs w:val="24"/>
+        </w:rPr>
+        <w:t>i</w:t>
+      </w:r>
+      <w:proofErr w:type="spellEnd"/>
+      <w:r>
+        <w:rPr>
+          <w:rFonts w:ascii="DejaVu Sans" w:hAnsi="DejaVu Sans" w:cs="DejaVu Sans"/>
+          <w:sz w:val="24"/>
+          <w:szCs w:val="24"/>
+        </w:rPr>
+        <w:t xml:space="preserve">] == null || </w:t>
+      </w:r>
+      <w:proofErr w:type="spellStart"/>
+      <w:r>
+        <w:rPr>
+          <w:rFonts w:ascii="DejaVu Sans" w:hAnsi="DejaVu Sans" w:cs="DejaVu Sans"/>
+          <w:sz w:val="24"/>
+          <w:szCs w:val="24"/>
+        </w:rPr>
+        <w:t>tryList</w:t>
+      </w:r>
+      <w:proofErr w:type="spellEnd"/>
+      <w:r>
+        <w:rPr>
+          <w:rFonts w:ascii="DejaVu Sans" w:hAnsi="DejaVu Sans" w:cs="DejaVu Sans"/>
+          <w:sz w:val="24"/>
+          <w:szCs w:val="24"/>
+        </w:rPr>
+        <w:t>[</w:t>
+      </w:r>
+      <w:proofErr w:type="spellStart"/>
+      <w:r>
+        <w:rPr>
+          <w:rFonts w:ascii="DejaVu Sans" w:hAnsi="DejaVu Sans" w:cs="DejaVu Sans"/>
+          <w:sz w:val="24"/>
+          <w:szCs w:val="24"/>
+        </w:rPr>
+        <w:t>i</w:t>
+      </w:r>
+      <w:proofErr w:type="spellEnd"/>
+      <w:r>
+        <w:rPr>
+          <w:rFonts w:ascii="DejaVu Sans" w:hAnsi="DejaVu Sans" w:cs="DejaVu Sans"/>
+          <w:sz w:val="24"/>
+          <w:szCs w:val="24"/>
+        </w:rPr>
+        <w:t xml:space="preserve">].equals(“”))  …. Can you reverse the two parts of </w:t>
+      </w:r>
       <w:proofErr w:type="gramStart"/>
       <w:r>
         <w:rPr>
-          <w:rFonts w:ascii="Constantia" w:hAnsi="Constantia"/>
-          <w:b/>
-          <w:color w:val="FF0000"/>
-          <w:sz w:val="36"/>
-          <w:szCs w:val="36"/>
-        </w:rPr>
-        <w:t>cityList.name.equals</w:t>
-      </w:r>
-      <w:proofErr w:type="spellEnd"/>
-      <w:r>
-        <w:rPr>
-          <w:rFonts w:ascii="Constantia" w:hAnsi="Constantia"/>
-          <w:b/>
-          <w:color w:val="FF0000"/>
-          <w:sz w:val="36"/>
-          <w:szCs w:val="36"/>
-        </w:rPr>
-        <w:t>(</w:t>
+          <w:rFonts w:ascii="DejaVu Sans" w:hAnsi="DejaVu Sans" w:cs="DejaVu Sans"/>
+          <w:sz w:val="24"/>
+          <w:szCs w:val="24"/>
+        </w:rPr>
+        <w:t>the if</w:t>
       </w:r>
       <w:proofErr w:type="gramEnd"/>
       <w:r>
         <w:rPr>
-          <w:rFonts w:ascii="Constantia" w:hAnsi="Constantia"/>
-          <w:b/>
-          <w:color w:val="FF0000"/>
-          <w:sz w:val="36"/>
-          <w:szCs w:val="36"/>
-        </w:rPr>
-        <w:t>“Khartoum”)){</w:t>
+          <w:rFonts w:ascii="DejaVu Sans" w:hAnsi="DejaVu Sans" w:cs="DejaVu Sans"/>
+          <w:sz w:val="24"/>
+          <w:szCs w:val="24"/>
+        </w:rPr>
+        <w:t xml:space="preserve"> statement?</w:t>
+      </w:r>
+    </w:p>
+    <w:p>
+      <w:pPr>
+        <w:spacing w:after="0"/>
+        <w:rPr>
+          <w:rFonts w:ascii="Eras Bold ITC" w:hAnsi="Eras Bold ITC"/>
+          <w:sz w:val="36"/>
+          <w:szCs w:val="36"/>
+        </w:rPr>
+      </w:pPr>
+      <w:r>
+        <w:rPr>
+          <w:rFonts w:ascii="Lucida Console" w:hAnsi="Lucida Console"/>
+          <w:color w:val="FF0000"/>
+          <w:sz w:val="36"/>
+          <w:szCs w:val="36"/>
+        </w:rPr>
+        <w:t>They cannot be reversed safely because if the reference is null you cannot invoke the .equals operator on a null pointer.</w:t>
+      </w:r>
+    </w:p>
+    <w:p>
+      <w:pPr>
+        <w:spacing w:after="0"/>
+        <w:rPr>
+          <w:rFonts w:ascii="Eras Bold ITC" w:hAnsi="Eras Bold ITC"/>
+          <w:sz w:val="36"/>
+          <w:szCs w:val="36"/>
+        </w:rPr>
+      </w:pPr>
+    </w:p>
+    <w:p>
+      <w:pPr>
+        <w:spacing w:after="0"/>
+        <w:rPr>
+          <w:rFonts w:ascii="Eras Bold ITC" w:hAnsi="Eras Bold ITC"/>
+          <w:sz w:val="36"/>
+          <w:szCs w:val="36"/>
+        </w:rPr>
+      </w:pPr>
+    </w:p>
+    <w:p>
+      <w:pPr>
+        <w:spacing w:after="0"/>
+        <w:rPr>
+          <w:rFonts w:ascii="Eras Bold ITC" w:hAnsi="Eras Bold ITC"/>
+          <w:sz w:val="36"/>
+          <w:szCs w:val="36"/>
+        </w:rPr>
+      </w:pPr>
+    </w:p>
+    <w:p>
+      <w:pPr>
+        <w:spacing w:after="0"/>
+        <w:rPr>
+          <w:rFonts w:ascii="Eras Bold ITC" w:hAnsi="Eras Bold ITC"/>
+          <w:sz w:val="36"/>
+          <w:szCs w:val="36"/>
+        </w:rPr>
+      </w:pPr>
+    </w:p>
+    <w:p>
+      <w:pPr>
+        <w:spacing w:after="0"/>
+        <w:rPr>
+          <w:rFonts w:ascii="Eras Bold ITC" w:hAnsi="Eras Bold ITC"/>
+          <w:sz w:val="36"/>
+          <w:szCs w:val="36"/>
+        </w:rPr>
+      </w:pPr>
+    </w:p>
+    <w:p>
+      <w:pPr>
+        <w:spacing w:after="0"/>
+        <w:rPr>
+          <w:rFonts w:ascii="Eras Bold ITC" w:hAnsi="Eras Bold ITC"/>
+          <w:sz w:val="36"/>
+          <w:szCs w:val="36"/>
+        </w:rPr>
+      </w:pPr>
+      <w:r>
+        <w:rPr>
+          <w:rFonts w:ascii="Eras Bold ITC" w:hAnsi="Eras Bold ITC"/>
+          <w:sz w:val="36"/>
+          <w:szCs w:val="36"/>
+        </w:rPr>
+        <w:t xml:space="preserve">                                                    </w:t>
+      </w:r>
+      <w:r>
+        <w:rPr>
+          <w:rFonts w:ascii="Eras Bold ITC" w:hAnsi="Eras Bold ITC"/>
+          <w:sz w:val="36"/>
+          <w:szCs w:val="36"/>
+        </w:rPr>
+        <w:t xml:space="preserve">                            </w:t>
+      </w:r>
+      <w:r>
+        <w:rPr>
+          <w:rFonts w:ascii="Eras Bold ITC" w:hAnsi="Eras Bold ITC"/>
+          <w:sz w:val="36"/>
+          <w:szCs w:val="36"/>
+        </w:rPr>
+        <w:t xml:space="preserve">             </w:t>
       </w:r>
     </w:p>
     <w:p>
@@ -2619,135 +3008,24 @@
       <w:r>
         <w:rPr>
           <w:rFonts w:ascii="Constantia" w:hAnsi="Constantia"/>
-          <w:b/>
-          <w:color w:val="FF0000"/>
-          <w:sz w:val="36"/>
-          <w:szCs w:val="36"/>
+          <w:sz w:val="24"/>
+          <w:szCs w:val="24"/>
         </w:rPr>
         <w:tab/>
       </w:r>
-      <w:proofErr w:type="spellStart"/>
-      <w:proofErr w:type="gramStart"/>
       <w:r>
         <w:rPr>
           <w:rFonts w:ascii="Constantia" w:hAnsi="Constantia"/>
-          <w:b/>
-          <w:color w:val="FF0000"/>
-          <w:sz w:val="36"/>
-          <w:szCs w:val="36"/>
-        </w:rPr>
-        <w:t>System.out.println</w:t>
-      </w:r>
-      <w:proofErr w:type="spellEnd"/>
-      <w:r>
-        <w:rPr>
-          <w:rFonts w:ascii="Constantia" w:hAnsi="Constantia"/>
-          <w:b/>
-          <w:color w:val="FF0000"/>
-          <w:sz w:val="36"/>
-          <w:szCs w:val="36"/>
-        </w:rPr>
-        <w:t>(</w:t>
-      </w:r>
-      <w:proofErr w:type="gramEnd"/>
-      <w:r>
-        <w:rPr>
-          <w:rFonts w:ascii="Constantia" w:hAnsi="Constantia"/>
-          <w:b/>
-          <w:color w:val="FF0000"/>
-          <w:sz w:val="36"/>
-          <w:szCs w:val="36"/>
-        </w:rPr>
-        <w:t xml:space="preserve">“Target found at “ + </w:t>
-      </w:r>
-      <w:proofErr w:type="spellStart"/>
-      <w:r>
-        <w:rPr>
-          <w:rFonts w:ascii="Constantia" w:hAnsi="Constantia"/>
-          <w:b/>
-          <w:color w:val="FF0000"/>
-          <w:sz w:val="36"/>
-          <w:szCs w:val="36"/>
-        </w:rPr>
-        <w:t>i</w:t>
-      </w:r>
-      <w:proofErr w:type="spellEnd"/>
-      <w:r>
-        <w:rPr>
-          <w:rFonts w:ascii="Constantia" w:hAnsi="Constantia"/>
-          <w:b/>
-          <w:color w:val="FF0000"/>
-          <w:sz w:val="36"/>
-          <w:szCs w:val="36"/>
-        </w:rPr>
-        <w:t>);</w:t>
-      </w:r>
-      <w:r>
-        <w:rPr>
-          <w:rFonts w:ascii="Constantia" w:hAnsi="Constantia"/>
-          <w:b/>
-          <w:color w:val="FF0000"/>
-          <w:sz w:val="36"/>
-          <w:szCs w:val="36"/>
-        </w:rPr>
-        <w:br/>
-        <w:t xml:space="preserve">        break;</w:t>
-      </w:r>
-      <w:r>
-        <w:rPr>
-          <w:rFonts w:ascii="Constantia" w:hAnsi="Constantia"/>
-          <w:b/>
-          <w:color w:val="FF0000"/>
-          <w:sz w:val="36"/>
-          <w:szCs w:val="36"/>
-        </w:rPr>
-        <w:br/>
-        <w:t>}</w:t>
+          <w:sz w:val="24"/>
+          <w:szCs w:val="24"/>
+        </w:rPr>
+        <w:tab/>
       </w:r>
       <w:bookmarkStart w:id="0" w:name="_GoBack"/>
       <w:bookmarkEnd w:id="0"/>
-      <w:r>
-        <w:rPr>
-          <w:rFonts w:ascii="Constantia" w:hAnsi="Constantia"/>
-          <w:b/>
-          <w:color w:val="FF0000"/>
-          <w:sz w:val="36"/>
-          <w:szCs w:val="36"/>
-        </w:rPr>
-        <w:br/>
-        <w:t xml:space="preserve">        </w:t>
-      </w:r>
-    </w:p>
-    <w:p>
-      <w:pPr>
-        <w:pStyle w:val="ListParagraph"/>
-        <w:spacing w:after="0"/>
-        <w:ind w:left="0"/>
-        <w:rPr>
-          <w:rFonts w:ascii="Constantia" w:hAnsi="Constantia"/>
-          <w:sz w:val="18"/>
-          <w:szCs w:val="18"/>
-        </w:rPr>
-      </w:pPr>
-      <w:r>
-        <w:rPr>
-          <w:rFonts w:ascii="Constantia" w:hAnsi="Constantia"/>
-          <w:sz w:val="24"/>
-          <w:szCs w:val="24"/>
-        </w:rPr>
-        <w:tab/>
-      </w:r>
-      <w:r>
-        <w:rPr>
-          <w:rFonts w:ascii="Constantia" w:hAnsi="Constantia"/>
-          <w:sz w:val="24"/>
-          <w:szCs w:val="24"/>
-        </w:rPr>
-        <w:t xml:space="preserve"> </w:t>
-      </w:r>
     </w:p>
     <w:sectPr>
-      <w:footerReference w:type="default" r:id="rId14"/>
+      <w:footerReference w:type="default" r:id="rId13"/>
       <w:pgSz w:w="12240" w:h="15840"/>
       <w:pgMar w:top="720" w:right="720" w:bottom="720" w:left="1080" w:header="720" w:footer="720" w:gutter="0"/>
       <w:cols w:space="720"/>
@@ -2758,7 +3036,7 @@
 </file>
 
 <file path=word/endnotes.xml><?xml version="1.0" encoding="utf-8"?>
-<w:endnotes xmlns:wpc="http://schemas.microsoft.com/office/word/2010/wordprocessingCanvas" xmlns:mc="http://schemas.openxmlformats.org/markup-compatibility/2006" xmlns:o="urn:schemas-microsoft-com:office:office" xmlns:r="http://schemas.openxmlformats.org/officeDocument/2006/relationships" xmlns:m="http://schemas.openxmlformats.org/officeDocument/2006/math" xmlns:v="urn:schemas-microsoft-com:vml" xmlns:wp14="http://schemas.microsoft.com/office/word/2010/wordprocessingDrawing" xmlns:wp="http://schemas.openxmlformats.org/drawingml/2006/wordprocessingDrawing" xmlns:w10="urn:schemas-microsoft-com:office:word" xmlns:w="http://schemas.openxmlformats.org/wordprocessingml/2006/main" xmlns:w14="http://schemas.microsoft.com/office/word/2010/wordml" xmlns:wpg="http://schemas.microsoft.com/office/word/2010/wordprocessingGroup" xmlns:wpi="http://schemas.microsoft.com/office/word/2010/wordprocessingInk" xmlns:wne="http://schemas.microsoft.com/office/word/2006/wordml" xmlns:wps="http://schemas.microsoft.com/office/word/2010/wordprocessingShape" mc:Ignorable="w14 wp14">
+<w:endnotes xmlns:wpc="http://schemas.microsoft.com/office/word/2010/wordprocessingCanvas" xmlns:cx="http://schemas.microsoft.com/office/drawing/2014/chartex" xmlns:cx1="http://schemas.microsoft.com/office/drawing/2015/9/8/chartex" xmlns:mc="http://schemas.openxmlformats.org/markup-compatibility/2006" xmlns:o="urn:schemas-microsoft-com:office:office" xmlns:r="http://schemas.openxmlformats.org/officeDocument/2006/relationships" xmlns:m="http://schemas.openxmlformats.org/officeDocument/2006/math" xmlns:v="urn:schemas-microsoft-com:vml" xmlns:wp14="http://schemas.microsoft.com/office/word/2010/wordprocessingDrawing" xmlns:wp="http://schemas.openxmlformats.org/drawingml/2006/wordprocessingDrawing" xmlns:w10="urn:schemas-microsoft-com:office:word" xmlns:w="http://schemas.openxmlformats.org/wordprocessingml/2006/main" xmlns:w14="http://schemas.microsoft.com/office/word/2010/wordml" xmlns:w15="http://schemas.microsoft.com/office/word/2012/wordml" xmlns:w16se="http://schemas.microsoft.com/office/word/2015/wordml/symex" xmlns:wpg="http://schemas.microsoft.com/office/word/2010/wordprocessingGroup" xmlns:wpi="http://schemas.microsoft.com/office/word/2010/wordprocessingInk" xmlns:wne="http://schemas.microsoft.com/office/word/2006/wordml" xmlns:wps="http://schemas.microsoft.com/office/word/2010/wordprocessingShape" mc:Ignorable="w14 w15 w16se wp14">
   <w:endnote w:type="separator" w:id="-1">
     <w:p>
       <w:pPr>
@@ -2783,7 +3061,7 @@
 </file>
 
 <file path=word/footer1.xml><?xml version="1.0" encoding="utf-8"?>
-<w:ftr xmlns:wpc="http://schemas.microsoft.com/office/word/2010/wordprocessingCanvas" xmlns:mc="http://schemas.openxmlformats.org/markup-compatibility/2006" xmlns:o="urn:schemas-microsoft-com:office:office" xmlns:r="http://schemas.openxmlformats.org/officeDocument/2006/relationships" xmlns:m="http://schemas.openxmlformats.org/officeDocument/2006/math" xmlns:v="urn:schemas-microsoft-com:vml" xmlns:wp14="http://schemas.microsoft.com/office/word/2010/wordprocessingDrawing" xmlns:wp="http://schemas.openxmlformats.org/drawingml/2006/wordprocessingDrawing" xmlns:w10="urn:schemas-microsoft-com:office:word" xmlns:w="http://schemas.openxmlformats.org/wordprocessingml/2006/main" xmlns:w14="http://schemas.microsoft.com/office/word/2010/wordml" xmlns:wpg="http://schemas.microsoft.com/office/word/2010/wordprocessingGroup" xmlns:wpi="http://schemas.microsoft.com/office/word/2010/wordprocessingInk" xmlns:wne="http://schemas.microsoft.com/office/word/2006/wordml" xmlns:wps="http://schemas.microsoft.com/office/word/2010/wordprocessingShape" mc:Ignorable="w14 wp14">
+<w:ftr xmlns:wpc="http://schemas.microsoft.com/office/word/2010/wordprocessingCanvas" xmlns:cx="http://schemas.microsoft.com/office/drawing/2014/chartex" xmlns:cx1="http://schemas.microsoft.com/office/drawing/2015/9/8/chartex" xmlns:mc="http://schemas.openxmlformats.org/markup-compatibility/2006" xmlns:o="urn:schemas-microsoft-com:office:office" xmlns:r="http://schemas.openxmlformats.org/officeDocument/2006/relationships" xmlns:m="http://schemas.openxmlformats.org/officeDocument/2006/math" xmlns:v="urn:schemas-microsoft-com:vml" xmlns:wp14="http://schemas.microsoft.com/office/word/2010/wordprocessingDrawing" xmlns:wp="http://schemas.openxmlformats.org/drawingml/2006/wordprocessingDrawing" xmlns:w10="urn:schemas-microsoft-com:office:word" xmlns:w="http://schemas.openxmlformats.org/wordprocessingml/2006/main" xmlns:w14="http://schemas.microsoft.com/office/word/2010/wordml" xmlns:w15="http://schemas.microsoft.com/office/word/2012/wordml" xmlns:w16se="http://schemas.microsoft.com/office/word/2015/wordml/symex" xmlns:wpg="http://schemas.microsoft.com/office/word/2010/wordprocessingGroup" xmlns:wpi="http://schemas.microsoft.com/office/word/2010/wordprocessingInk" xmlns:wne="http://schemas.microsoft.com/office/word/2006/wordml" xmlns:wps="http://schemas.microsoft.com/office/word/2010/wordprocessingShape" mc:Ignorable="w14 w15 w16se wp14">
   <w:sdt>
     <w:sdtPr>
       <w:id w:val="981205304"/>
@@ -2850,7 +3128,7 @@
 </file>
 
 <file path=word/footnotes.xml><?xml version="1.0" encoding="utf-8"?>
-<w:footnotes xmlns:wpc="http://schemas.microsoft.com/office/word/2010/wordprocessingCanvas" xmlns:mc="http://schemas.openxmlformats.org/markup-compatibility/2006" xmlns:o="urn:schemas-microsoft-com:office:office" xmlns:r="http://schemas.openxmlformats.org/officeDocument/2006/relationships" xmlns:m="http://schemas.openxmlformats.org/officeDocument/2006/math" xmlns:v="urn:schemas-microsoft-com:vml" xmlns:wp14="http://schemas.microsoft.com/office/word/2010/wordprocessingDrawing" xmlns:wp="http://schemas.openxmlformats.org/drawingml/2006/wordprocessingDrawing" xmlns:w10="urn:schemas-microsoft-com:office:word" xmlns:w="http://schemas.openxmlformats.org/wordprocessingml/2006/main" xmlns:w14="http://schemas.microsoft.com/office/word/2010/wordml" xmlns:wpg="http://schemas.microsoft.com/office/word/2010/wordprocessingGroup" xmlns:wpi="http://schemas.microsoft.com/office/word/2010/wordprocessingInk" xmlns:wne="http://schemas.microsoft.com/office/word/2006/wordml" xmlns:wps="http://schemas.microsoft.com/office/word/2010/wordprocessingShape" mc:Ignorable="w14 wp14">
+<w:footnotes xmlns:wpc="http://schemas.microsoft.com/office/word/2010/wordprocessingCanvas" xmlns:cx="http://schemas.microsoft.com/office/drawing/2014/chartex" xmlns:cx1="http://schemas.microsoft.com/office/drawing/2015/9/8/chartex" xmlns:mc="http://schemas.openxmlformats.org/markup-compatibility/2006" xmlns:o="urn:schemas-microsoft-com:office:office" xmlns:r="http://schemas.openxmlformats.org/officeDocument/2006/relationships" xmlns:m="http://schemas.openxmlformats.org/officeDocument/2006/math" xmlns:v="urn:schemas-microsoft-com:vml" xmlns:wp14="http://schemas.microsoft.com/office/word/2010/wordprocessingDrawing" xmlns:wp="http://schemas.openxmlformats.org/drawingml/2006/wordprocessingDrawing" xmlns:w10="urn:schemas-microsoft-com:office:word" xmlns:w="http://schemas.openxmlformats.org/wordprocessingml/2006/main" xmlns:w14="http://schemas.microsoft.com/office/word/2010/wordml" xmlns:w15="http://schemas.microsoft.com/office/word/2012/wordml" xmlns:w16se="http://schemas.microsoft.com/office/word/2015/wordml/symex" xmlns:wpg="http://schemas.microsoft.com/office/word/2010/wordprocessingGroup" xmlns:wpi="http://schemas.microsoft.com/office/word/2010/wordprocessingInk" xmlns:wne="http://schemas.microsoft.com/office/word/2006/wordml" xmlns:wps="http://schemas.microsoft.com/office/word/2010/wordprocessingShape" mc:Ignorable="w14 w15 w16se wp14">
   <w:footnote w:type="separator" w:id="-1">
     <w:p>
       <w:pPr>
@@ -2875,7 +3153,7 @@
 </file>
 
 <file path=word/numbering.xml><?xml version="1.0" encoding="utf-8"?>
-<w:numbering xmlns:wpc="http://schemas.microsoft.com/office/word/2010/wordprocessingCanvas" xmlns:mc="http://schemas.openxmlformats.org/markup-compatibility/2006" xmlns:o="urn:schemas-microsoft-com:office:office" xmlns:r="http://schemas.openxmlformats.org/officeDocument/2006/relationships" xmlns:m="http://schemas.openxmlformats.org/officeDocument/2006/math" xmlns:v="urn:schemas-microsoft-com:vml" xmlns:wp14="http://schemas.microsoft.com/office/word/2010/wordprocessingDrawing" xmlns:wp="http://schemas.openxmlformats.org/drawingml/2006/wordprocessingDrawing" xmlns:w10="urn:schemas-microsoft-com:office:word" xmlns:w="http://schemas.openxmlformats.org/wordprocessingml/2006/main" xmlns:w14="http://schemas.microsoft.com/office/word/2010/wordml" xmlns:wpg="http://schemas.microsoft.com/office/word/2010/wordprocessingGroup" xmlns:wpi="http://schemas.microsoft.com/office/word/2010/wordprocessingInk" xmlns:wne="http://schemas.microsoft.com/office/word/2006/wordml" xmlns:wps="http://schemas.microsoft.com/office/word/2010/wordprocessingShape" mc:Ignorable="w14 wp14">
+<w:numbering xmlns:wpc="http://schemas.microsoft.com/office/word/2010/wordprocessingCanvas" xmlns:cx="http://schemas.microsoft.com/office/drawing/2014/chartex" xmlns:cx1="http://schemas.microsoft.com/office/drawing/2015/9/8/chartex" xmlns:mc="http://schemas.openxmlformats.org/markup-compatibility/2006" xmlns:o="urn:schemas-microsoft-com:office:office" xmlns:r="http://schemas.openxmlformats.org/officeDocument/2006/relationships" xmlns:m="http://schemas.openxmlformats.org/officeDocument/2006/math" xmlns:v="urn:schemas-microsoft-com:vml" xmlns:wp14="http://schemas.microsoft.com/office/word/2010/wordprocessingDrawing" xmlns:wp="http://schemas.openxmlformats.org/drawingml/2006/wordprocessingDrawing" xmlns:w10="urn:schemas-microsoft-com:office:word" xmlns:w="http://schemas.openxmlformats.org/wordprocessingml/2006/main" xmlns:w14="http://schemas.microsoft.com/office/word/2010/wordml" xmlns:w15="http://schemas.microsoft.com/office/word/2012/wordml" xmlns:w16se="http://schemas.microsoft.com/office/word/2015/wordml/symex" xmlns:wpg="http://schemas.microsoft.com/office/word/2010/wordprocessingGroup" xmlns:wpi="http://schemas.microsoft.com/office/word/2010/wordprocessingInk" xmlns:wne="http://schemas.microsoft.com/office/word/2006/wordml" xmlns:wps="http://schemas.microsoft.com/office/word/2010/wordprocessingShape" mc:Ignorable="w14 w15 w16se wp14">
   <w:numPicBullet w:numPicBulletId="0">
     <w:pict>
       <v:shapetype id="_x0000_t75" coordsize="21600,21600" o:spt="75" o:preferrelative="t" path="m@4@5l@4@11@9@11@9@5xe" filled="f" stroked="f">
@@ -2897,19 +3175,19 @@
         <v:path o:extrusionok="f" gradientshapeok="t" o:connecttype="rect"/>
         <o:lock v:ext="edit" aspectratio="t"/>
       </v:shapetype>
-      <v:shape id="_x0000_i1080" type="#_x0000_t75" style="width:8.85pt;height:8.85pt" o:bullet="t">
+      <v:shape id="_x0000_i1077" type="#_x0000_t75" style="width:8.85pt;height:8.85pt" o:bullet="t">
         <v:imagedata r:id="rId1" o:title="art1755"/>
       </v:shape>
     </w:pict>
   </w:numPicBullet>
   <w:numPicBullet w:numPicBulletId="1">
     <w:pict>
-      <v:shape id="_x0000_i1081" type="#_x0000_t75" style="width:14.95pt;height:14.95pt" o:bullet="t">
+      <v:shape w14:anchorId="60DE98B7" id="_x0000_i1078" type="#_x0000_t75" style="width:15pt;height:15pt" o:bullet="t">
         <v:imagedata r:id="rId2" o:title="art5763"/>
       </v:shape>
     </w:pict>
   </w:numPicBullet>
-  <w:abstractNum w:abstractNumId="0">
+  <w:abstractNum w:abstractNumId="0" w15:restartNumberingAfterBreak="0">
     <w:nsid w:val="0FD20B3A"/>
     <w:multiLevelType w:val="hybridMultilevel"/>
     <w:tmpl w:val="B9488064"/>
@@ -3058,7 +3336,7 @@
       </w:rPr>
     </w:lvl>
   </w:abstractNum>
-  <w:abstractNum w:abstractNumId="1">
+  <w:abstractNum w:abstractNumId="1" w15:restartNumberingAfterBreak="0">
     <w:nsid w:val="4D4F0BBC"/>
     <w:multiLevelType w:val="hybridMultilevel"/>
     <w:tmpl w:val="D7348F9E"/>
@@ -3207,7 +3485,7 @@
       </w:rPr>
     </w:lvl>
   </w:abstractNum>
-  <w:abstractNum w:abstractNumId="2">
+  <w:abstractNum w:abstractNumId="2" w15:restartNumberingAfterBreak="0">
     <w:nsid w:val="5EB2244C"/>
     <w:multiLevelType w:val="hybridMultilevel"/>
     <w:tmpl w:val="6A9E9CD6"/>
@@ -3356,7 +3634,7 @@
       </w:rPr>
     </w:lvl>
   </w:abstractNum>
-  <w:abstractNum w:abstractNumId="3">
+  <w:abstractNum w:abstractNumId="3" w15:restartNumberingAfterBreak="0">
     <w:nsid w:val="6906613B"/>
     <w:multiLevelType w:val="hybridMultilevel"/>
     <w:tmpl w:val="8348F188"/>
@@ -3458,7 +3736,7 @@
 </file>
 
 <file path=word/styles.xml><?xml version="1.0" encoding="utf-8"?>
-<w:styles xmlns:mc="http://schemas.openxmlformats.org/markup-compatibility/2006" xmlns:r="http://schemas.openxmlformats.org/officeDocument/2006/relationships" xmlns:w="http://schemas.openxmlformats.org/wordprocessingml/2006/main" xmlns:w14="http://schemas.microsoft.com/office/word/2010/wordml" mc:Ignorable="w14">
+<w:styles xmlns:mc="http://schemas.openxmlformats.org/markup-compatibility/2006" xmlns:r="http://schemas.openxmlformats.org/officeDocument/2006/relationships" xmlns:w="http://schemas.openxmlformats.org/wordprocessingml/2006/main" xmlns:w14="http://schemas.microsoft.com/office/word/2010/wordml" xmlns:w15="http://schemas.microsoft.com/office/word/2012/wordml" xmlns:w16se="http://schemas.microsoft.com/office/word/2015/wordml/symex" mc:Ignorable="w14 w15 w16se">
   <w:docDefaults>
     <w:rPrDefault>
       <w:rPr>
@@ -3474,464 +3752,378 @@
       </w:pPr>
     </w:pPrDefault>
   </w:docDefaults>
-  <w:latentStyles w:defLockedState="0" w:defUIPriority="99" w:defSemiHidden="1" w:defUnhideWhenUsed="1" w:defQFormat="0" w:count="267">
-    <w:lsdException w:name="Normal" w:semiHidden="0" w:uiPriority="0" w:unhideWhenUsed="0" w:qFormat="1"/>
-    <w:lsdException w:name="heading 1" w:semiHidden="0" w:uiPriority="9" w:unhideWhenUsed="0" w:qFormat="1"/>
-    <w:lsdException w:name="heading 2" w:uiPriority="9" w:qFormat="1"/>
-    <w:lsdException w:name="heading 3" w:uiPriority="9" w:qFormat="1"/>
-    <w:lsdException w:name="heading 4" w:uiPriority="9" w:qFormat="1"/>
-    <w:lsdException w:name="heading 5" w:uiPriority="9" w:qFormat="1"/>
-    <w:lsdException w:name="heading 6" w:uiPriority="9" w:qFormat="1"/>
-    <w:lsdException w:name="heading 7" w:uiPriority="9" w:qFormat="1"/>
-    <w:lsdException w:name="heading 8" w:uiPriority="9" w:qFormat="1"/>
-    <w:lsdException w:name="heading 9" w:uiPriority="9" w:qFormat="1"/>
-    <w:lsdException w:name="toc 1" w:uiPriority="39"/>
-    <w:lsdException w:name="toc 2" w:uiPriority="39"/>
-    <w:lsdException w:name="toc 3" w:uiPriority="39"/>
-    <w:lsdException w:name="toc 4" w:uiPriority="39"/>
-    <w:lsdException w:name="toc 5" w:uiPriority="39"/>
-    <w:lsdException w:name="toc 6" w:uiPriority="39"/>
-    <w:lsdException w:name="toc 7" w:uiPriority="39"/>
-    <w:lsdException w:name="toc 8" w:uiPriority="39"/>
-    <w:lsdException w:name="toc 9" w:uiPriority="39"/>
-    <w:lsdException w:name="caption" w:uiPriority="35" w:qFormat="1"/>
-    <w:lsdException w:name="Title" w:semiHidden="0" w:uiPriority="10" w:unhideWhenUsed="0" w:qFormat="1"/>
-    <w:lsdException w:name="Default Paragraph Font" w:uiPriority="1"/>
-    <w:lsdException w:name="Subtitle" w:semiHidden="0" w:uiPriority="11" w:unhideWhenUsed="0" w:qFormat="1"/>
-    <w:lsdException w:name="Strong" w:semiHidden="0" w:uiPriority="22" w:unhideWhenUsed="0" w:qFormat="1"/>
-    <w:lsdException w:name="Emphasis" w:semiHidden="0" w:uiPriority="20" w:unhideWhenUsed="0" w:qFormat="1"/>
-    <w:lsdException w:name="Table Grid" w:semiHidden="0" w:uiPriority="59" w:unhideWhenUsed="0"/>
-    <w:lsdException w:name="Placeholder Text" w:unhideWhenUsed="0"/>
-    <w:lsdException w:name="No Spacing" w:semiHidden="0" w:uiPriority="1" w:unhideWhenUsed="0" w:qFormat="1"/>
-    <w:lsdException w:name="Light Shading" w:semiHidden="0" w:uiPriority="60" w:unhideWhenUsed="0"/>
-    <w:lsdException w:name="Light List" w:semiHidden="0" w:uiPriority="61" w:unhideWhenUsed="0"/>
-    <w:lsdException w:name="Light Grid" w:semiHidden="0" w:uiPriority="62" w:unhideWhenUsed="0"/>
-    <w:lsdException w:name="Medium Shading 1" w:semiHidden="0" w:uiPriority="63" w:unhideWhenUsed="0"/>
-    <w:lsdException w:name="Medium Shading 2" w:semiHidden="0" w:uiPriority="64" w:unhideWhenUsed="0"/>
-    <w:lsdException w:name="Medium List 1" w:semiHidden="0" w:uiPriority="65" w:unhideWhenUsed="0"/>
-    <w:lsdException w:name="Medium List 2" w:semiHidden="0" w:uiPriority="66" w:unhideWhenUsed="0"/>
-    <w:lsdException w:name="Medium Grid 1" w:semiHidden="0" w:uiPriority="67" w:unhideWhenUsed="0"/>
-    <w:lsdException w:name="Medium Grid 2" w:semiHidden="0" w:uiPriority="68" w:unhideWhenUsed="0"/>
-    <w:lsdException w:name="Medium Grid 3" w:semiHidden="0" w:uiPriority="69" w:unhideWhenUsed="0"/>
-    <w:lsdException w:name="Dark List" w:semiHidden="0" w:uiPriority="70" w:unhideWhenUsed="0"/>
-    <w:lsdException w:name="Colorful Shading" w:semiHidden="0" w:uiPriority="71" w:unhideWhenUsed="0"/>
-    <w:lsdException w:name="Colorful List" w:semiHidden="0" w:uiPriority="72" w:unhideWhenUsed="0"/>
-    <w:lsdException w:name="Colorful Grid" w:semiHidden="0" w:uiPriority="73" w:unhideWhenUsed="0"/>
-    <w:lsdException w:name="Light Shading Accent 1" w:semiHidden="0" w:uiPriority="60" w:unhideWhenUsed="0"/>
-    <w:lsdException w:name="Light List Accent 1" w:semiHidden="0" w:uiPriority="61" w:unhideWhenUsed="0"/>
-    <w:lsdException w:name="Light Grid Accent 1" w:semiHidden="0" w:uiPriority="62" w:unhideWhenUsed="0"/>
-    <w:lsdException w:name="Medium Shading 1 Accent 1" w:semiHidden="0" w:uiPriority="63" w:unhideWhenUsed="0"/>
-    <w:lsdException w:name="Medium Shading 2 Accent 1" w:semiHidden="0" w:uiPriority="64" w:unhideWhenUsed="0"/>
-    <w:lsdException w:name="Medium List 1 Accent 1" w:semiHidden="0" w:uiPriority="65" w:unhideWhenUsed="0"/>
-    <w:lsdException w:name="Revision" w:unhideWhenUsed="0"/>
-    <w:lsdException w:name="List Paragraph" w:semiHidden="0" w:uiPriority="34" w:unhideWhenUsed="0" w:qFormat="1"/>
-    <w:lsdException w:name="Quote" w:semiHidden="0" w:uiPriority="29" w:unhideWhenUsed="0" w:qFormat="1"/>
-    <w:lsdException w:name="Intense Quote" w:semiHidden="0" w:uiPriority="30" w:unhideWhenUsed="0" w:qFormat="1"/>
-    <w:lsdException w:name="Medium List 2 Accent 1" w:semiHidden="0" w:uiPriority="66" w:unhideWhenUsed="0"/>
-    <w:lsdException w:name="Medium Grid 1 Accent 1" w:semiHidden="0" w:uiPriority="67" w:unhideWhenUsed="0"/>
-    <w:lsdException w:name="Medium Grid 2 Accent 1" w:semiHidden="0" w:uiPriority="68" w:unhideWhenUsed="0"/>
-    <w:lsdException w:name="Medium Grid 3 Accent 1" w:semiHidden="0" w:uiPriority="69" w:unhideWhenUsed="0"/>
-    <w:lsdException w:name="Dark List Accent 1" w:semiHidden="0" w:uiPriority="70" w:unhideWhenUsed="0"/>
-    <w:lsdException w:name="Colorful Shading Accent 1" w:semiHidden="0" w:uiPriority="71" w:unhideWhenUsed="0"/>
-    <w:lsdException w:name="Colorful List Accent 1" w:semiHidden="0" w:uiPriority="72" w:unhideWhenUsed="0"/>
-    <w:lsdException w:name="Colorful Grid Accent 1" w:semiHidden="0" w:uiPriority="73" w:unhideWhenUsed="0"/>
-    <w:lsdException w:name="Light Shading Accent 2" w:semiHidden="0" w:uiPriority="60" w:unhideWhenUsed="0"/>
-    <w:lsdException w:name="Light List Accent 2" w:semiHidden="0" w:uiPriority="61" w:unhideWhenUsed="0"/>
-    <w:lsdException w:name="Light Grid Accent 2" w:semiHidden="0" w:uiPriority="62" w:unhideWhenUsed="0"/>
-    <w:lsdException w:name="Medium Shading 1 Accent 2" w:semiHidden="0" w:uiPriority="63" w:unhideWhenUsed="0"/>
-    <w:lsdException w:name="Medium Shading 2 Accent 2" w:semiHidden="0" w:uiPriority="64" w:unhideWhenUsed="0"/>
-    <w:lsdException w:name="Medium List 1 Accent 2" w:semiHidden="0" w:uiPriority="65" w:unhideWhenUsed="0"/>
-    <w:lsdException w:name="Medium List 2 Accent 2" w:semiHidden="0" w:uiPriority="66" w:unhideWhenUsed="0"/>
-    <w:lsdException w:name="Medium Grid 1 Accent 2" w:semiHidden="0" w:uiPriority="67" w:unhideWhenUsed="0"/>
-    <w:lsdException w:name="Medium Grid 2 Accent 2" w:semiHidden="0" w:uiPriority="68" w:unhideWhenUsed="0"/>
-    <w:lsdException w:name="Medium Grid 3 Accent 2" w:semiHidden="0" w:uiPriority="69" w:unhideWhenUsed="0"/>
-    <w:lsdException w:name="Dark List Accent 2" w:semiHidden="0" w:uiPriority="70" w:unhideWhenUsed="0"/>
-    <w:lsdException w:name="Colorful Shading Accent 2" w:semiHidden="0" w:uiPriority="71" w:unhideWhenUsed="0"/>
-    <w:lsdException w:name="Colorful List Accent 2" w:semiHidden="0" w:uiPriority="72" w:unhideWhenUsed="0"/>
-    <w:lsdException w:name="Colorful Grid Accent 2" w:semiHidden="0" w:uiPriority="73" w:unhideWhenUsed="0"/>
-    <w:lsdException w:name="Light Shading Accent 3" w:semiHidden="0" w:uiPriority="60" w:unhideWhenUsed="0"/>
-    <w:lsdException w:name="Light List Accent 3" w:semiHidden="0" w:uiPriority="61" w:unhideWhenUsed="0"/>
-    <w:lsdException w:name="Light Grid Accent 3" w:semiHidden="0" w:uiPriority="62" w:unhideWhenUsed="0"/>
-    <w:lsdException w:name="Medium Shading 1 Accent 3" w:semiHidden="0" w:uiPriority="63" w:unhideWhenUsed="0"/>
-    <w:lsdException w:name="Medium Shading 2 Accent 3" w:semiHidden="0" w:uiPriority="64" w:unhideWhenUsed="0"/>
-    <w:lsdException w:name="Medium List 1 Accent 3" w:semiHidden="0" w:uiPriority="65" w:unhideWhenUsed="0"/>
-    <w:lsdException w:name="Medium List 2 Accent 3" w:semiHidden="0" w:uiPriority="66" w:unhideWhenUsed="0"/>
-    <w:lsdException w:name="Medium Grid 1 Accent 3" w:semiHidden="0" w:uiPriority="67" w:unhideWhenUsed="0"/>
-    <w:lsdException w:name="Medium Grid 2 Accent 3" w:semiHidden="0" w:uiPriority="68" w:unhideWhenUsed="0"/>
-    <w:lsdException w:name="Medium Grid 3 Accent 3" w:semiHidden="0" w:uiPriority="69" w:unhideWhenUsed="0"/>
-    <w:lsdException w:name="Dark List Accent 3" w:semiHidden="0" w:uiPriority="70" w:unhideWhenUsed="0"/>
-    <w:lsdException w:name="Colorful Shading Accent 3" w:semiHidden="0" w:uiPriority="71" w:unhideWhenUsed="0"/>
-    <w:lsdException w:name="Colorful List Accent 3" w:semiHidden="0" w:uiPriority="72" w:unhideWhenUsed="0"/>
-    <w:lsdException w:name="Colorful Grid Accent 3" w:semiHidden="0" w:uiPriority="73" w:unhideWhenUsed="0"/>
-    <w:lsdException w:name="Light Shading Accent 4" w:semiHidden="0" w:uiPriority="60" w:unhideWhenUsed="0"/>
-    <w:lsdException w:name="Light List Accent 4" w:semiHidden="0" w:uiPriority="61" w:unhideWhenUsed="0"/>
-    <w:lsdException w:name="Light Grid Accent 4" w:semiHidden="0" w:uiPriority="62" w:unhideWhenUsed="0"/>
-    <w:lsdException w:name="Medium Shading 1 Accent 4" w:semiHidden="0" w:uiPriority="63" w:unhideWhenUsed="0"/>
-    <w:lsdException w:name="Medium Shading 2 Accent 4" w:semiHidden="0" w:uiPriority="64" w:unhideWhenUsed="0"/>
-    <w:lsdException w:name="Medium List 1 Accent 4" w:semiHidden="0" w:uiPriority="65" w:unhideWhenUsed="0"/>
-    <w:lsdException w:name="Medium List 2 Accent 4" w:semiHidden="0" w:uiPriority="66" w:unhideWhenUsed="0"/>
-    <w:lsdException w:name="Medium Grid 1 Accent 4" w:semiHidden="0" w:uiPriority="67" w:unhideWhenUsed="0"/>
-    <w:lsdException w:name="Medium Grid 2 Accent 4" w:semiHidden="0" w:uiPriority="68" w:unhideWhenUsed="0"/>
-    <w:lsdException w:name="Medium Grid 3 Accent 4" w:semiHidden="0" w:uiPriority="69" w:unhideWhenUsed="0"/>
-    <w:lsdException w:name="Dark List Accent 4" w:semiHidden="0" w:uiPriority="70" w:unhideWhenUsed="0"/>
-    <w:lsdException w:name="Colorful Shading Accent 4" w:semiHidden="0" w:uiPriority="71" w:unhideWhenUsed="0"/>
-    <w:lsdException w:name="Colorful List Accent 4" w:semiHidden="0" w:uiPriority="72" w:unhideWhenUsed="0"/>
-    <w:lsdException w:name="Colorful Grid Accent 4" w:semiHidden="0" w:uiPriority="73" w:unhideWhenUsed="0"/>
-    <w:lsdException w:name="Light Shading Accent 5" w:semiHidden="0" w:uiPriority="60" w:unhideWhenUsed="0"/>
-    <w:lsdException w:name="Light List Accent 5" w:semiHidden="0" w:uiPriority="61" w:unhideWhenUsed="0"/>
-    <w:lsdException w:name="Light Grid Accent 5" w:semiHidden="0" w:uiPriority="62" w:unhideWhenUsed="0"/>
-    <w:lsdException w:name="Medium Shading 1 Accent 5" w:semiHidden="0" w:uiPriority="63" w:unhideWhenUsed="0"/>
-    <w:lsdException w:name="Medium Shading 2 Accent 5" w:semiHidden="0" w:uiPriority="64" w:unhideWhenUsed="0"/>
-    <w:lsdException w:name="Medium List 1 Accent 5" w:semiHidden="0" w:uiPriority="65" w:unhideWhenUsed="0"/>
-    <w:lsdException w:name="Medium List 2 Accent 5" w:semiHidden="0" w:uiPriority="66" w:unhideWhenUsed="0"/>
-    <w:lsdException w:name="Medium Grid 1 Accent 5" w:semiHidden="0" w:uiPriority="67" w:unhideWhenUsed="0"/>
-    <w:lsdException w:name="Medium Grid 2 Accent 5" w:semiHidden="0" w:uiPriority="68" w:unhideWhenUsed="0"/>
-    <w:lsdException w:name="Medium Grid 3 Accent 5" w:semiHidden="0" w:uiPriority="69" w:unhideWhenUsed="0"/>
-    <w:lsdException w:name="Dark List Accent 5" w:semiHidden="0" w:uiPriority="70" w:unhideWhenUsed="0"/>
-    <w:lsdException w:name="Colorful Shading Accent 5" w:semiHidden="0" w:uiPriority="71" w:unhideWhenUsed="0"/>
-    <w:lsdException w:name="Colorful List Accent 5" w:semiHidden="0" w:uiPriority="72" w:unhideWhenUsed="0"/>
-    <w:lsdException w:name="Colorful Grid Accent 5" w:semiHidden="0" w:uiPriority="73" w:unhideWhenUsed="0"/>
-    <w:lsdException w:name="Light Shading Accent 6" w:semiHidden="0" w:uiPriority="60" w:unhideWhenUsed="0"/>
-    <w:lsdException w:name="Light List Accent 6" w:semiHidden="0" w:uiPriority="61" w:unhideWhenUsed="0"/>
-    <w:lsdException w:name="Light Grid Accent 6" w:semiHidden="0" w:uiPriority="62" w:unhideWhenUsed="0"/>
-    <w:lsdException w:name="Medium Shading 1 Accent 6" w:semiHidden="0" w:uiPriority="63" w:unhideWhenUsed="0"/>
-    <w:lsdException w:name="Medium Shading 2 Accent 6" w:semiHidden="0" w:uiPriority="64" w:unhideWhenUsed="0"/>
-    <w:lsdException w:name="Medium List 1 Accent 6" w:semiHidden="0" w:uiPriority="65" w:unhideWhenUsed="0"/>
-    <w:lsdException w:name="Medium List 2 Accent 6" w:semiHidden="0" w:uiPriority="66" w:unhideWhenUsed="0"/>
-    <w:lsdException w:name="Medium Grid 1 Accent 6" w:semiHidden="0" w:uiPriority="67" w:unhideWhenUsed="0"/>
-    <w:lsdException w:name="Medium Grid 2 Accent 6" w:semiHidden="0" w:uiPriority="68" w:unhideWhenUsed="0"/>
-    <w:lsdException w:name="Medium Grid 3 Accent 6" w:semiHidden="0" w:uiPriority="69" w:unhideWhenUsed="0"/>
-    <w:lsdException w:name="Dark List Accent 6" w:semiHidden="0" w:uiPriority="70" w:unhideWhenUsed="0"/>
-    <w:lsdException w:name="Colorful Shading Accent 6" w:semiHidden="0" w:uiPriority="71" w:unhideWhenUsed="0"/>
-    <w:lsdException w:name="Colorful List Accent 6" w:semiHidden="0" w:uiPriority="72" w:unhideWhenUsed="0"/>
-    <w:lsdException w:name="Colorful Grid Accent 6" w:semiHidden="0" w:uiPriority="73" w:unhideWhenUsed="0"/>
-    <w:lsdException w:name="Subtle Emphasis" w:semiHidden="0" w:uiPriority="19" w:unhideWhenUsed="0" w:qFormat="1"/>
-    <w:lsdException w:name="Intense Emphasis" w:semiHidden="0" w:uiPriority="21" w:unhideWhenUsed="0" w:qFormat="1"/>
-    <w:lsdException w:name="Subtle Reference" w:semiHidden="0" w:uiPriority="31" w:unhideWhenUsed="0" w:qFormat="1"/>
-    <w:lsdException w:name="Intense Reference" w:semiHidden="0" w:uiPriority="32" w:unhideWhenUsed="0" w:qFormat="1"/>
-    <w:lsdException w:name="Book Title" w:semiHidden="0" w:uiPriority="33" w:unhideWhenUsed="0" w:qFormat="1"/>
-    <w:lsdException w:name="Bibliography" w:uiPriority="37"/>
-    <w:lsdException w:name="TOC Heading" w:uiPriority="39" w:qFormat="1"/>
-  </w:latentStyles>
-  <w:style w:type="paragraph" w:default="1" w:styleId="Normal">
-    <w:name w:val="Normal"/>
-    <w:qFormat/>
-  </w:style>
-  <w:style w:type="character" w:default="1" w:styleId="DefaultParagraphFont">
-    <w:name w:val="Default Paragraph Font"/>
-    <w:uiPriority w:val="1"/>
-    <w:semiHidden/>
-    <w:unhideWhenUsed/>
-  </w:style>
-  <w:style w:type="table" w:default="1" w:styleId="TableNormal">
-    <w:name w:val="Normal Table"/>
-    <w:uiPriority w:val="99"/>
-    <w:semiHidden/>
-    <w:unhideWhenUsed/>
-    <w:tblPr>
-      <w:tblInd w:w="0" w:type="dxa"/>
-      <w:tblCellMar>
-        <w:top w:w="0" w:type="dxa"/>
-        <w:left w:w="108" w:type="dxa"/>
-        <w:bottom w:w="0" w:type="dxa"/>
-        <w:right w:w="108" w:type="dxa"/>
-      </w:tblCellMar>
-    </w:tblPr>
-  </w:style>
-  <w:style w:type="numbering" w:default="1" w:styleId="NoList">
-    <w:name w:val="No List"/>
-    <w:uiPriority w:val="99"/>
-    <w:semiHidden/>
-    <w:unhideWhenUsed/>
-  </w:style>
-  <w:style w:type="paragraph" w:styleId="BalloonText">
-    <w:name w:val="Balloon Text"/>
-    <w:basedOn w:val="Normal"/>
-    <w:link w:val="BalloonTextChar"/>
-    <w:uiPriority w:val="99"/>
-    <w:semiHidden/>
-    <w:unhideWhenUsed/>
-    <w:rsid w:val="00FF42C4"/>
-    <w:pPr>
-      <w:spacing w:after="0" w:line="240" w:lineRule="auto"/>
-    </w:pPr>
-    <w:rPr>
-      <w:rFonts w:ascii="Tahoma" w:hAnsi="Tahoma" w:cs="Tahoma"/>
-      <w:sz w:val="16"/>
-      <w:szCs w:val="16"/>
-    </w:rPr>
-  </w:style>
-  <w:style w:type="character" w:customStyle="1" w:styleId="BalloonTextChar">
-    <w:name w:val="Balloon Text Char"/>
-    <w:basedOn w:val="DefaultParagraphFont"/>
-    <w:link w:val="BalloonText"/>
-    <w:uiPriority w:val="99"/>
-    <w:semiHidden/>
-    <w:rsid w:val="00FF42C4"/>
-    <w:rPr>
-      <w:rFonts w:ascii="Tahoma" w:hAnsi="Tahoma" w:cs="Tahoma"/>
-      <w:sz w:val="16"/>
-      <w:szCs w:val="16"/>
-    </w:rPr>
-  </w:style>
-  <w:style w:type="paragraph" w:styleId="ListParagraph">
-    <w:name w:val="List Paragraph"/>
-    <w:basedOn w:val="Normal"/>
-    <w:uiPriority w:val="34"/>
-    <w:qFormat/>
-    <w:rsid w:val="00FE1369"/>
-    <w:pPr>
-      <w:ind w:left="720"/>
-      <w:contextualSpacing/>
-    </w:pPr>
-  </w:style>
-  <w:style w:type="paragraph" w:styleId="Header">
-    <w:name w:val="header"/>
-    <w:basedOn w:val="Normal"/>
-    <w:link w:val="HeaderChar"/>
-    <w:uiPriority w:val="99"/>
-    <w:unhideWhenUsed/>
-    <w:rsid w:val="007039C3"/>
-    <w:pPr>
-      <w:tabs>
-        <w:tab w:val="center" w:pos="4680"/>
-        <w:tab w:val="right" w:pos="9360"/>
-      </w:tabs>
-      <w:spacing w:after="0" w:line="240" w:lineRule="auto"/>
-    </w:pPr>
-  </w:style>
-  <w:style w:type="character" w:customStyle="1" w:styleId="HeaderChar">
-    <w:name w:val="Header Char"/>
-    <w:basedOn w:val="DefaultParagraphFont"/>
-    <w:link w:val="Header"/>
-    <w:uiPriority w:val="99"/>
-    <w:rsid w:val="007039C3"/>
-  </w:style>
-  <w:style w:type="paragraph" w:styleId="Footer">
-    <w:name w:val="footer"/>
-    <w:basedOn w:val="Normal"/>
-    <w:link w:val="FooterChar"/>
-    <w:uiPriority w:val="99"/>
-    <w:unhideWhenUsed/>
-    <w:rsid w:val="007039C3"/>
-    <w:pPr>
-      <w:tabs>
-        <w:tab w:val="center" w:pos="4680"/>
-        <w:tab w:val="right" w:pos="9360"/>
-      </w:tabs>
-      <w:spacing w:after="0" w:line="240" w:lineRule="auto"/>
-    </w:pPr>
-  </w:style>
-  <w:style w:type="character" w:customStyle="1" w:styleId="FooterChar">
-    <w:name w:val="Footer Char"/>
-    <w:basedOn w:val="DefaultParagraphFont"/>
-    <w:link w:val="Footer"/>
-    <w:uiPriority w:val="99"/>
-    <w:rsid w:val="007039C3"/>
-  </w:style>
-  <w:style w:type="paragraph" w:styleId="NormalWeb">
-    <w:name w:val="Normal (Web)"/>
-    <w:basedOn w:val="Normal"/>
-    <w:uiPriority w:val="99"/>
-    <w:unhideWhenUsed/>
-    <w:rsid w:val="007D4569"/>
-    <w:pPr>
-      <w:spacing w:before="100" w:beforeAutospacing="1" w:after="100" w:afterAutospacing="1" w:line="240" w:lineRule="auto"/>
-    </w:pPr>
-    <w:rPr>
-      <w:rFonts w:ascii="Times New Roman" w:eastAsia="Times New Roman" w:hAnsi="Times New Roman" w:cs="Times New Roman"/>
-      <w:sz w:val="24"/>
-      <w:szCs w:val="24"/>
-    </w:rPr>
-  </w:style>
-  <w:style w:type="table" w:styleId="TableGrid">
-    <w:name w:val="Table Grid"/>
-    <w:basedOn w:val="TableNormal"/>
-    <w:uiPriority w:val="59"/>
-    <w:rsid w:val="007D4569"/>
-    <w:pPr>
-      <w:spacing w:after="0" w:line="240" w:lineRule="auto"/>
-    </w:pPr>
-    <w:tblPr>
-      <w:tblBorders>
-        <w:top w:val="single" w:sz="4" w:space="0" w:color="auto"/>
-        <w:left w:val="single" w:sz="4" w:space="0" w:color="auto"/>
-        <w:bottom w:val="single" w:sz="4" w:space="0" w:color="auto"/>
-        <w:right w:val="single" w:sz="4" w:space="0" w:color="auto"/>
-        <w:insideH w:val="single" w:sz="4" w:space="0" w:color="auto"/>
-        <w:insideV w:val="single" w:sz="4" w:space="0" w:color="auto"/>
-      </w:tblBorders>
-    </w:tblPr>
-  </w:style>
-  <w:style w:type="character" w:styleId="Hyperlink">
-    <w:name w:val="Hyperlink"/>
-    <w:basedOn w:val="DefaultParagraphFont"/>
-    <w:uiPriority w:val="99"/>
-    <w:unhideWhenUsed/>
-    <w:rsid w:val="00FD7148"/>
-    <w:rPr>
-      <w:color w:val="0000FF" w:themeColor="hyperlink"/>
-      <w:u w:val="single"/>
-    </w:rPr>
-  </w:style>
-</w:styles>
-</file>
-
-<file path=word/stylesWithEffects.xml><?xml version="1.0" encoding="utf-8"?>
-<w:styles xmlns:wpc="http://schemas.microsoft.com/office/word/2010/wordprocessingCanvas" xmlns:mc="http://schemas.openxmlformats.org/markup-compatibility/2006" xmlns:o="urn:schemas-microsoft-com:office:office" xmlns:r="http://schemas.openxmlformats.org/officeDocument/2006/relationships" xmlns:m="http://schemas.openxmlformats.org/officeDocument/2006/math" xmlns:v="urn:schemas-microsoft-com:vml" xmlns:wp14="http://schemas.microsoft.com/office/word/2010/wordprocessingDrawing" xmlns:wp="http://schemas.openxmlformats.org/drawingml/2006/wordprocessingDrawing" xmlns:w10="urn:schemas-microsoft-com:office:word" xmlns:w="http://schemas.openxmlformats.org/wordprocessingml/2006/main" xmlns:w14="http://schemas.microsoft.com/office/word/2010/wordml" xmlns:wpg="http://schemas.microsoft.com/office/word/2010/wordprocessingGroup" xmlns:wpi="http://schemas.microsoft.com/office/word/2010/wordprocessingInk" xmlns:wne="http://schemas.microsoft.com/office/word/2006/wordml" xmlns:wps="http://schemas.microsoft.com/office/word/2010/wordprocessingShape" mc:Ignorable="w14 wp14">
-  <w:docDefaults>
-    <w:rPrDefault>
-      <w:rPr>
-        <w:rFonts w:asciiTheme="minorHAnsi" w:eastAsiaTheme="minorEastAsia" w:hAnsiTheme="minorHAnsi" w:cstheme="minorBidi"/>
-        <w:sz w:val="22"/>
-        <w:szCs w:val="22"/>
-        <w:lang w:val="en-US" w:eastAsia="en-US" w:bidi="ar-SA"/>
-      </w:rPr>
-    </w:rPrDefault>
-    <w:pPrDefault>
-      <w:pPr>
-        <w:spacing w:after="200" w:line="276" w:lineRule="auto"/>
-      </w:pPr>
-    </w:pPrDefault>
-  </w:docDefaults>
-  <w:latentStyles w:defLockedState="0" w:defUIPriority="99" w:defSemiHidden="1" w:defUnhideWhenUsed="1" w:defQFormat="0" w:count="267">
-    <w:lsdException w:name="Normal" w:semiHidden="0" w:uiPriority="0" w:unhideWhenUsed="0" w:qFormat="1"/>
-    <w:lsdException w:name="heading 1" w:semiHidden="0" w:uiPriority="9" w:unhideWhenUsed="0" w:qFormat="1"/>
-    <w:lsdException w:name="heading 2" w:uiPriority="9" w:qFormat="1"/>
-    <w:lsdException w:name="heading 3" w:uiPriority="9" w:qFormat="1"/>
-    <w:lsdException w:name="heading 4" w:uiPriority="9" w:qFormat="1"/>
-    <w:lsdException w:name="heading 5" w:uiPriority="9" w:qFormat="1"/>
-    <w:lsdException w:name="heading 6" w:uiPriority="9" w:qFormat="1"/>
-    <w:lsdException w:name="heading 7" w:uiPriority="9" w:qFormat="1"/>
-    <w:lsdException w:name="heading 8" w:uiPriority="9" w:qFormat="1"/>
-    <w:lsdException w:name="heading 9" w:uiPriority="9" w:qFormat="1"/>
-    <w:lsdException w:name="toc 1" w:uiPriority="39"/>
-    <w:lsdException w:name="toc 2" w:uiPriority="39"/>
-    <w:lsdException w:name="toc 3" w:uiPriority="39"/>
-    <w:lsdException w:name="toc 4" w:uiPriority="39"/>
-    <w:lsdException w:name="toc 5" w:uiPriority="39"/>
-    <w:lsdException w:name="toc 6" w:uiPriority="39"/>
-    <w:lsdException w:name="toc 7" w:uiPriority="39"/>
-    <w:lsdException w:name="toc 8" w:uiPriority="39"/>
-    <w:lsdException w:name="toc 9" w:uiPriority="39"/>
-    <w:lsdException w:name="caption" w:uiPriority="35" w:qFormat="1"/>
-    <w:lsdException w:name="Title" w:semiHidden="0" w:uiPriority="10" w:unhideWhenUsed="0" w:qFormat="1"/>
-    <w:lsdException w:name="Default Paragraph Font" w:uiPriority="1"/>
-    <w:lsdException w:name="Subtitle" w:semiHidden="0" w:uiPriority="11" w:unhideWhenUsed="0" w:qFormat="1"/>
-    <w:lsdException w:name="Strong" w:semiHidden="0" w:uiPriority="22" w:unhideWhenUsed="0" w:qFormat="1"/>
-    <w:lsdException w:name="Emphasis" w:semiHidden="0" w:uiPriority="20" w:unhideWhenUsed="0" w:qFormat="1"/>
-    <w:lsdException w:name="Table Grid" w:semiHidden="0" w:uiPriority="59" w:unhideWhenUsed="0"/>
-    <w:lsdException w:name="Placeholder Text" w:unhideWhenUsed="0"/>
-    <w:lsdException w:name="No Spacing" w:semiHidden="0" w:uiPriority="1" w:unhideWhenUsed="0" w:qFormat="1"/>
-    <w:lsdException w:name="Light Shading" w:semiHidden="0" w:uiPriority="60" w:unhideWhenUsed="0"/>
-    <w:lsdException w:name="Light List" w:semiHidden="0" w:uiPriority="61" w:unhideWhenUsed="0"/>
-    <w:lsdException w:name="Light Grid" w:semiHidden="0" w:uiPriority="62" w:unhideWhenUsed="0"/>
-    <w:lsdException w:name="Medium Shading 1" w:semiHidden="0" w:uiPriority="63" w:unhideWhenUsed="0"/>
-    <w:lsdException w:name="Medium Shading 2" w:semiHidden="0" w:uiPriority="64" w:unhideWhenUsed="0"/>
-    <w:lsdException w:name="Medium List 1" w:semiHidden="0" w:uiPriority="65" w:unhideWhenUsed="0"/>
-    <w:lsdException w:name="Medium List 2" w:semiHidden="0" w:uiPriority="66" w:unhideWhenUsed="0"/>
-    <w:lsdException w:name="Medium Grid 1" w:semiHidden="0" w:uiPriority="67" w:unhideWhenUsed="0"/>
-    <w:lsdException w:name="Medium Grid 2" w:semiHidden="0" w:uiPriority="68" w:unhideWhenUsed="0"/>
-    <w:lsdException w:name="Medium Grid 3" w:semiHidden="0" w:uiPriority="69" w:unhideWhenUsed="0"/>
-    <w:lsdException w:name="Dark List" w:semiHidden="0" w:uiPriority="70" w:unhideWhenUsed="0"/>
-    <w:lsdException w:name="Colorful Shading" w:semiHidden="0" w:uiPriority="71" w:unhideWhenUsed="0"/>
-    <w:lsdException w:name="Colorful List" w:semiHidden="0" w:uiPriority="72" w:unhideWhenUsed="0"/>
-    <w:lsdException w:name="Colorful Grid" w:semiHidden="0" w:uiPriority="73" w:unhideWhenUsed="0"/>
-    <w:lsdException w:name="Light Shading Accent 1" w:semiHidden="0" w:uiPriority="60" w:unhideWhenUsed="0"/>
-    <w:lsdException w:name="Light List Accent 1" w:semiHidden="0" w:uiPriority="61" w:unhideWhenUsed="0"/>
-    <w:lsdException w:name="Light Grid Accent 1" w:semiHidden="0" w:uiPriority="62" w:unhideWhenUsed="0"/>
-    <w:lsdException w:name="Medium Shading 1 Accent 1" w:semiHidden="0" w:uiPriority="63" w:unhideWhenUsed="0"/>
-    <w:lsdException w:name="Medium Shading 2 Accent 1" w:semiHidden="0" w:uiPriority="64" w:unhideWhenUsed="0"/>
-    <w:lsdException w:name="Medium List 1 Accent 1" w:semiHidden="0" w:uiPriority="65" w:unhideWhenUsed="0"/>
-    <w:lsdException w:name="Revision" w:unhideWhenUsed="0"/>
-    <w:lsdException w:name="List Paragraph" w:semiHidden="0" w:uiPriority="34" w:unhideWhenUsed="0" w:qFormat="1"/>
-    <w:lsdException w:name="Quote" w:semiHidden="0" w:uiPriority="29" w:unhideWhenUsed="0" w:qFormat="1"/>
-    <w:lsdException w:name="Intense Quote" w:semiHidden="0" w:uiPriority="30" w:unhideWhenUsed="0" w:qFormat="1"/>
-    <w:lsdException w:name="Medium List 2 Accent 1" w:semiHidden="0" w:uiPriority="66" w:unhideWhenUsed="0"/>
-    <w:lsdException w:name="Medium Grid 1 Accent 1" w:semiHidden="0" w:uiPriority="67" w:unhideWhenUsed="0"/>
-    <w:lsdException w:name="Medium Grid 2 Accent 1" w:semiHidden="0" w:uiPriority="68" w:unhideWhenUsed="0"/>
-    <w:lsdException w:name="Medium Grid 3 Accent 1" w:semiHidden="0" w:uiPriority="69" w:unhideWhenUsed="0"/>
-    <w:lsdException w:name="Dark List Accent 1" w:semiHidden="0" w:uiPriority="70" w:unhideWhenUsed="0"/>
-    <w:lsdException w:name="Colorful Shading Accent 1" w:semiHidden="0" w:uiPriority="71" w:unhideWhenUsed="0"/>
-    <w:lsdException w:name="Colorful List Accent 1" w:semiHidden="0" w:uiPriority="72" w:unhideWhenUsed="0"/>
-    <w:lsdException w:name="Colorful Grid Accent 1" w:semiHidden="0" w:uiPriority="73" w:unhideWhenUsed="0"/>
-    <w:lsdException w:name="Light Shading Accent 2" w:semiHidden="0" w:uiPriority="60" w:unhideWhenUsed="0"/>
-    <w:lsdException w:name="Light List Accent 2" w:semiHidden="0" w:uiPriority="61" w:unhideWhenUsed="0"/>
-    <w:lsdException w:name="Light Grid Accent 2" w:semiHidden="0" w:uiPriority="62" w:unhideWhenUsed="0"/>
-    <w:lsdException w:name="Medium Shading 1 Accent 2" w:semiHidden="0" w:uiPriority="63" w:unhideWhenUsed="0"/>
-    <w:lsdException w:name="Medium Shading 2 Accent 2" w:semiHidden="0" w:uiPriority="64" w:unhideWhenUsed="0"/>
-    <w:lsdException w:name="Medium List 1 Accent 2" w:semiHidden="0" w:uiPriority="65" w:unhideWhenUsed="0"/>
-    <w:lsdException w:name="Medium List 2 Accent 2" w:semiHidden="0" w:uiPriority="66" w:unhideWhenUsed="0"/>
-    <w:lsdException w:name="Medium Grid 1 Accent 2" w:semiHidden="0" w:uiPriority="67" w:unhideWhenUsed="0"/>
-    <w:lsdException w:name="Medium Grid 2 Accent 2" w:semiHidden="0" w:uiPriority="68" w:unhideWhenUsed="0"/>
-    <w:lsdException w:name="Medium Grid 3 Accent 2" w:semiHidden="0" w:uiPriority="69" w:unhideWhenUsed="0"/>
-    <w:lsdException w:name="Dark List Accent 2" w:semiHidden="0" w:uiPriority="70" w:unhideWhenUsed="0"/>
-    <w:lsdException w:name="Colorful Shading Accent 2" w:semiHidden="0" w:uiPriority="71" w:unhideWhenUsed="0"/>
-    <w:lsdException w:name="Colorful List Accent 2" w:semiHidden="0" w:uiPriority="72" w:unhideWhenUsed="0"/>
-    <w:lsdException w:name="Colorful Grid Accent 2" w:semiHidden="0" w:uiPriority="73" w:unhideWhenUsed="0"/>
-    <w:lsdException w:name="Light Shading Accent 3" w:semiHidden="0" w:uiPriority="60" w:unhideWhenUsed="0"/>
-    <w:lsdException w:name="Light List Accent 3" w:semiHidden="0" w:uiPriority="61" w:unhideWhenUsed="0"/>
-    <w:lsdException w:name="Light Grid Accent 3" w:semiHidden="0" w:uiPriority="62" w:unhideWhenUsed="0"/>
-    <w:lsdException w:name="Medium Shading 1 Accent 3" w:semiHidden="0" w:uiPriority="63" w:unhideWhenUsed="0"/>
-    <w:lsdException w:name="Medium Shading 2 Accent 3" w:semiHidden="0" w:uiPriority="64" w:unhideWhenUsed="0"/>
-    <w:lsdException w:name="Medium List 1 Accent 3" w:semiHidden="0" w:uiPriority="65" w:unhideWhenUsed="0"/>
-    <w:lsdException w:name="Medium List 2 Accent 3" w:semiHidden="0" w:uiPriority="66" w:unhideWhenUsed="0"/>
-    <w:lsdException w:name="Medium Grid 1 Accent 3" w:semiHidden="0" w:uiPriority="67" w:unhideWhenUsed="0"/>
-    <w:lsdException w:name="Medium Grid 2 Accent 3" w:semiHidden="0" w:uiPriority="68" w:unhideWhenUsed="0"/>
-    <w:lsdException w:name="Medium Grid 3 Accent 3" w:semiHidden="0" w:uiPriority="69" w:unhideWhenUsed="0"/>
-    <w:lsdException w:name="Dark List Accent 3" w:semiHidden="0" w:uiPriority="70" w:unhideWhenUsed="0"/>
-    <w:lsdException w:name="Colorful Shading Accent 3" w:semiHidden="0" w:uiPriority="71" w:unhideWhenUsed="0"/>
-    <w:lsdException w:name="Colorful List Accent 3" w:semiHidden="0" w:uiPriority="72" w:unhideWhenUsed="0"/>
-    <w:lsdException w:name="Colorful Grid Accent 3" w:semiHidden="0" w:uiPriority="73" w:unhideWhenUsed="0"/>
-    <w:lsdException w:name="Light Shading Accent 4" w:semiHidden="0" w:uiPriority="60" w:unhideWhenUsed="0"/>
-    <w:lsdException w:name="Light List Accent 4" w:semiHidden="0" w:uiPriority="61" w:unhideWhenUsed="0"/>
-    <w:lsdException w:name="Light Grid Accent 4" w:semiHidden="0" w:uiPriority="62" w:unhideWhenUsed="0"/>
-    <w:lsdException w:name="Medium Shading 1 Accent 4" w:semiHidden="0" w:uiPriority="63" w:unhideWhenUsed="0"/>
-    <w:lsdException w:name="Medium Shading 2 Accent 4" w:semiHidden="0" w:uiPriority="64" w:unhideWhenUsed="0"/>
-    <w:lsdException w:name="Medium List 1 Accent 4" w:semiHidden="0" w:uiPriority="65" w:unhideWhenUsed="0"/>
-    <w:lsdException w:name="Medium List 2 Accent 4" w:semiHidden="0" w:uiPriority="66" w:unhideWhenUsed="0"/>
-    <w:lsdException w:name="Medium Grid 1 Accent 4" w:semiHidden="0" w:uiPriority="67" w:unhideWhenUsed="0"/>
-    <w:lsdException w:name="Medium Grid 2 Accent 4" w:semiHidden="0" w:uiPriority="68" w:unhideWhenUsed="0"/>
-    <w:lsdException w:name="Medium Grid 3 Accent 4" w:semiHidden="0" w:uiPriority="69" w:unhideWhenUsed="0"/>
-    <w:lsdException w:name="Dark List Accent 4" w:semiHidden="0" w:uiPriority="70" w:unhideWhenUsed="0"/>
-    <w:lsdException w:name="Colorful Shading Accent 4" w:semiHidden="0" w:uiPriority="71" w:unhideWhenUsed="0"/>
-    <w:lsdException w:name="Colorful List Accent 4" w:semiHidden="0" w:uiPriority="72" w:unhideWhenUsed="0"/>
-    <w:lsdException w:name="Colorful Grid Accent 4" w:semiHidden="0" w:uiPriority="73" w:unhideWhenUsed="0"/>
-    <w:lsdException w:name="Light Shading Accent 5" w:semiHidden="0" w:uiPriority="60" w:unhideWhenUsed="0"/>
-    <w:lsdException w:name="Light List Accent 5" w:semiHidden="0" w:uiPriority="61" w:unhideWhenUsed="0"/>
-    <w:lsdException w:name="Light Grid Accent 5" w:semiHidden="0" w:uiPriority="62" w:unhideWhenUsed="0"/>
-    <w:lsdException w:name="Medium Shading 1 Accent 5" w:semiHidden="0" w:uiPriority="63" w:unhideWhenUsed="0"/>
-    <w:lsdException w:name="Medium Shading 2 Accent 5" w:semiHidden="0" w:uiPriority="64" w:unhideWhenUsed="0"/>
-    <w:lsdException w:name="Medium List 1 Accent 5" w:semiHidden="0" w:uiPriority="65" w:unhideWhenUsed="0"/>
-    <w:lsdException w:name="Medium List 2 Accent 5" w:semiHidden="0" w:uiPriority="66" w:unhideWhenUsed="0"/>
-    <w:lsdException w:name="Medium Grid 1 Accent 5" w:semiHidden="0" w:uiPriority="67" w:unhideWhenUsed="0"/>
-    <w:lsdException w:name="Medium Grid 2 Accent 5" w:semiHidden="0" w:uiPriority="68" w:unhideWhenUsed="0"/>
-    <w:lsdException w:name="Medium Grid 3 Accent 5" w:semiHidden="0" w:uiPriority="69" w:unhideWhenUsed="0"/>
-    <w:lsdException w:name="Dark List Accent 5" w:semiHidden="0" w:uiPriority="70" w:unhideWhenUsed="0"/>
-    <w:lsdException w:name="Colorful Shading Accent 5" w:semiHidden="0" w:uiPriority="71" w:unhideWhenUsed="0"/>
-    <w:lsdException w:name="Colorful List Accent 5" w:semiHidden="0" w:uiPriority="72" w:unhideWhenUsed="0"/>
-    <w:lsdException w:name="Colorful Grid Accent 5" w:semiHidden="0" w:uiPriority="73" w:unhideWhenUsed="0"/>
-    <w:lsdException w:name="Light Shading Accent 6" w:semiHidden="0" w:uiPriority="60" w:unhideWhenUsed="0"/>
-    <w:lsdException w:name="Light List Accent 6" w:semiHidden="0" w:uiPriority="61" w:unhideWhenUsed="0"/>
-    <w:lsdException w:name="Light Grid Accent 6" w:semiHidden="0" w:uiPriority="62" w:unhideWhenUsed="0"/>
-    <w:lsdException w:name="Medium Shading 1 Accent 6" w:semiHidden="0" w:uiPriority="63" w:unhideWhenUsed="0"/>
-    <w:lsdException w:name="Medium Shading 2 Accent 6" w:semiHidden="0" w:uiPriority="64" w:unhideWhenUsed="0"/>
-    <w:lsdException w:name="Medium List 1 Accent 6" w:semiHidden="0" w:uiPriority="65" w:unhideWhenUsed="0"/>
-    <w:lsdException w:name="Medium List 2 Accent 6" w:semiHidden="0" w:uiPriority="66" w:unhideWhenUsed="0"/>
-    <w:lsdException w:name="Medium Grid 1 Accent 6" w:semiHidden="0" w:uiPriority="67" w:unhideWhenUsed="0"/>
-    <w:lsdException w:name="Medium Grid 2 Accent 6" w:semiHidden="0" w:uiPriority="68" w:unhideWhenUsed="0"/>
-    <w:lsdException w:name="Medium Grid 3 Accent 6" w:semiHidden="0" w:uiPriority="69" w:unhideWhenUsed="0"/>
-    <w:lsdException w:name="Dark List Accent 6" w:semiHidden="0" w:uiPriority="70" w:unhideWhenUsed="0"/>
-    <w:lsdException w:name="Colorful Shading Accent 6" w:semiHidden="0" w:uiPriority="71" w:unhideWhenUsed="0"/>
-    <w:lsdException w:name="Colorful List Accent 6" w:semiHidden="0" w:uiPriority="72" w:unhideWhenUsed="0"/>
-    <w:lsdException w:name="Colorful Grid Accent 6" w:semiHidden="0" w:uiPriority="73" w:unhideWhenUsed="0"/>
-    <w:lsdException w:name="Subtle Emphasis" w:semiHidden="0" w:uiPriority="19" w:unhideWhenUsed="0" w:qFormat="1"/>
-    <w:lsdException w:name="Intense Emphasis" w:semiHidden="0" w:uiPriority="21" w:unhideWhenUsed="0" w:qFormat="1"/>
-    <w:lsdException w:name="Subtle Reference" w:semiHidden="0" w:uiPriority="31" w:unhideWhenUsed="0" w:qFormat="1"/>
-    <w:lsdException w:name="Intense Reference" w:semiHidden="0" w:uiPriority="32" w:unhideWhenUsed="0" w:qFormat="1"/>
-    <w:lsdException w:name="Book Title" w:semiHidden="0" w:uiPriority="33" w:unhideWhenUsed="0" w:qFormat="1"/>
-    <w:lsdException w:name="Bibliography" w:uiPriority="37"/>
-    <w:lsdException w:name="TOC Heading" w:uiPriority="39" w:qFormat="1"/>
+  <w:latentStyles w:defLockedState="0" w:defUIPriority="99" w:defSemiHidden="0" w:defUnhideWhenUsed="0" w:defQFormat="0" w:count="371">
+    <w:lsdException w:name="Normal" w:uiPriority="0" w:qFormat="1"/>
+    <w:lsdException w:name="heading 1" w:uiPriority="9" w:qFormat="1"/>
+    <w:lsdException w:name="heading 2" w:semiHidden="1" w:uiPriority="9" w:unhideWhenUsed="1" w:qFormat="1"/>
+    <w:lsdException w:name="heading 3" w:semiHidden="1" w:uiPriority="9" w:unhideWhenUsed="1" w:qFormat="1"/>
+    <w:lsdException w:name="heading 4" w:semiHidden="1" w:uiPriority="9" w:unhideWhenUsed="1" w:qFormat="1"/>
+    <w:lsdException w:name="heading 5" w:semiHidden="1" w:uiPriority="9" w:unhideWhenUsed="1" w:qFormat="1"/>
+    <w:lsdException w:name="heading 6" w:semiHidden="1" w:uiPriority="9" w:unhideWhenUsed="1" w:qFormat="1"/>
+    <w:lsdException w:name="heading 7" w:semiHidden="1" w:uiPriority="9" w:unhideWhenUsed="1" w:qFormat="1"/>
+    <w:lsdException w:name="heading 8" w:semiHidden="1" w:uiPriority="9" w:unhideWhenUsed="1" w:qFormat="1"/>
+    <w:lsdException w:name="heading 9" w:semiHidden="1" w:uiPriority="9" w:unhideWhenUsed="1" w:qFormat="1"/>
+    <w:lsdException w:name="index 1" w:semiHidden="1" w:unhideWhenUsed="1"/>
+    <w:lsdException w:name="index 2" w:semiHidden="1" w:unhideWhenUsed="1"/>
+    <w:lsdException w:name="index 3" w:semiHidden="1" w:unhideWhenUsed="1"/>
+    <w:lsdException w:name="index 4" w:semiHidden="1" w:unhideWhenUsed="1"/>
+    <w:lsdException w:name="index 5" w:semiHidden="1" w:unhideWhenUsed="1"/>
+    <w:lsdException w:name="index 6" w:semiHidden="1" w:unhideWhenUsed="1"/>
+    <w:lsdException w:name="index 7" w:semiHidden="1" w:unhideWhenUsed="1"/>
+    <w:lsdException w:name="index 8" w:semiHidden="1" w:unhideWhenUsed="1"/>
+    <w:lsdException w:name="index 9" w:semiHidden="1" w:unhideWhenUsed="1"/>
+    <w:lsdException w:name="toc 1" w:semiHidden="1" w:uiPriority="39" w:unhideWhenUsed="1"/>
+    <w:lsdException w:name="toc 2" w:semiHidden="1" w:uiPriority="39" w:unhideWhenUsed="1"/>
+    <w:lsdException w:name="toc 3" w:semiHidden="1" w:uiPriority="39" w:unhideWhenUsed="1"/>
+    <w:lsdException w:name="toc 4" w:semiHidden="1" w:uiPriority="39" w:unhideWhenUsed="1"/>
+    <w:lsdException w:name="toc 5" w:semiHidden="1" w:uiPriority="39" w:unhideWhenUsed="1"/>
+    <w:lsdException w:name="toc 6" w:semiHidden="1" w:uiPriority="39" w:unhideWhenUsed="1"/>
+    <w:lsdException w:name="toc 7" w:semiHidden="1" w:uiPriority="39" w:unhideWhenUsed="1"/>
+    <w:lsdException w:name="toc 8" w:semiHidden="1" w:uiPriority="39" w:unhideWhenUsed="1"/>
+    <w:lsdException w:name="toc 9" w:semiHidden="1" w:uiPriority="39" w:unhideWhenUsed="1"/>
+    <w:lsdException w:name="Normal Indent" w:semiHidden="1" w:unhideWhenUsed="1"/>
+    <w:lsdException w:name="footnote text" w:semiHidden="1" w:unhideWhenUsed="1"/>
+    <w:lsdException w:name="annotation text" w:semiHidden="1" w:unhideWhenUsed="1"/>
+    <w:lsdException w:name="header" w:semiHidden="1" w:unhideWhenUsed="1"/>
+    <w:lsdException w:name="footer" w:semiHidden="1" w:unhideWhenUsed="1"/>
+    <w:lsdException w:name="index heading" w:semiHidden="1" w:unhideWhenUsed="1"/>
+    <w:lsdException w:name="caption" w:semiHidden="1" w:uiPriority="35" w:unhideWhenUsed="1" w:qFormat="1"/>
+    <w:lsdException w:name="table of figures" w:semiHidden="1" w:unhideWhenUsed="1"/>
+    <w:lsdException w:name="envelope address" w:semiHidden="1" w:unhideWhenUsed="1"/>
+    <w:lsdException w:name="envelope return" w:semiHidden="1" w:unhideWhenUsed="1"/>
+    <w:lsdException w:name="footnote reference" w:semiHidden="1" w:unhideWhenUsed="1"/>
+    <w:lsdException w:name="annotation reference" w:semiHidden="1" w:unhideWhenUsed="1"/>
+    <w:lsdException w:name="line number" w:semiHidden="1" w:unhideWhenUsed="1"/>
+    <w:lsdException w:name="page number" w:semiHidden="1" w:unhideWhenUsed="1"/>
+    <w:lsdException w:name="endnote reference" w:semiHidden="1" w:unhideWhenUsed="1"/>
+    <w:lsdException w:name="endnote text" w:semiHidden="1" w:unhideWhenUsed="1"/>
+    <w:lsdException w:name="table of authorities" w:semiHidden="1" w:unhideWhenUsed="1"/>
+    <w:lsdException w:name="macro" w:semiHidden="1" w:unhideWhenUsed="1"/>
+    <w:lsdException w:name="toa heading" w:semiHidden="1" w:unhideWhenUsed="1"/>
+    <w:lsdException w:name="List" w:semiHidden="1" w:unhideWhenUsed="1"/>
+    <w:lsdException w:name="List Bullet" w:semiHidden="1" w:unhideWhenUsed="1"/>
+    <w:lsdException w:name="List Number" w:semiHidden="1" w:unhideWhenUsed="1"/>
+    <w:lsdException w:name="List 2" w:semiHidden="1" w:unhideWhenUsed="1"/>
+    <w:lsdException w:name="List 3" w:semiHidden="1" w:unhideWhenUsed="1"/>
+    <w:lsdException w:name="List 4" w:semiHidden="1" w:unhideWhenUsed="1"/>
+    <w:lsdException w:name="List 5" w:semiHidden="1" w:unhideWhenUsed="1"/>
+    <w:lsdException w:name="List Bullet 2" w:semiHidden="1" w:unhideWhenUsed="1"/>
+    <w:lsdException w:name="List Bullet 3" w:semiHidden="1" w:unhideWhenUsed="1"/>
+    <w:lsdException w:name="List Bullet 4" w:semiHidden="1" w:unhideWhenUsed="1"/>
+    <w:lsdException w:name="List Bullet 5" w:semiHidden="1" w:unhideWhenUsed="1"/>
+    <w:lsdException w:name="List Number 2" w:semiHidden="1" w:unhideWhenUsed="1"/>
+    <w:lsdException w:name="List Number 3" w:semiHidden="1" w:unhideWhenUsed="1"/>
+    <w:lsdException w:name="List Number 4" w:semiHidden="1" w:unhideWhenUsed="1"/>
+    <w:lsdException w:name="List Number 5" w:semiHidden="1" w:unhideWhenUsed="1"/>
+    <w:lsdException w:name="Title" w:uiPriority="10" w:qFormat="1"/>
+    <w:lsdException w:name="Closing" w:semiHidden="1" w:unhideWhenUsed="1"/>
+    <w:lsdException w:name="Signature" w:semiHidden="1" w:unhideWhenUsed="1"/>
+    <w:lsdException w:name="Default Paragraph Font" w:semiHidden="1" w:uiPriority="1" w:unhideWhenUsed="1"/>
+    <w:lsdException w:name="Body Text" w:semiHidden="1" w:unhideWhenUsed="1"/>
+    <w:lsdException w:name="Body Text Indent" w:semiHidden="1" w:unhideWhenUsed="1"/>
+    <w:lsdException w:name="List Continue" w:semiHidden="1" w:unhideWhenUsed="1"/>
+    <w:lsdException w:name="List Continue 2" w:semiHidden="1" w:unhideWhenUsed="1"/>
+    <w:lsdException w:name="List Continue 3" w:semiHidden="1" w:unhideWhenUsed="1"/>
+    <w:lsdException w:name="List Continue 4" w:semiHidden="1" w:unhideWhenUsed="1"/>
+    <w:lsdException w:name="List Continue 5" w:semiHidden="1" w:unhideWhenUsed="1"/>
+    <w:lsdException w:name="Message Header" w:semiHidden="1" w:unhideWhenUsed="1"/>
+    <w:lsdException w:name="Subtitle" w:uiPriority="11" w:qFormat="1"/>
+    <w:lsdException w:name="Salutation" w:semiHidden="1" w:unhideWhenUsed="1"/>
+    <w:lsdException w:name="Date" w:semiHidden="1" w:unhideWhenUsed="1"/>
+    <w:lsdException w:name="Body Text First Indent" w:semiHidden="1" w:unhideWhenUsed="1"/>
+    <w:lsdException w:name="Body Text First Indent 2" w:semiHidden="1" w:unhideWhenUsed="1"/>
+    <w:lsdException w:name="Note Heading" w:semiHidden="1" w:unhideWhenUsed="1"/>
+    <w:lsdException w:name="Body Text 2" w:semiHidden="1" w:unhideWhenUsed="1"/>
+    <w:lsdException w:name="Body Text 3" w:semiHidden="1" w:unhideWhenUsed="1"/>
+    <w:lsdException w:name="Body Text Indent 2" w:semiHidden="1" w:unhideWhenUsed="1"/>
+    <w:lsdException w:name="Body Text Indent 3" w:semiHidden="1" w:unhideWhenUsed="1"/>
+    <w:lsdException w:name="Block Text" w:semiHidden="1" w:unhideWhenUsed="1"/>
+    <w:lsdException w:name="Hyperlink" w:semiHidden="1" w:unhideWhenUsed="1"/>
+    <w:lsdException w:name="FollowedHyperlink" w:semiHidden="1" w:unhideWhenUsed="1"/>
+    <w:lsdException w:name="Strong" w:uiPriority="22" w:qFormat="1"/>
+    <w:lsdException w:name="Emphasis" w:uiPriority="20" w:qFormat="1"/>
+    <w:lsdException w:name="Document Map" w:semiHidden="1" w:unhideWhenUsed="1"/>
+    <w:lsdException w:name="Plain Text" w:semiHidden="1" w:unhideWhenUsed="1"/>
+    <w:lsdException w:name="E-mail Signature" w:semiHidden="1" w:unhideWhenUsed="1"/>
+    <w:lsdException w:name="HTML Top of Form" w:semiHidden="1" w:unhideWhenUsed="1"/>
+    <w:lsdException w:name="HTML Bottom of Form" w:semiHidden="1" w:unhideWhenUsed="1"/>
+    <w:lsdException w:name="Normal (Web)" w:semiHidden="1" w:unhideWhenUsed="1"/>
+    <w:lsdException w:name="HTML Acronym" w:semiHidden="1" w:unhideWhenUsed="1"/>
+    <w:lsdException w:name="HTML Address" w:semiHidden="1" w:unhideWhenUsed="1"/>
+    <w:lsdException w:name="HTML Cite" w:semiHidden="1" w:unhideWhenUsed="1"/>
+    <w:lsdException w:name="HTML Code" w:semiHidden="1" w:unhideWhenUsed="1"/>
+    <w:lsdException w:name="HTML Definition" w:semiHidden="1" w:unhideWhenUsed="1"/>
+    <w:lsdException w:name="HTML Keyboard" w:semiHidden="1" w:unhideWhenUsed="1"/>
+    <w:lsdException w:name="HTML Preformatted" w:semiHidden="1" w:unhideWhenUsed="1"/>
+    <w:lsdException w:name="HTML Sample" w:semiHidden="1" w:unhideWhenUsed="1"/>
+    <w:lsdException w:name="HTML Typewriter" w:semiHidden="1" w:unhideWhenUsed="1"/>
+    <w:lsdException w:name="HTML Variable" w:semiHidden="1" w:unhideWhenUsed="1"/>
+    <w:lsdException w:name="Normal Table" w:semiHidden="1" w:unhideWhenUsed="1"/>
+    <w:lsdException w:name="annotation subject" w:semiHidden="1" w:unhideWhenUsed="1"/>
+    <w:lsdException w:name="No List" w:semiHidden="1" w:unhideWhenUsed="1"/>
+    <w:lsdException w:name="Outline List 1" w:semiHidden="1" w:unhideWhenUsed="1"/>
+    <w:lsdException w:name="Outline List 2" w:semiHidden="1" w:unhideWhenUsed="1"/>
+    <w:lsdException w:name="Outline List 3" w:semiHidden="1" w:unhideWhenUsed="1"/>
+    <w:lsdException w:name="Table Simple 1" w:semiHidden="1" w:unhideWhenUsed="1"/>
+    <w:lsdException w:name="Table Simple 2" w:semiHidden="1" w:unhideWhenUsed="1"/>
+    <w:lsdException w:name="Table Simple 3" w:semiHidden="1" w:unhideWhenUsed="1"/>
+    <w:lsdException w:name="Table Classic 1" w:semiHidden="1" w:unhideWhenUsed="1"/>
+    <w:lsdException w:name="Table Classic 2" w:semiHidden="1" w:unhideWhenUsed="1"/>
+    <w:lsdException w:name="Table Classic 3" w:semiHidden="1" w:unhideWhenUsed="1"/>
+    <w:lsdException w:name="Table Classic 4" w:semiHidden="1" w:unhideWhenUsed="1"/>
+    <w:lsdException w:name="Table Colorful 1" w:semiHidden="1" w:unhideWhenUsed="1"/>
+    <w:lsdException w:name="Table Colorful 2" w:semiHidden="1" w:unhideWhenUsed="1"/>
+    <w:lsdException w:name="Table Colorful 3" w:semiHidden="1" w:unhideWhenUsed="1"/>
+    <w:lsdException w:name="Table Columns 1" w:semiHidden="1" w:unhideWhenUsed="1"/>
+    <w:lsdException w:name="Table Columns 2" w:semiHidden="1" w:unhideWhenUsed="1"/>
+    <w:lsdException w:name="Table Columns 3" w:semiHidden="1" w:unhideWhenUsed="1"/>
+    <w:lsdException w:name="Table Columns 4" w:semiHidden="1" w:unhideWhenUsed="1"/>
+    <w:lsdException w:name="Table Columns 5" w:semiHidden="1" w:unhideWhenUsed="1"/>
+    <w:lsdException w:name="Table Grid 1" w:semiHidden="1" w:unhideWhenUsed="1"/>
+    <w:lsdException w:name="Table Grid 2" w:semiHidden="1" w:unhideWhenUsed="1"/>
+    <w:lsdException w:name="Table Grid 3" w:semiHidden="1" w:unhideWhenUsed="1"/>
+    <w:lsdException w:name="Table Grid 4" w:semiHidden="1" w:unhideWhenUsed="1"/>
+    <w:lsdException w:name="Table Grid 5" w:semiHidden="1" w:unhideWhenUsed="1"/>
+    <w:lsdException w:name="Table Grid 6" w:semiHidden="1" w:unhideWhenUsed="1"/>
+    <w:lsdException w:name="Table Grid 7" w:semiHidden="1" w:unhideWhenUsed="1"/>
+    <w:lsdException w:name="Table Grid 8" w:semiHidden="1" w:unhideWhenUsed="1"/>
+    <w:lsdException w:name="Table List 1" w:semiHidden="1" w:unhideWhenUsed="1"/>
+    <w:lsdException w:name="Table List 2" w:semiHidden="1" w:unhideWhenUsed="1"/>
+    <w:lsdException w:name="Table List 3" w:semiHidden="1" w:unhideWhenUsed="1"/>
+    <w:lsdException w:name="Table List 4" w:semiHidden="1" w:unhideWhenUsed="1"/>
+    <w:lsdException w:name="Table List 5" w:semiHidden="1" w:unhideWhenUsed="1"/>
+    <w:lsdException w:name="Table List 6" w:semiHidden="1" w:unhideWhenUsed="1"/>
+    <w:lsdException w:name="Table List 7" w:semiHidden="1" w:unhideWhenUsed="1"/>
+    <w:lsdException w:name="Table List 8" w:semiHidden="1" w:unhideWhenUsed="1"/>
+    <w:lsdException w:name="Table 3D effects 1" w:semiHidden="1" w:unhideWhenUsed="1"/>
+    <w:lsdException w:name="Table 3D effects 2" w:semiHidden="1" w:unhideWhenUsed="1"/>
+    <w:lsdException w:name="Table 3D effects 3" w:semiHidden="1" w:unhideWhenUsed="1"/>
+    <w:lsdException w:name="Table Contemporary" w:semiHidden="1" w:unhideWhenUsed="1"/>
+    <w:lsdException w:name="Table Elegant" w:semiHidden="1" w:unhideWhenUsed="1"/>
+    <w:lsdException w:name="Table Professional" w:semiHidden="1" w:unhideWhenUsed="1"/>
+    <w:lsdException w:name="Table Subtle 1" w:semiHidden="1" w:unhideWhenUsed="1"/>
+    <w:lsdException w:name="Table Subtle 2" w:semiHidden="1" w:unhideWhenUsed="1"/>
+    <w:lsdException w:name="Table Web 1" w:semiHidden="1" w:unhideWhenUsed="1"/>
+    <w:lsdException w:name="Table Web 2" w:semiHidden="1" w:unhideWhenUsed="1"/>
+    <w:lsdException w:name="Table Web 3" w:semiHidden="1" w:unhideWhenUsed="1"/>
+    <w:lsdException w:name="Balloon Text" w:semiHidden="1" w:unhideWhenUsed="1"/>
+    <w:lsdException w:name="Table Grid" w:uiPriority="59"/>
+    <w:lsdException w:name="Table Theme" w:semiHidden="1" w:unhideWhenUsed="1"/>
+    <w:lsdException w:name="Placeholder Text" w:semiHidden="1"/>
+    <w:lsdException w:name="No Spacing" w:uiPriority="1" w:qFormat="1"/>
+    <w:lsdException w:name="Light Shading" w:uiPriority="60"/>
+    <w:lsdException w:name="Light List" w:uiPriority="61"/>
+    <w:lsdException w:name="Light Grid" w:uiPriority="62"/>
+    <w:lsdException w:name="Medium Shading 1" w:uiPriority="63"/>
+    <w:lsdException w:name="Medium Shading 2" w:uiPriority="64"/>
+    <w:lsdException w:name="Medium List 1" w:uiPriority="65"/>
+    <w:lsdException w:name="Medium List 2" w:uiPriority="66"/>
+    <w:lsdException w:name="Medium Grid 1" w:uiPriority="67"/>
+    <w:lsdException w:name="Medium Grid 2" w:uiPriority="68"/>
+    <w:lsdException w:name="Medium Grid 3" w:uiPriority="69"/>
+    <w:lsdException w:name="Dark List" w:uiPriority="70"/>
+    <w:lsdException w:name="Colorful Shading" w:uiPriority="71"/>
+    <w:lsdException w:name="Colorful List" w:uiPriority="72"/>
+    <w:lsdException w:name="Colorful Grid" w:uiPriority="73"/>
+    <w:lsdException w:name="Light Shading Accent 1" w:uiPriority="60"/>
+    <w:lsdException w:name="Light List Accent 1" w:uiPriority="61"/>
+    <w:lsdException w:name="Light Grid Accent 1" w:uiPriority="62"/>
+    <w:lsdException w:name="Medium Shading 1 Accent 1" w:uiPriority="63"/>
+    <w:lsdException w:name="Medium Shading 2 Accent 1" w:uiPriority="64"/>
+    <w:lsdException w:name="Medium List 1 Accent 1" w:uiPriority="65"/>
+    <w:lsdException w:name="Revision" w:semiHidden="1"/>
+    <w:lsdException w:name="List Paragraph" w:uiPriority="34" w:qFormat="1"/>
+    <w:lsdException w:name="Quote" w:uiPriority="29" w:qFormat="1"/>
+    <w:lsdException w:name="Intense Quote" w:uiPriority="30" w:qFormat="1"/>
+    <w:lsdException w:name="Medium List 2 Accent 1" w:uiPriority="66"/>
+    <w:lsdException w:name="Medium Grid 1 Accent 1" w:uiPriority="67"/>
+    <w:lsdException w:name="Medium Grid 2 Accent 1" w:uiPriority="68"/>
+    <w:lsdException w:name="Medium Grid 3 Accent 1" w:uiPriority="69"/>
+    <w:lsdException w:name="Dark List Accent 1" w:uiPriority="70"/>
+    <w:lsdException w:name="Colorful Shading Accent 1" w:uiPriority="71"/>
+    <w:lsdException w:name="Colorful List Accent 1" w:uiPriority="72"/>
+    <w:lsdException w:name="Colorful Grid Accent 1" w:uiPriority="73"/>
+    <w:lsdException w:name="Light Shading Accent 2" w:uiPriority="60"/>
+    <w:lsdException w:name="Light List Accent 2" w:uiPriority="61"/>
+    <w:lsdException w:name="Light Grid Accent 2" w:uiPriority="62"/>
+    <w:lsdException w:name="Medium Shading 1 Accent 2" w:uiPriority="63"/>
+    <w:lsdException w:name="Medium Shading 2 Accent 2" w:uiPriority="64"/>
+    <w:lsdException w:name="Medium List 1 Accent 2" w:uiPriority="65"/>
+    <w:lsdException w:name="Medium List 2 Accent 2" w:uiPriority="66"/>
+    <w:lsdException w:name="Medium Grid 1 Accent 2" w:uiPriority="67"/>
+    <w:lsdException w:name="Medium Grid 2 Accent 2" w:uiPriority="68"/>
+    <w:lsdException w:name="Medium Grid 3 Accent 2" w:uiPriority="69"/>
+    <w:lsdException w:name="Dark List Accent 2" w:uiPriority="70"/>
+    <w:lsdException w:name="Colorful Shading Accent 2" w:uiPriority="71"/>
+    <w:lsdException w:name="Colorful List Accent 2" w:uiPriority="72"/>
+    <w:lsdException w:name="Colorful Grid Accent 2" w:uiPriority="73"/>
+    <w:lsdException w:name="Light Shading Accent 3" w:uiPriority="60"/>
+    <w:lsdException w:name="Light List Accent 3" w:uiPriority="61"/>
+    <w:lsdException w:name="Light Grid Accent 3" w:uiPriority="62"/>
+    <w:lsdException w:name="Medium Shading 1 Accent 3" w:uiPriority="63"/>
+    <w:lsdException w:name="Medium Shading 2 Accent 3" w:uiPriority="64"/>
+    <w:lsdException w:name="Medium List 1 Accent 3" w:uiPriority="65"/>
+    <w:lsdException w:name="Medium List 2 Accent 3" w:uiPriority="66"/>
+    <w:lsdException w:name="Medium Grid 1 Accent 3" w:uiPriority="67"/>
+    <w:lsdException w:name="Medium Grid 2 Accent 3" w:uiPriority="68"/>
+    <w:lsdException w:name="Medium Grid 3 Accent 3" w:uiPriority="69"/>
+    <w:lsdException w:name="Dark List Accent 3" w:uiPriority="70"/>
+    <w:lsdException w:name="Colorful Shading Accent 3" w:uiPriority="71"/>
+    <w:lsdException w:name="Colorful List Accent 3" w:uiPriority="72"/>
+    <w:lsdException w:name="Colorful Grid Accent 3" w:uiPriority="73"/>
+    <w:lsdException w:name="Light Shading Accent 4" w:uiPriority="60"/>
+    <w:lsdException w:name="Light List Accent 4" w:uiPriority="61"/>
+    <w:lsdException w:name="Light Grid Accent 4" w:uiPriority="62"/>
+    <w:lsdException w:name="Medium Shading 1 Accent 4" w:uiPriority="63"/>
+    <w:lsdException w:name="Medium Shading 2 Accent 4" w:uiPriority="64"/>
+    <w:lsdException w:name="Medium List 1 Accent 4" w:uiPriority="65"/>
+    <w:lsdException w:name="Medium List 2 Accent 4" w:uiPriority="66"/>
+    <w:lsdException w:name="Medium Grid 1 Accent 4" w:uiPriority="67"/>
+    <w:lsdException w:name="Medium Grid 2 Accent 4" w:uiPriority="68"/>
+    <w:lsdException w:name="Medium Grid 3 Accent 4" w:uiPriority="69"/>
+    <w:lsdException w:name="Dark List Accent 4" w:uiPriority="70"/>
+    <w:lsdException w:name="Colorful Shading Accent 4" w:uiPriority="71"/>
+    <w:lsdException w:name="Colorful List Accent 4" w:uiPriority="72"/>
+    <w:lsdException w:name="Colorful Grid Accent 4" w:uiPriority="73"/>
+    <w:lsdException w:name="Light Shading Accent 5" w:uiPriority="60"/>
+    <w:lsdException w:name="Light List Accent 5" w:uiPriority="61"/>
+    <w:lsdException w:name="Light Grid Accent 5" w:uiPriority="62"/>
+    <w:lsdException w:name="Medium Shading 1 Accent 5" w:uiPriority="63"/>
+    <w:lsdException w:name="Medium Shading 2 Accent 5" w:uiPriority="64"/>
+    <w:lsdException w:name="Medium List 1 Accent 5" w:uiPriority="65"/>
+    <w:lsdException w:name="Medium List 2 Accent 5" w:uiPriority="66"/>
+    <w:lsdException w:name="Medium Grid 1 Accent 5" w:uiPriority="67"/>
+    <w:lsdException w:name="Medium Grid 2 Accent 5" w:uiPriority="68"/>
+    <w:lsdException w:name="Medium Grid 3 Accent 5" w:uiPriority="69"/>
+    <w:lsdException w:name="Dark List Accent 5" w:uiPriority="70"/>
+    <w:lsdException w:name="Colorful Shading Accent 5" w:uiPriority="71"/>
+    <w:lsdException w:name="Colorful List Accent 5" w:uiPriority="72"/>
+    <w:lsdException w:name="Colorful Grid Accent 5" w:uiPriority="73"/>
+    <w:lsdException w:name="Light Shading Accent 6" w:uiPriority="60"/>
+    <w:lsdException w:name="Light List Accent 6" w:uiPriority="61"/>
+    <w:lsdException w:name="Light Grid Accent 6" w:uiPriority="62"/>
+    <w:lsdException w:name="Medium Shading 1 Accent 6" w:uiPriority="63"/>
+    <w:lsdException w:name="Medium Shading 2 Accent 6" w:uiPriority="64"/>
+    <w:lsdException w:name="Medium List 1 Accent 6" w:uiPriority="65"/>
+    <w:lsdException w:name="Medium List 2 Accent 6" w:uiPriority="66"/>
+    <w:lsdException w:name="Medium Grid 1 Accent 6" w:uiPriority="67"/>
+    <w:lsdException w:name="Medium Grid 2 Accent 6" w:uiPriority="68"/>
+    <w:lsdException w:name="Medium Grid 3 Accent 6" w:uiPriority="69"/>
+    <w:lsdException w:name="Dark List Accent 6" w:uiPriority="70"/>
+    <w:lsdException w:name="Colorful Shading Accent 6" w:uiPriority="71"/>
+    <w:lsdException w:name="Colorful List Accent 6" w:uiPriority="72"/>
+    <w:lsdException w:name="Colorful Grid Accent 6" w:uiPriority="73"/>
+    <w:lsdException w:name="Subtle Emphasis" w:uiPriority="19" w:qFormat="1"/>
+    <w:lsdException w:name="Intense Emphasis" w:uiPriority="21" w:qFormat="1"/>
+    <w:lsdException w:name="Subtle Reference" w:uiPriority="31" w:qFormat="1"/>
+    <w:lsdException w:name="Intense Reference" w:uiPriority="32" w:qFormat="1"/>
+    <w:lsdException w:name="Book Title" w:uiPriority="33" w:qFormat="1"/>
+    <w:lsdException w:name="Bibliography" w:semiHidden="1" w:uiPriority="37" w:unhideWhenUsed="1"/>
+    <w:lsdException w:name="TOC Heading" w:semiHidden="1" w:uiPriority="39" w:unhideWhenUsed="1" w:qFormat="1"/>
+    <w:lsdException w:name="Plain Table 1" w:uiPriority="41"/>
+    <w:lsdException w:name="Plain Table 2" w:uiPriority="42"/>
+    <w:lsdException w:name="Plain Table 3" w:uiPriority="43"/>
+    <w:lsdException w:name="Plain Table 4" w:uiPriority="44"/>
+    <w:lsdException w:name="Plain Table 5" w:uiPriority="45"/>
+    <w:lsdException w:name="Grid Table Light" w:uiPriority="40"/>
+    <w:lsdException w:name="Grid Table 1 Light" w:uiPriority="46"/>
+    <w:lsdException w:name="Grid Table 2" w:uiPriority="47"/>
+    <w:lsdException w:name="Grid Table 3" w:uiPriority="48"/>
+    <w:lsdException w:name="Grid Table 4" w:uiPriority="49"/>
+    <w:lsdException w:name="Grid Table 5 Dark" w:uiPriority="50"/>
+    <w:lsdException w:name="Grid Table 6 Colorful" w:uiPriority="51"/>
+    <w:lsdException w:name="Grid Table 7 Colorful" w:uiPriority="52"/>
+    <w:lsdException w:name="Grid Table 1 Light Accent 1" w:uiPriority="46"/>
+    <w:lsdException w:name="Grid Table 2 Accent 1" w:uiPriority="47"/>
+    <w:lsdException w:name="Grid Table 3 Accent 1" w:uiPriority="48"/>
+    <w:lsdException w:name="Grid Table 4 Accent 1" w:uiPriority="49"/>
+    <w:lsdException w:name="Grid Table 5 Dark Accent 1" w:uiPriority="50"/>
+    <w:lsdException w:name="Grid Table 6 Colorful Accent 1" w:uiPriority="51"/>
+    <w:lsdException w:name="Grid Table 7 Colorful Accent 1" w:uiPriority="52"/>
+    <w:lsdException w:name="Grid Table 1 Light Accent 2" w:uiPriority="46"/>
+    <w:lsdException w:name="Grid Table 2 Accent 2" w:uiPriority="47"/>
+    <w:lsdException w:name="Grid Table 3 Accent 2" w:uiPriority="48"/>
+    <w:lsdException w:name="Grid Table 4 Accent 2" w:uiPriority="49"/>
+    <w:lsdException w:name="Grid Table 5 Dark Accent 2" w:uiPriority="50"/>
+    <w:lsdException w:name="Grid Table 6 Colorful Accent 2" w:uiPriority="51"/>
+    <w:lsdException w:name="Grid Table 7 Colorful Accent 2" w:uiPriority="52"/>
+    <w:lsdException w:name="Grid Table 1 Light Accent 3" w:uiPriority="46"/>
+    <w:lsdException w:name="Grid Table 2 Accent 3" w:uiPriority="47"/>
+    <w:lsdException w:name="Grid Table 3 Accent 3" w:uiPriority="48"/>
+    <w:lsdException w:name="Grid Table 4 Accent 3" w:uiPriority="49"/>
+    <w:lsdException w:name="Grid Table 5 Dark Accent 3" w:uiPriority="50"/>
+    <w:lsdException w:name="Grid Table 6 Colorful Accent 3" w:uiPriority="51"/>
+    <w:lsdException w:name="Grid Table 7 Colorful Accent 3" w:uiPriority="52"/>
+    <w:lsdException w:name="Grid Table 1 Light Accent 4" w:uiPriority="46"/>
+    <w:lsdException w:name="Grid Table 2 Accent 4" w:uiPriority="47"/>
+    <w:lsdException w:name="Grid Table 3 Accent 4" w:uiPriority="48"/>
+    <w:lsdException w:name="Grid Table 4 Accent 4" w:uiPriority="49"/>
+    <w:lsdException w:name="Grid Table 5 Dark Accent 4" w:uiPriority="50"/>
+    <w:lsdException w:name="Grid Table 6 Colorful Accent 4" w:uiPriority="51"/>
+    <w:lsdException w:name="Grid Table 7 Colorful Accent 4" w:uiPriority="52"/>
+    <w:lsdException w:name="Grid Table 1 Light Accent 5" w:uiPriority="46"/>
+    <w:lsdException w:name="Grid Table 2 Accent 5" w:uiPriority="47"/>
+    <w:lsdException w:name="Grid Table 3 Accent 5" w:uiPriority="48"/>
+    <w:lsdException w:name="Grid Table 4 Accent 5" w:uiPriority="49"/>
+    <w:lsdException w:name="Grid Table 5 Dark Accent 5" w:uiPriority="50"/>
+    <w:lsdException w:name="Grid Table 6 Colorful Accent 5" w:uiPriority="51"/>
+    <w:lsdException w:name="Grid Table 7 Colorful Accent 5" w:uiPriority="52"/>
+    <w:lsdException w:name="Grid Table 1 Light Accent 6" w:uiPriority="46"/>
+    <w:lsdException w:name="Grid Table 2 Accent 6" w:uiPriority="47"/>
+    <w:lsdException w:name="Grid Table 3 Accent 6" w:uiPriority="48"/>
+    <w:lsdException w:name="Grid Table 4 Accent 6" w:uiPriority="49"/>
+    <w:lsdException w:name="Grid Table 5 Dark Accent 6" w:uiPriority="50"/>
+    <w:lsdException w:name="Grid Table 6 Colorful Accent 6" w:uiPriority="51"/>
+    <w:lsdException w:name="Grid Table 7 Colorful Accent 6" w:uiPriority="52"/>
+    <w:lsdException w:name="List Table 1 Light" w:uiPriority="46"/>
+    <w:lsdException w:name="List Table 2" w:uiPriority="47"/>
+    <w:lsdException w:name="List Table 3" w:uiPriority="48"/>
+    <w:lsdException w:name="List Table 4" w:uiPriority="49"/>
+    <w:lsdException w:name="List Table 5 Dark" w:uiPriority="50"/>
+    <w:lsdException w:name="List Table 6 Colorful" w:uiPriority="51"/>
+    <w:lsdException w:name="List Table 7 Colorful" w:uiPriority="52"/>
+    <w:lsdException w:name="List Table 1 Light Accent 1" w:uiPriority="46"/>
+    <w:lsdException w:name="List Table 2 Accent 1" w:uiPriority="47"/>
+    <w:lsdException w:name="List Table 3 Accent 1" w:uiPriority="48"/>
+    <w:lsdException w:name="List Table 4 Accent 1" w:uiPriority="49"/>
+    <w:lsdException w:name="List Table 5 Dark Accent 1" w:uiPriority="50"/>
+    <w:lsdException w:name="List Table 6 Colorful Accent 1" w:uiPriority="51"/>
+    <w:lsdException w:name="List Table 7 Colorful Accent 1" w:uiPriority="52"/>
+    <w:lsdException w:name="List Table 1 Light Accent 2" w:uiPriority="46"/>
+    <w:lsdException w:name="List Table 2 Accent 2" w:uiPriority="47"/>
+    <w:lsdException w:name="List Table 3 Accent 2" w:uiPriority="48"/>
+    <w:lsdException w:name="List Table 4 Accent 2" w:uiPriority="49"/>
+    <w:lsdException w:name="List Table 5 Dark Accent 2" w:uiPriority="50"/>
+    <w:lsdException w:name="List Table 6 Colorful Accent 2" w:uiPriority="51"/>
+    <w:lsdException w:name="List Table 7 Colorful Accent 2" w:uiPriority="52"/>
+    <w:lsdException w:name="List Table 1 Light Accent 3" w:uiPriority="46"/>
+    <w:lsdException w:name="List Table 2 Accent 3" w:uiPriority="47"/>
+    <w:lsdException w:name="List Table 3 Accent 3" w:uiPriority="48"/>
+    <w:lsdException w:name="List Table 4 Accent 3" w:uiPriority="49"/>
+    <w:lsdException w:name="List Table 5 Dark Accent 3" w:uiPriority="50"/>
+    <w:lsdException w:name="List Table 6 Colorful Accent 3" w:uiPriority="51"/>
+    <w:lsdException w:name="List Table 7 Colorful Accent 3" w:uiPriority="52"/>
+    <w:lsdException w:name="List Table 1 Light Accent 4" w:uiPriority="46"/>
+    <w:lsdException w:name="List Table 2 Accent 4" w:uiPriority="47"/>
+    <w:lsdException w:name="List Table 3 Accent 4" w:uiPriority="48"/>
+    <w:lsdException w:name="List Table 4 Accent 4" w:uiPriority="49"/>
+    <w:lsdException w:name="List Table 5 Dark Accent 4" w:uiPriority="50"/>
+    <w:lsdException w:name="List Table 6 Colorful Accent 4" w:uiPriority="51"/>
+    <w:lsdException w:name="List Table 7 Colorful Accent 4" w:uiPriority="52"/>
+    <w:lsdException w:name="List Table 1 Light Accent 5" w:uiPriority="46"/>
+    <w:lsdException w:name="List Table 2 Accent 5" w:uiPriority="47"/>
+    <w:lsdException w:name="List Table 3 Accent 5" w:uiPriority="48"/>
+    <w:lsdException w:name="List Table 4 Accent 5" w:uiPriority="49"/>
+    <w:lsdException w:name="List Table 5 Dark Accent 5" w:uiPriority="50"/>
+    <w:lsdException w:name="List Table 6 Colorful Accent 5" w:uiPriority="51"/>
+    <w:lsdException w:name="List Table 7 Colorful Accent 5" w:uiPriority="52"/>
+    <w:lsdException w:name="List Table 1 Light Accent 6" w:uiPriority="46"/>
+    <w:lsdException w:name="List Table 2 Accent 6" w:uiPriority="47"/>
+    <w:lsdException w:name="List Table 3 Accent 6" w:uiPriority="48"/>
+    <w:lsdException w:name="List Table 4 Accent 6" w:uiPriority="49"/>
+    <w:lsdException w:name="List Table 5 Dark Accent 6" w:uiPriority="50"/>
+    <w:lsdException w:name="List Table 6 Colorful Accent 6" w:uiPriority="51"/>
+    <w:lsdException w:name="List Table 7 Colorful Accent 6" w:uiPriority="52"/>
   </w:latentStyles>
   <w:style w:type="paragraph" w:default="1" w:styleId="Normal">
     <w:name w:val="Normal"/>
